--- a/2027spring/ACCT2101_Spring2027 Course Schedule.docx
+++ b/2027spring/ACCT2101_Spring2027 Course Schedule.docx
@@ -161,7 +161,7 @@
                 <w:b/>
                 <w:highlight w:val="yellow"/>
               </w:rPr>
-              <w:t>Wednesday, January 20 (11:59 PM)</w:t>
+              <w:t>Sunday, January 24 (11:59 PM)</w:t>
             </w:r>
             <w:r>
               <w:rPr>
@@ -214,7 +214,7 @@
                 <w:b/>
                 <w:highlight w:val="yellow"/>
               </w:rPr>
-              <w:t>Wednesday, January 27 (11:59 PM)</w:t>
+              <w:t>Sunday, February 7 (11:59 PM)</w:t>
             </w:r>
             <w:r>
               <w:rPr>
@@ -267,7 +267,7 @@
                 <w:b/>
                 <w:highlight w:val="yellow"/>
               </w:rPr>
-              <w:t>Tuesday, February 2</w:t>
+              <w:t>Wednesday, February 10</w:t>
             </w:r>
             <w:r>
               <w:rPr>
@@ -315,7 +315,7 @@
                 <w:b/>
                 <w:highlight w:val="yellow"/>
               </w:rPr>
-              <w:t>Wednesday, February 10 (11:59 PM)</w:t>
+              <w:t>Sunday, February 28 (11:59 PM)</w:t>
             </w:r>
             <w:r>
               <w:rPr>
@@ -368,7 +368,7 @@
                 <w:b/>
                 <w:highlight w:val="yellow"/>
               </w:rPr>
-              <w:t>Wednesday, February 17 (11:59 PM)</w:t>
+              <w:t>Sunday, March 7 (11:59 PM)</w:t>
             </w:r>
             <w:r>
               <w:rPr>
@@ -421,7 +421,7 @@
                 <w:b/>
                 <w:highlight w:val="yellow"/>
               </w:rPr>
-              <w:t>Tuesday, February 23</w:t>
+              <w:t>Wednesday, March 10</w:t>
             </w:r>
             <w:r>
               <w:rPr>
@@ -469,7 +469,7 @@
                 <w:b/>
                 <w:highlight w:val="yellow"/>
               </w:rPr>
-              <w:t>Wednesday, March 3 (11:59 PM)</w:t>
+              <w:t>Sunday, March 21 (11:59 PM)</w:t>
             </w:r>
             <w:r>
               <w:rPr>
@@ -522,7 +522,7 @@
                 <w:b/>
                 <w:highlight w:val="yellow"/>
               </w:rPr>
-              <w:t>Wednesday, March 10 (11:59 PM)</w:t>
+              <w:t>Sunday, March 28 (11:59 PM)</w:t>
             </w:r>
             <w:r>
               <w:rPr>
@@ -575,7 +575,7 @@
                 <w:b/>
                 <w:highlight w:val="yellow"/>
               </w:rPr>
-              <w:t>Wednesday, March 17 (11:59 PM)</w:t>
+              <w:t>Sunday, April 4 (11:59 PM)</w:t>
             </w:r>
             <w:r>
               <w:rPr>
@@ -628,7 +628,7 @@
                 <w:b/>
                 <w:highlight w:val="yellow"/>
               </w:rPr>
-              <w:t>Wednesday, March 24 (11:59 PM)</w:t>
+              <w:t>Sunday, April 11 (11:59 PM)</w:t>
             </w:r>
             <w:r>
               <w:rPr>
@@ -681,7 +681,7 @@
                 <w:b/>
                 <w:highlight w:val="yellow"/>
               </w:rPr>
-              <w:t>Tuesday, March 30</w:t>
+              <w:t>Wednesday, April 14</w:t>
             </w:r>
             <w:r>
               <w:rPr>
@@ -729,7 +729,7 @@
                 <w:b/>
                 <w:highlight w:val="yellow"/>
               </w:rPr>
-              <w:t>Wednesday, April 14 (11:59 PM)</w:t>
+              <w:t>Sunday, April 25 (11:59 PM)</w:t>
             </w:r>
             <w:r>
               <w:rPr>
@@ -782,7 +782,7 @@
                 <w:b/>
                 <w:highlight w:val="yellow"/>
               </w:rPr>
-              <w:t>Wednesday, April 21 (11:59 PM)</w:t>
+              <w:t>Sunday, April 25 (11:59 PM)</w:t>
             </w:r>
             <w:r>
               <w:rPr>
@@ -835,7 +835,7 @@
                 <w:b/>
                 <w:highlight w:val="yellow"/>
               </w:rPr>
-              <w:t>Wednesday, April 28 (11:59 PM)</w:t>
+              <w:t>Monday, May 3 (11:59 PM)</w:t>
             </w:r>
             <w:r>
               <w:rPr>
@@ -888,7 +888,7 @@
                 <w:b/>
                 <w:highlight w:val="yellow"/>
               </w:rPr>
-              <w:t>Friday, April 30 (11:59 PM)</w:t>
+              <w:t>Monday, May 3 (11:59 PM)</w:t>
             </w:r>
             <w:r>
               <w:rPr>
@@ -1018,7 +1018,7 @@
     </w:p>
     <w:p>
       <w:r>
-        <w:t>Martin Luther King Jr. Day (no classes) January 18; Spring Pause (no classes) March 11–March 12; Spring Break (no classes) April 5–April 9</w:t>
+        <w:t>Martin Luther King Jr. Day (no classes) January 18; Spring Pause (no classes — does not affect M/W) March 11–March 12; Spring Break (no classes) April 5–April 9</w:t>
       </w:r>
     </w:p>
     <w:p>
@@ -1026,6 +1026,1978 @@
         <w:t>Late submissions receive a 50% penalty on regular chapter assignments, but late submissions are NOT allowed for the Ch 9, 11, 12, and 13 graded assignments.</w:t>
       </w:r>
     </w:p>
+    <w:p/>
+    <w:p>
+      <w:r>
+        <w:rPr>
+          <w:b/>
+          <w:color w:val="1A3A5C"/>
+          <w:sz w:val="24"/>
+        </w:rPr>
+        <w:t>REQUIRED IN-PERSON MEETINGS</w:t>
+      </w:r>
+    </w:p>
+    <w:p>
+      <w:r>
+        <w:rPr>
+          <w:b/>
+        </w:rPr>
+        <w:t xml:space="preserve">This course is Partially at a Distance — primarily online, with required in-person exams. </w:t>
+      </w:r>
+      <w:r>
+        <w:t>Meeting pattern: Monday / Wednesday · Time: time TBD · Location: room assigned by the Registrar. All other sessions are completed online.</w:t>
+      </w:r>
+    </w:p>
+    <w:tbl>
+      <w:tblPr>
+        <w:tblStyle w:val="LightGrid-Accent1"/>
+        <w:tblW w:type="auto" w:w="0"/>
+        <w:tblLook w:firstColumn="1" w:firstRow="1" w:lastColumn="0" w:lastRow="0" w:noHBand="0" w:noVBand="1" w:val="04A0"/>
+      </w:tblPr>
+      <w:tblGrid>
+        <w:gridCol w:w="4320"/>
+        <w:gridCol w:w="4320"/>
+      </w:tblGrid>
+      <w:tr>
+        <w:tc>
+          <w:tcPr>
+            <w:tcW w:type="dxa" w:w="4320"/>
+          </w:tcPr>
+          <w:p>
+            <w:r>
+              <w:rPr>
+                <w:b/>
+                <w:highlight w:val="yellow"/>
+              </w:rPr>
+              <w:t>Wednesday, January 13, 2027</w:t>
+            </w:r>
+            <w:r>
+              <w:rPr>
+                <w:i/>
+                <w:sz w:val="16"/>
+              </w:rPr>
+              <w:t xml:space="preserve"> (proposed)</w:t>
+            </w:r>
+          </w:p>
+        </w:tc>
+        <w:tc>
+          <w:tcPr>
+            <w:tcW w:type="dxa" w:w="4320"/>
+          </w:tcPr>
+          <w:p>
+            <w:r>
+              <w:rPr>
+                <w:b/>
+              </w:rPr>
+              <w:t>First day of class — orientation</w:t>
+            </w:r>
+          </w:p>
+        </w:tc>
+      </w:tr>
+      <w:tr>
+        <w:tc>
+          <w:tcPr>
+            <w:tcW w:type="dxa" w:w="4320"/>
+          </w:tcPr>
+          <w:p>
+            <w:r>
+              <w:rPr>
+                <w:b/>
+                <w:highlight w:val="yellow"/>
+              </w:rPr>
+              <w:t>Wednesday, February 10, 2027</w:t>
+            </w:r>
+            <w:r>
+              <w:rPr>
+                <w:i/>
+                <w:sz w:val="16"/>
+              </w:rPr>
+              <w:t xml:space="preserve"> (proposed)</w:t>
+            </w:r>
+          </w:p>
+        </w:tc>
+        <w:tc>
+          <w:tcPr>
+            <w:tcW w:type="dxa" w:w="4320"/>
+          </w:tcPr>
+          <w:p>
+            <w:r>
+              <w:rPr>
+                <w:b/>
+              </w:rPr>
+              <w:t>1st Exam — Ch 1 &amp; 2 (+ Ch1-2 Practice Test due)</w:t>
+            </w:r>
+          </w:p>
+        </w:tc>
+      </w:tr>
+      <w:tr>
+        <w:tc>
+          <w:tcPr>
+            <w:tcW w:type="dxa" w:w="4320"/>
+          </w:tcPr>
+          <w:p>
+            <w:r>
+              <w:rPr>
+                <w:b/>
+                <w:highlight w:val="yellow"/>
+              </w:rPr>
+              <w:t>Wednesday, March 10, 2027</w:t>
+            </w:r>
+            <w:r>
+              <w:rPr>
+                <w:i/>
+                <w:sz w:val="16"/>
+              </w:rPr>
+              <w:t xml:space="preserve"> (proposed)</w:t>
+            </w:r>
+          </w:p>
+        </w:tc>
+        <w:tc>
+          <w:tcPr>
+            <w:tcW w:type="dxa" w:w="4320"/>
+          </w:tcPr>
+          <w:p>
+            <w:r>
+              <w:rPr>
+                <w:b/>
+              </w:rPr>
+              <w:t>2nd Exam — Chapters 3 &amp; 4</w:t>
+            </w:r>
+          </w:p>
+        </w:tc>
+      </w:tr>
+      <w:tr>
+        <w:tc>
+          <w:tcPr>
+            <w:tcW w:type="dxa" w:w="4320"/>
+          </w:tcPr>
+          <w:p>
+            <w:r>
+              <w:rPr>
+                <w:b/>
+                <w:highlight w:val="yellow"/>
+              </w:rPr>
+              <w:t>Wednesday, April 14, 2027</w:t>
+            </w:r>
+            <w:r>
+              <w:rPr>
+                <w:i/>
+                <w:sz w:val="16"/>
+              </w:rPr>
+              <w:t xml:space="preserve"> (proposed)</w:t>
+            </w:r>
+          </w:p>
+        </w:tc>
+        <w:tc>
+          <w:tcPr>
+            <w:tcW w:type="dxa" w:w="4320"/>
+          </w:tcPr>
+          <w:p>
+            <w:r>
+              <w:rPr>
+                <w:b/>
+              </w:rPr>
+              <w:t>3rd Exam — Chapters 5, 6, 7 &amp; 8</w:t>
+            </w:r>
+          </w:p>
+        </w:tc>
+      </w:tr>
+      <w:tr>
+        <w:tc>
+          <w:tcPr>
+            <w:tcW w:type="dxa" w:w="4320"/>
+          </w:tcPr>
+          <w:p>
+            <w:r>
+              <w:rPr>
+                <w:b/>
+                <w:highlight w:val="yellow"/>
+              </w:rPr>
+              <w:t>Wednesday, May 5, 2027</w:t>
+            </w:r>
+            <w:r>
+              <w:rPr>
+                <w:i/>
+                <w:sz w:val="16"/>
+              </w:rPr>
+              <w:t xml:space="preserve"> (proposed)</w:t>
+            </w:r>
+          </w:p>
+        </w:tc>
+        <w:tc>
+          <w:tcPr>
+            <w:tcW w:type="dxa" w:w="4320"/>
+          </w:tcPr>
+          <w:p>
+            <w:r>
+              <w:rPr>
+                <w:b/>
+              </w:rPr>
+              <w:t>Comprehensive Final Exam — Ch. 1–9, 11, 12 &amp; 13</w:t>
+            </w:r>
+          </w:p>
+        </w:tc>
+      </w:tr>
+    </w:tbl>
+    <w:p/>
+    <w:p>
+      <w:r>
+        <w:rPr>
+          <w:b/>
+          <w:color w:val="1A3A5C"/>
+          <w:sz w:val="24"/>
+        </w:rPr>
+        <w:t>SESSION-BY-SESSION SCHEDULE</w:t>
+      </w:r>
+    </w:p>
+    <w:tbl>
+      <w:tblPr>
+        <w:tblStyle w:val="LightGrid-Accent1"/>
+        <w:tblW w:type="auto" w:w="0"/>
+        <w:tblLook w:firstColumn="1" w:firstRow="1" w:lastColumn="0" w:lastRow="0" w:noHBand="0" w:noVBand="1" w:val="04A0"/>
+      </w:tblPr>
+      <w:tblGrid>
+        <w:gridCol w:w="2160"/>
+        <w:gridCol w:w="2160"/>
+        <w:gridCol w:w="2160"/>
+        <w:gridCol w:w="2160"/>
+      </w:tblGrid>
+      <w:tr>
+        <w:tc>
+          <w:tcPr>
+            <w:tcW w:type="dxa" w:w="2160"/>
+          </w:tcPr>
+          <w:p>
+            <w:r>
+              <w:t>#</w:t>
+            </w:r>
+          </w:p>
+        </w:tc>
+        <w:tc>
+          <w:tcPr>
+            <w:tcW w:type="dxa" w:w="2160"/>
+          </w:tcPr>
+          <w:p>
+            <w:r>
+              <w:t>Date</w:t>
+            </w:r>
+          </w:p>
+        </w:tc>
+        <w:tc>
+          <w:tcPr>
+            <w:tcW w:type="dxa" w:w="2160"/>
+          </w:tcPr>
+          <w:p>
+            <w:r>
+              <w:t>Major Topics</w:t>
+            </w:r>
+          </w:p>
+        </w:tc>
+        <w:tc>
+          <w:tcPr>
+            <w:tcW w:type="dxa" w:w="2160"/>
+          </w:tcPr>
+          <w:p>
+            <w:r>
+              <w:t>Mode</w:t>
+            </w:r>
+          </w:p>
+        </w:tc>
+      </w:tr>
+      <w:tr>
+        <w:tc>
+          <w:tcPr>
+            <w:tcW w:type="dxa" w:w="2160"/>
+          </w:tcPr>
+          <w:p>
+            <w:r>
+              <w:t>1</w:t>
+            </w:r>
+          </w:p>
+        </w:tc>
+        <w:tc>
+          <w:tcPr>
+            <w:tcW w:type="dxa" w:w="2160"/>
+          </w:tcPr>
+          <w:p>
+            <w:r>
+              <w:rPr>
+                <w:b/>
+                <w:highlight w:val="yellow"/>
+              </w:rPr>
+              <w:t>Wednesday, January 13</w:t>
+            </w:r>
+            <w:r>
+              <w:rPr>
+                <w:i/>
+                <w:sz w:val="16"/>
+              </w:rPr>
+              <w:t xml:space="preserve"> (proposed)</w:t>
+            </w:r>
+          </w:p>
+        </w:tc>
+        <w:tc>
+          <w:tcPr>
+            <w:tcW w:type="dxa" w:w="2160"/>
+          </w:tcPr>
+          <w:p>
+            <w:r>
+              <w:rPr>
+                <w:b/>
+              </w:rPr>
+              <w:t>Course Orientation &amp; Syllabus; Ch. 1 — Accounting and the Business Environment</w:t>
+            </w:r>
+          </w:p>
+        </w:tc>
+        <w:tc>
+          <w:tcPr>
+            <w:tcW w:type="dxa" w:w="2160"/>
+          </w:tcPr>
+          <w:p>
+            <w:r>
+              <w:rPr>
+                <w:b/>
+              </w:rPr>
+              <w:t>IN PERSON</w:t>
+            </w:r>
+          </w:p>
+        </w:tc>
+      </w:tr>
+      <w:tr>
+        <w:tc>
+          <w:tcPr>
+            <w:tcW w:type="dxa" w:w="2160"/>
+          </w:tcPr>
+          <w:p>
+            <w:r>
+              <w:t>—</w:t>
+            </w:r>
+          </w:p>
+        </w:tc>
+        <w:tc>
+          <w:tcPr>
+            <w:tcW w:type="dxa" w:w="2160"/>
+          </w:tcPr>
+          <w:p>
+            <w:r>
+              <w:t>Monday, January 18</w:t>
+            </w:r>
+          </w:p>
+        </w:tc>
+        <w:tc>
+          <w:tcPr>
+            <w:tcW w:type="dxa" w:w="2160"/>
+          </w:tcPr>
+          <w:p>
+            <w:r>
+              <w:t>Martin Luther King Jr. Day — no classes</w:t>
+            </w:r>
+          </w:p>
+        </w:tc>
+        <w:tc>
+          <w:tcPr>
+            <w:tcW w:type="dxa" w:w="2160"/>
+          </w:tcPr>
+          <w:p>
+            <w:r>
+              <w:t>No class</w:t>
+            </w:r>
+          </w:p>
+        </w:tc>
+      </w:tr>
+      <w:tr>
+        <w:tc>
+          <w:tcPr>
+            <w:tcW w:type="dxa" w:w="2160"/>
+          </w:tcPr>
+          <w:p>
+            <w:r>
+              <w:t>2</w:t>
+            </w:r>
+          </w:p>
+        </w:tc>
+        <w:tc>
+          <w:tcPr>
+            <w:tcW w:type="dxa" w:w="2160"/>
+          </w:tcPr>
+          <w:p>
+            <w:r>
+              <w:rPr>
+                <w:b/>
+                <w:highlight w:val="yellow"/>
+              </w:rPr>
+              <w:t>Wednesday, January 20</w:t>
+            </w:r>
+            <w:r>
+              <w:rPr>
+                <w:i/>
+                <w:sz w:val="16"/>
+              </w:rPr>
+              <w:t xml:space="preserve"> (proposed)</w:t>
+            </w:r>
+          </w:p>
+        </w:tc>
+        <w:tc>
+          <w:tcPr>
+            <w:tcW w:type="dxa" w:w="2160"/>
+          </w:tcPr>
+          <w:p>
+            <w:r>
+              <w:t>Ch. 1 — Accounting and the Business Environment</w:t>
+            </w:r>
+          </w:p>
+        </w:tc>
+        <w:tc>
+          <w:tcPr>
+            <w:tcW w:type="dxa" w:w="2160"/>
+          </w:tcPr>
+          <w:p>
+            <w:r>
+              <w:t>Online</w:t>
+            </w:r>
+          </w:p>
+        </w:tc>
+      </w:tr>
+      <w:tr>
+        <w:tc>
+          <w:tcPr>
+            <w:tcW w:type="dxa" w:w="2160"/>
+          </w:tcPr>
+          <w:p>
+            <w:r>
+              <w:t>3</w:t>
+            </w:r>
+          </w:p>
+        </w:tc>
+        <w:tc>
+          <w:tcPr>
+            <w:tcW w:type="dxa" w:w="2160"/>
+          </w:tcPr>
+          <w:p>
+            <w:r>
+              <w:rPr>
+                <w:b/>
+                <w:highlight w:val="yellow"/>
+              </w:rPr>
+              <w:t>Monday, January 25</w:t>
+            </w:r>
+            <w:r>
+              <w:rPr>
+                <w:i/>
+                <w:sz w:val="16"/>
+              </w:rPr>
+              <w:t xml:space="preserve"> (proposed)</w:t>
+            </w:r>
+          </w:p>
+        </w:tc>
+        <w:tc>
+          <w:tcPr>
+            <w:tcW w:type="dxa" w:w="2160"/>
+          </w:tcPr>
+          <w:p>
+            <w:r>
+              <w:t>Ch. 1 — Accounting and the Business Environment</w:t>
+            </w:r>
+          </w:p>
+        </w:tc>
+        <w:tc>
+          <w:tcPr>
+            <w:tcW w:type="dxa" w:w="2160"/>
+          </w:tcPr>
+          <w:p>
+            <w:r>
+              <w:t>Online</w:t>
+            </w:r>
+          </w:p>
+        </w:tc>
+      </w:tr>
+      <w:tr>
+        <w:tc>
+          <w:tcPr>
+            <w:tcW w:type="dxa" w:w="2160"/>
+          </w:tcPr>
+          <w:p>
+            <w:r>
+              <w:t>4</w:t>
+            </w:r>
+          </w:p>
+        </w:tc>
+        <w:tc>
+          <w:tcPr>
+            <w:tcW w:type="dxa" w:w="2160"/>
+          </w:tcPr>
+          <w:p>
+            <w:r>
+              <w:rPr>
+                <w:b/>
+                <w:highlight w:val="yellow"/>
+              </w:rPr>
+              <w:t>Wednesday, January 27</w:t>
+            </w:r>
+            <w:r>
+              <w:rPr>
+                <w:i/>
+                <w:sz w:val="16"/>
+              </w:rPr>
+              <w:t xml:space="preserve"> (proposed)</w:t>
+            </w:r>
+          </w:p>
+        </w:tc>
+        <w:tc>
+          <w:tcPr>
+            <w:tcW w:type="dxa" w:w="2160"/>
+          </w:tcPr>
+          <w:p>
+            <w:r>
+              <w:t>Ch. 2 — Recording Business Transactions</w:t>
+            </w:r>
+          </w:p>
+        </w:tc>
+        <w:tc>
+          <w:tcPr>
+            <w:tcW w:type="dxa" w:w="2160"/>
+          </w:tcPr>
+          <w:p>
+            <w:r>
+              <w:t>Online</w:t>
+            </w:r>
+          </w:p>
+        </w:tc>
+      </w:tr>
+      <w:tr>
+        <w:tc>
+          <w:tcPr>
+            <w:tcW w:type="dxa" w:w="2160"/>
+          </w:tcPr>
+          <w:p>
+            <w:r>
+              <w:t>5</w:t>
+            </w:r>
+          </w:p>
+        </w:tc>
+        <w:tc>
+          <w:tcPr>
+            <w:tcW w:type="dxa" w:w="2160"/>
+          </w:tcPr>
+          <w:p>
+            <w:r>
+              <w:rPr>
+                <w:b/>
+                <w:highlight w:val="yellow"/>
+              </w:rPr>
+              <w:t>Monday, February 1</w:t>
+            </w:r>
+            <w:r>
+              <w:rPr>
+                <w:i/>
+                <w:sz w:val="16"/>
+              </w:rPr>
+              <w:t xml:space="preserve"> (proposed)</w:t>
+            </w:r>
+          </w:p>
+        </w:tc>
+        <w:tc>
+          <w:tcPr>
+            <w:tcW w:type="dxa" w:w="2160"/>
+          </w:tcPr>
+          <w:p>
+            <w:r>
+              <w:t>Ch. 2 — Recording Business Transactions</w:t>
+            </w:r>
+          </w:p>
+        </w:tc>
+        <w:tc>
+          <w:tcPr>
+            <w:tcW w:type="dxa" w:w="2160"/>
+          </w:tcPr>
+          <w:p>
+            <w:r>
+              <w:t>Online</w:t>
+            </w:r>
+          </w:p>
+        </w:tc>
+      </w:tr>
+      <w:tr>
+        <w:tc>
+          <w:tcPr>
+            <w:tcW w:type="dxa" w:w="2160"/>
+          </w:tcPr>
+          <w:p>
+            <w:r>
+              <w:t>6</w:t>
+            </w:r>
+          </w:p>
+        </w:tc>
+        <w:tc>
+          <w:tcPr>
+            <w:tcW w:type="dxa" w:w="2160"/>
+          </w:tcPr>
+          <w:p>
+            <w:r>
+              <w:rPr>
+                <w:b/>
+                <w:highlight w:val="yellow"/>
+              </w:rPr>
+              <w:t>Wednesday, February 3</w:t>
+            </w:r>
+            <w:r>
+              <w:rPr>
+                <w:i/>
+                <w:sz w:val="16"/>
+              </w:rPr>
+              <w:t xml:space="preserve"> (proposed)</w:t>
+            </w:r>
+          </w:p>
+        </w:tc>
+        <w:tc>
+          <w:tcPr>
+            <w:tcW w:type="dxa" w:w="2160"/>
+          </w:tcPr>
+          <w:p>
+            <w:r>
+              <w:t>Ch. 2 — Recording Business Transactions</w:t>
+            </w:r>
+          </w:p>
+        </w:tc>
+        <w:tc>
+          <w:tcPr>
+            <w:tcW w:type="dxa" w:w="2160"/>
+          </w:tcPr>
+          <w:p>
+            <w:r>
+              <w:t>Online</w:t>
+            </w:r>
+          </w:p>
+        </w:tc>
+      </w:tr>
+      <w:tr>
+        <w:tc>
+          <w:tcPr>
+            <w:tcW w:type="dxa" w:w="2160"/>
+          </w:tcPr>
+          <w:p>
+            <w:r>
+              <w:t>7</w:t>
+            </w:r>
+          </w:p>
+        </w:tc>
+        <w:tc>
+          <w:tcPr>
+            <w:tcW w:type="dxa" w:w="2160"/>
+          </w:tcPr>
+          <w:p>
+            <w:r>
+              <w:rPr>
+                <w:b/>
+                <w:highlight w:val="yellow"/>
+              </w:rPr>
+              <w:t>Monday, February 8</w:t>
+            </w:r>
+            <w:r>
+              <w:rPr>
+                <w:i/>
+                <w:sz w:val="16"/>
+              </w:rPr>
+              <w:t xml:space="preserve"> (proposed)</w:t>
+            </w:r>
+          </w:p>
+        </w:tc>
+        <w:tc>
+          <w:tcPr>
+            <w:tcW w:type="dxa" w:w="2160"/>
+          </w:tcPr>
+          <w:p>
+            <w:r>
+              <w:t>Ch. 1 &amp; 2 Review (Ch1-2 Practice Test)</w:t>
+            </w:r>
+          </w:p>
+        </w:tc>
+        <w:tc>
+          <w:tcPr>
+            <w:tcW w:type="dxa" w:w="2160"/>
+          </w:tcPr>
+          <w:p>
+            <w:r>
+              <w:t>Online</w:t>
+            </w:r>
+          </w:p>
+        </w:tc>
+      </w:tr>
+      <w:tr>
+        <w:tc>
+          <w:tcPr>
+            <w:tcW w:type="dxa" w:w="2160"/>
+          </w:tcPr>
+          <w:p>
+            <w:r>
+              <w:t>8</w:t>
+            </w:r>
+          </w:p>
+        </w:tc>
+        <w:tc>
+          <w:tcPr>
+            <w:tcW w:type="dxa" w:w="2160"/>
+          </w:tcPr>
+          <w:p>
+            <w:r>
+              <w:rPr>
+                <w:b/>
+                <w:highlight w:val="yellow"/>
+              </w:rPr>
+              <w:t>Wednesday, February 10</w:t>
+            </w:r>
+            <w:r>
+              <w:rPr>
+                <w:i/>
+                <w:sz w:val="16"/>
+              </w:rPr>
+              <w:t xml:space="preserve"> (proposed)</w:t>
+            </w:r>
+          </w:p>
+        </w:tc>
+        <w:tc>
+          <w:tcPr>
+            <w:tcW w:type="dxa" w:w="2160"/>
+          </w:tcPr>
+          <w:p>
+            <w:r>
+              <w:rPr>
+                <w:b/>
+              </w:rPr>
+              <w:t>1st Exam: Ch. 1 &amp; 2</w:t>
+            </w:r>
+          </w:p>
+        </w:tc>
+        <w:tc>
+          <w:tcPr>
+            <w:tcW w:type="dxa" w:w="2160"/>
+          </w:tcPr>
+          <w:p>
+            <w:r>
+              <w:rPr>
+                <w:b/>
+              </w:rPr>
+              <w:t>IN PERSON — EXAM</w:t>
+            </w:r>
+          </w:p>
+        </w:tc>
+      </w:tr>
+      <w:tr>
+        <w:tc>
+          <w:tcPr>
+            <w:tcW w:type="dxa" w:w="2160"/>
+          </w:tcPr>
+          <w:p>
+            <w:r>
+              <w:t>9</w:t>
+            </w:r>
+          </w:p>
+        </w:tc>
+        <w:tc>
+          <w:tcPr>
+            <w:tcW w:type="dxa" w:w="2160"/>
+          </w:tcPr>
+          <w:p>
+            <w:r>
+              <w:rPr>
+                <w:b/>
+                <w:highlight w:val="yellow"/>
+              </w:rPr>
+              <w:t>Monday, February 15</w:t>
+            </w:r>
+            <w:r>
+              <w:rPr>
+                <w:i/>
+                <w:sz w:val="16"/>
+              </w:rPr>
+              <w:t xml:space="preserve"> (proposed)</w:t>
+            </w:r>
+          </w:p>
+        </w:tc>
+        <w:tc>
+          <w:tcPr>
+            <w:tcW w:type="dxa" w:w="2160"/>
+          </w:tcPr>
+          <w:p>
+            <w:r>
+              <w:t>Ch. 3 — The Adjusting Process</w:t>
+            </w:r>
+          </w:p>
+        </w:tc>
+        <w:tc>
+          <w:tcPr>
+            <w:tcW w:type="dxa" w:w="2160"/>
+          </w:tcPr>
+          <w:p>
+            <w:r>
+              <w:t>Online</w:t>
+            </w:r>
+          </w:p>
+        </w:tc>
+      </w:tr>
+      <w:tr>
+        <w:tc>
+          <w:tcPr>
+            <w:tcW w:type="dxa" w:w="2160"/>
+          </w:tcPr>
+          <w:p>
+            <w:r>
+              <w:t>10</w:t>
+            </w:r>
+          </w:p>
+        </w:tc>
+        <w:tc>
+          <w:tcPr>
+            <w:tcW w:type="dxa" w:w="2160"/>
+          </w:tcPr>
+          <w:p>
+            <w:r>
+              <w:rPr>
+                <w:b/>
+                <w:highlight w:val="yellow"/>
+              </w:rPr>
+              <w:t>Wednesday, February 17</w:t>
+            </w:r>
+            <w:r>
+              <w:rPr>
+                <w:i/>
+                <w:sz w:val="16"/>
+              </w:rPr>
+              <w:t xml:space="preserve"> (proposed)</w:t>
+            </w:r>
+          </w:p>
+        </w:tc>
+        <w:tc>
+          <w:tcPr>
+            <w:tcW w:type="dxa" w:w="2160"/>
+          </w:tcPr>
+          <w:p>
+            <w:r>
+              <w:t>Ch. 3 — The Adjusting Process</w:t>
+            </w:r>
+          </w:p>
+        </w:tc>
+        <w:tc>
+          <w:tcPr>
+            <w:tcW w:type="dxa" w:w="2160"/>
+          </w:tcPr>
+          <w:p>
+            <w:r>
+              <w:t>Online</w:t>
+            </w:r>
+          </w:p>
+        </w:tc>
+      </w:tr>
+      <w:tr>
+        <w:tc>
+          <w:tcPr>
+            <w:tcW w:type="dxa" w:w="2160"/>
+          </w:tcPr>
+          <w:p>
+            <w:r>
+              <w:t>11</w:t>
+            </w:r>
+          </w:p>
+        </w:tc>
+        <w:tc>
+          <w:tcPr>
+            <w:tcW w:type="dxa" w:w="2160"/>
+          </w:tcPr>
+          <w:p>
+            <w:r>
+              <w:rPr>
+                <w:b/>
+                <w:highlight w:val="yellow"/>
+              </w:rPr>
+              <w:t>Monday, February 22</w:t>
+            </w:r>
+            <w:r>
+              <w:rPr>
+                <w:i/>
+                <w:sz w:val="16"/>
+              </w:rPr>
+              <w:t xml:space="preserve"> (proposed)</w:t>
+            </w:r>
+          </w:p>
+        </w:tc>
+        <w:tc>
+          <w:tcPr>
+            <w:tcW w:type="dxa" w:w="2160"/>
+          </w:tcPr>
+          <w:p>
+            <w:r>
+              <w:t>Ch. 3 — The Adjusting Process</w:t>
+            </w:r>
+          </w:p>
+        </w:tc>
+        <w:tc>
+          <w:tcPr>
+            <w:tcW w:type="dxa" w:w="2160"/>
+          </w:tcPr>
+          <w:p>
+            <w:r>
+              <w:t>Online</w:t>
+            </w:r>
+          </w:p>
+        </w:tc>
+      </w:tr>
+      <w:tr>
+        <w:tc>
+          <w:tcPr>
+            <w:tcW w:type="dxa" w:w="2160"/>
+          </w:tcPr>
+          <w:p>
+            <w:r>
+              <w:t>12</w:t>
+            </w:r>
+          </w:p>
+        </w:tc>
+        <w:tc>
+          <w:tcPr>
+            <w:tcW w:type="dxa" w:w="2160"/>
+          </w:tcPr>
+          <w:p>
+            <w:r>
+              <w:rPr>
+                <w:b/>
+                <w:highlight w:val="yellow"/>
+              </w:rPr>
+              <w:t>Wednesday, February 24</w:t>
+            </w:r>
+            <w:r>
+              <w:rPr>
+                <w:i/>
+                <w:sz w:val="16"/>
+              </w:rPr>
+              <w:t xml:space="preserve"> (proposed)</w:t>
+            </w:r>
+          </w:p>
+        </w:tc>
+        <w:tc>
+          <w:tcPr>
+            <w:tcW w:type="dxa" w:w="2160"/>
+          </w:tcPr>
+          <w:p>
+            <w:r>
+              <w:t>Ch. 4 — Completing the Accounting Cycle</w:t>
+            </w:r>
+          </w:p>
+        </w:tc>
+        <w:tc>
+          <w:tcPr>
+            <w:tcW w:type="dxa" w:w="2160"/>
+          </w:tcPr>
+          <w:p>
+            <w:r>
+              <w:t>Online</w:t>
+            </w:r>
+          </w:p>
+        </w:tc>
+      </w:tr>
+      <w:tr>
+        <w:tc>
+          <w:tcPr>
+            <w:tcW w:type="dxa" w:w="2160"/>
+          </w:tcPr>
+          <w:p>
+            <w:r>
+              <w:t>13</w:t>
+            </w:r>
+          </w:p>
+        </w:tc>
+        <w:tc>
+          <w:tcPr>
+            <w:tcW w:type="dxa" w:w="2160"/>
+          </w:tcPr>
+          <w:p>
+            <w:r>
+              <w:rPr>
+                <w:b/>
+                <w:highlight w:val="yellow"/>
+              </w:rPr>
+              <w:t>Monday, March 1</w:t>
+            </w:r>
+            <w:r>
+              <w:rPr>
+                <w:i/>
+                <w:sz w:val="16"/>
+              </w:rPr>
+              <w:t xml:space="preserve"> (proposed)</w:t>
+            </w:r>
+          </w:p>
+        </w:tc>
+        <w:tc>
+          <w:tcPr>
+            <w:tcW w:type="dxa" w:w="2160"/>
+          </w:tcPr>
+          <w:p>
+            <w:r>
+              <w:t>Ch. 4 — Completing the Accounting Cycle</w:t>
+            </w:r>
+          </w:p>
+        </w:tc>
+        <w:tc>
+          <w:tcPr>
+            <w:tcW w:type="dxa" w:w="2160"/>
+          </w:tcPr>
+          <w:p>
+            <w:r>
+              <w:t>Online</w:t>
+            </w:r>
+          </w:p>
+        </w:tc>
+      </w:tr>
+      <w:tr>
+        <w:tc>
+          <w:tcPr>
+            <w:tcW w:type="dxa" w:w="2160"/>
+          </w:tcPr>
+          <w:p>
+            <w:r>
+              <w:t>14</w:t>
+            </w:r>
+          </w:p>
+        </w:tc>
+        <w:tc>
+          <w:tcPr>
+            <w:tcW w:type="dxa" w:w="2160"/>
+          </w:tcPr>
+          <w:p>
+            <w:r>
+              <w:rPr>
+                <w:b/>
+                <w:highlight w:val="yellow"/>
+              </w:rPr>
+              <w:t>Wednesday, March 3</w:t>
+            </w:r>
+            <w:r>
+              <w:rPr>
+                <w:i/>
+                <w:sz w:val="16"/>
+              </w:rPr>
+              <w:t xml:space="preserve"> (proposed)</w:t>
+            </w:r>
+          </w:p>
+        </w:tc>
+        <w:tc>
+          <w:tcPr>
+            <w:tcW w:type="dxa" w:w="2160"/>
+          </w:tcPr>
+          <w:p>
+            <w:r>
+              <w:t>Ch. 4 — Completing the Accounting Cycle</w:t>
+            </w:r>
+          </w:p>
+        </w:tc>
+        <w:tc>
+          <w:tcPr>
+            <w:tcW w:type="dxa" w:w="2160"/>
+          </w:tcPr>
+          <w:p>
+            <w:r>
+              <w:t>Online</w:t>
+            </w:r>
+          </w:p>
+        </w:tc>
+      </w:tr>
+      <w:tr>
+        <w:tc>
+          <w:tcPr>
+            <w:tcW w:type="dxa" w:w="2160"/>
+          </w:tcPr>
+          <w:p>
+            <w:r>
+              <w:t>15</w:t>
+            </w:r>
+          </w:p>
+        </w:tc>
+        <w:tc>
+          <w:tcPr>
+            <w:tcW w:type="dxa" w:w="2160"/>
+          </w:tcPr>
+          <w:p>
+            <w:r>
+              <w:rPr>
+                <w:b/>
+                <w:highlight w:val="yellow"/>
+              </w:rPr>
+              <w:t>Monday, March 8</w:t>
+            </w:r>
+            <w:r>
+              <w:rPr>
+                <w:i/>
+                <w:sz w:val="16"/>
+              </w:rPr>
+              <w:t xml:space="preserve"> (proposed)</w:t>
+            </w:r>
+          </w:p>
+        </w:tc>
+        <w:tc>
+          <w:tcPr>
+            <w:tcW w:type="dxa" w:w="2160"/>
+          </w:tcPr>
+          <w:p>
+            <w:r>
+              <w:t>Ch. 3 &amp; 4 Review</w:t>
+            </w:r>
+          </w:p>
+        </w:tc>
+        <w:tc>
+          <w:tcPr>
+            <w:tcW w:type="dxa" w:w="2160"/>
+          </w:tcPr>
+          <w:p>
+            <w:r>
+              <w:t>Online</w:t>
+            </w:r>
+          </w:p>
+        </w:tc>
+      </w:tr>
+      <w:tr>
+        <w:tc>
+          <w:tcPr>
+            <w:tcW w:type="dxa" w:w="2160"/>
+          </w:tcPr>
+          <w:p>
+            <w:r>
+              <w:t>16</w:t>
+            </w:r>
+          </w:p>
+        </w:tc>
+        <w:tc>
+          <w:tcPr>
+            <w:tcW w:type="dxa" w:w="2160"/>
+          </w:tcPr>
+          <w:p>
+            <w:r>
+              <w:rPr>
+                <w:b/>
+                <w:highlight w:val="yellow"/>
+              </w:rPr>
+              <w:t>Wednesday, March 10</w:t>
+            </w:r>
+            <w:r>
+              <w:rPr>
+                <w:i/>
+                <w:sz w:val="16"/>
+              </w:rPr>
+              <w:t xml:space="preserve"> (proposed)</w:t>
+            </w:r>
+          </w:p>
+        </w:tc>
+        <w:tc>
+          <w:tcPr>
+            <w:tcW w:type="dxa" w:w="2160"/>
+          </w:tcPr>
+          <w:p>
+            <w:r>
+              <w:rPr>
+                <w:b/>
+              </w:rPr>
+              <w:t>2nd Exam: Ch. 3 &amp; 4</w:t>
+            </w:r>
+          </w:p>
+        </w:tc>
+        <w:tc>
+          <w:tcPr>
+            <w:tcW w:type="dxa" w:w="2160"/>
+          </w:tcPr>
+          <w:p>
+            <w:r>
+              <w:rPr>
+                <w:b/>
+              </w:rPr>
+              <w:t>IN PERSON — EXAM</w:t>
+            </w:r>
+          </w:p>
+        </w:tc>
+      </w:tr>
+      <w:tr>
+        <w:tc>
+          <w:tcPr>
+            <w:tcW w:type="dxa" w:w="2160"/>
+          </w:tcPr>
+          <w:p>
+            <w:r>
+              <w:t>17</w:t>
+            </w:r>
+          </w:p>
+        </w:tc>
+        <w:tc>
+          <w:tcPr>
+            <w:tcW w:type="dxa" w:w="2160"/>
+          </w:tcPr>
+          <w:p>
+            <w:r>
+              <w:rPr>
+                <w:b/>
+                <w:highlight w:val="yellow"/>
+              </w:rPr>
+              <w:t>Monday, March 15</w:t>
+            </w:r>
+            <w:r>
+              <w:rPr>
+                <w:i/>
+                <w:sz w:val="16"/>
+              </w:rPr>
+              <w:t xml:space="preserve"> (proposed)</w:t>
+            </w:r>
+          </w:p>
+        </w:tc>
+        <w:tc>
+          <w:tcPr>
+            <w:tcW w:type="dxa" w:w="2160"/>
+          </w:tcPr>
+          <w:p>
+            <w:r>
+              <w:t>Ch. 5 — Merchandising Operations</w:t>
+            </w:r>
+          </w:p>
+        </w:tc>
+        <w:tc>
+          <w:tcPr>
+            <w:tcW w:type="dxa" w:w="2160"/>
+          </w:tcPr>
+          <w:p>
+            <w:r>
+              <w:t>Online</w:t>
+            </w:r>
+          </w:p>
+        </w:tc>
+      </w:tr>
+      <w:tr>
+        <w:tc>
+          <w:tcPr>
+            <w:tcW w:type="dxa" w:w="2160"/>
+          </w:tcPr>
+          <w:p>
+            <w:r>
+              <w:t>18</w:t>
+            </w:r>
+          </w:p>
+        </w:tc>
+        <w:tc>
+          <w:tcPr>
+            <w:tcW w:type="dxa" w:w="2160"/>
+          </w:tcPr>
+          <w:p>
+            <w:r>
+              <w:rPr>
+                <w:b/>
+                <w:highlight w:val="yellow"/>
+              </w:rPr>
+              <w:t>Wednesday, March 17</w:t>
+            </w:r>
+            <w:r>
+              <w:rPr>
+                <w:i/>
+                <w:sz w:val="16"/>
+              </w:rPr>
+              <w:t xml:space="preserve"> (proposed)</w:t>
+            </w:r>
+          </w:p>
+        </w:tc>
+        <w:tc>
+          <w:tcPr>
+            <w:tcW w:type="dxa" w:w="2160"/>
+          </w:tcPr>
+          <w:p>
+            <w:r>
+              <w:t>Ch. 5 — Merchandising Operations</w:t>
+            </w:r>
+          </w:p>
+        </w:tc>
+        <w:tc>
+          <w:tcPr>
+            <w:tcW w:type="dxa" w:w="2160"/>
+          </w:tcPr>
+          <w:p>
+            <w:r>
+              <w:t>Online</w:t>
+            </w:r>
+          </w:p>
+        </w:tc>
+      </w:tr>
+      <w:tr>
+        <w:tc>
+          <w:tcPr>
+            <w:tcW w:type="dxa" w:w="2160"/>
+          </w:tcPr>
+          <w:p>
+            <w:r>
+              <w:t>19</w:t>
+            </w:r>
+          </w:p>
+        </w:tc>
+        <w:tc>
+          <w:tcPr>
+            <w:tcW w:type="dxa" w:w="2160"/>
+          </w:tcPr>
+          <w:p>
+            <w:r>
+              <w:rPr>
+                <w:b/>
+                <w:highlight w:val="yellow"/>
+              </w:rPr>
+              <w:t>Monday, March 22</w:t>
+            </w:r>
+            <w:r>
+              <w:rPr>
+                <w:i/>
+                <w:sz w:val="16"/>
+              </w:rPr>
+              <w:t xml:space="preserve"> (proposed)</w:t>
+            </w:r>
+          </w:p>
+        </w:tc>
+        <w:tc>
+          <w:tcPr>
+            <w:tcW w:type="dxa" w:w="2160"/>
+          </w:tcPr>
+          <w:p>
+            <w:r>
+              <w:t>Ch. 6 — Merchandise Inventory</w:t>
+            </w:r>
+          </w:p>
+        </w:tc>
+        <w:tc>
+          <w:tcPr>
+            <w:tcW w:type="dxa" w:w="2160"/>
+          </w:tcPr>
+          <w:p>
+            <w:r>
+              <w:t>Online</w:t>
+            </w:r>
+          </w:p>
+        </w:tc>
+      </w:tr>
+      <w:tr>
+        <w:tc>
+          <w:tcPr>
+            <w:tcW w:type="dxa" w:w="2160"/>
+          </w:tcPr>
+          <w:p>
+            <w:r>
+              <w:t>20</w:t>
+            </w:r>
+          </w:p>
+        </w:tc>
+        <w:tc>
+          <w:tcPr>
+            <w:tcW w:type="dxa" w:w="2160"/>
+          </w:tcPr>
+          <w:p>
+            <w:r>
+              <w:rPr>
+                <w:b/>
+                <w:highlight w:val="yellow"/>
+              </w:rPr>
+              <w:t>Wednesday, March 24</w:t>
+            </w:r>
+            <w:r>
+              <w:rPr>
+                <w:i/>
+                <w:sz w:val="16"/>
+              </w:rPr>
+              <w:t xml:space="preserve"> (proposed)</w:t>
+            </w:r>
+          </w:p>
+        </w:tc>
+        <w:tc>
+          <w:tcPr>
+            <w:tcW w:type="dxa" w:w="2160"/>
+          </w:tcPr>
+          <w:p>
+            <w:r>
+              <w:t>Ch. 6 — Merchandise Inventory</w:t>
+            </w:r>
+          </w:p>
+        </w:tc>
+        <w:tc>
+          <w:tcPr>
+            <w:tcW w:type="dxa" w:w="2160"/>
+          </w:tcPr>
+          <w:p>
+            <w:r>
+              <w:t>Online</w:t>
+            </w:r>
+          </w:p>
+        </w:tc>
+      </w:tr>
+      <w:tr>
+        <w:tc>
+          <w:tcPr>
+            <w:tcW w:type="dxa" w:w="2160"/>
+          </w:tcPr>
+          <w:p>
+            <w:r>
+              <w:t>21</w:t>
+            </w:r>
+          </w:p>
+        </w:tc>
+        <w:tc>
+          <w:tcPr>
+            <w:tcW w:type="dxa" w:w="2160"/>
+          </w:tcPr>
+          <w:p>
+            <w:r>
+              <w:rPr>
+                <w:b/>
+                <w:highlight w:val="yellow"/>
+              </w:rPr>
+              <w:t>Monday, March 29</w:t>
+            </w:r>
+            <w:r>
+              <w:rPr>
+                <w:i/>
+                <w:sz w:val="16"/>
+              </w:rPr>
+              <w:t xml:space="preserve"> (proposed)</w:t>
+            </w:r>
+          </w:p>
+        </w:tc>
+        <w:tc>
+          <w:tcPr>
+            <w:tcW w:type="dxa" w:w="2160"/>
+          </w:tcPr>
+          <w:p>
+            <w:r>
+              <w:t>Ch. 7 — Internal Control and Cash</w:t>
+            </w:r>
+          </w:p>
+        </w:tc>
+        <w:tc>
+          <w:tcPr>
+            <w:tcW w:type="dxa" w:w="2160"/>
+          </w:tcPr>
+          <w:p>
+            <w:r>
+              <w:t>Online</w:t>
+            </w:r>
+          </w:p>
+        </w:tc>
+      </w:tr>
+      <w:tr>
+        <w:tc>
+          <w:tcPr>
+            <w:tcW w:type="dxa" w:w="2160"/>
+          </w:tcPr>
+          <w:p>
+            <w:r>
+              <w:t>22</w:t>
+            </w:r>
+          </w:p>
+        </w:tc>
+        <w:tc>
+          <w:tcPr>
+            <w:tcW w:type="dxa" w:w="2160"/>
+          </w:tcPr>
+          <w:p>
+            <w:r>
+              <w:rPr>
+                <w:b/>
+                <w:highlight w:val="yellow"/>
+              </w:rPr>
+              <w:t>Wednesday, March 31</w:t>
+            </w:r>
+            <w:r>
+              <w:rPr>
+                <w:i/>
+                <w:sz w:val="16"/>
+              </w:rPr>
+              <w:t xml:space="preserve"> (proposed)</w:t>
+            </w:r>
+          </w:p>
+        </w:tc>
+        <w:tc>
+          <w:tcPr>
+            <w:tcW w:type="dxa" w:w="2160"/>
+          </w:tcPr>
+          <w:p>
+            <w:r>
+              <w:t>Ch. 8 — Receivables</w:t>
+            </w:r>
+          </w:p>
+        </w:tc>
+        <w:tc>
+          <w:tcPr>
+            <w:tcW w:type="dxa" w:w="2160"/>
+          </w:tcPr>
+          <w:p>
+            <w:r>
+              <w:t>Online</w:t>
+            </w:r>
+          </w:p>
+        </w:tc>
+      </w:tr>
+      <w:tr>
+        <w:tc>
+          <w:tcPr>
+            <w:tcW w:type="dxa" w:w="2160"/>
+          </w:tcPr>
+          <w:p>
+            <w:r>
+              <w:t>—</w:t>
+            </w:r>
+          </w:p>
+        </w:tc>
+        <w:tc>
+          <w:tcPr>
+            <w:tcW w:type="dxa" w:w="2160"/>
+          </w:tcPr>
+          <w:p>
+            <w:r>
+              <w:t>Monday, April 5</w:t>
+            </w:r>
+          </w:p>
+        </w:tc>
+        <w:tc>
+          <w:tcPr>
+            <w:tcW w:type="dxa" w:w="2160"/>
+          </w:tcPr>
+          <w:p>
+            <w:r>
+              <w:t>Spring Break — no classes</w:t>
+            </w:r>
+          </w:p>
+        </w:tc>
+        <w:tc>
+          <w:tcPr>
+            <w:tcW w:type="dxa" w:w="2160"/>
+          </w:tcPr>
+          <w:p>
+            <w:r>
+              <w:t>No class</w:t>
+            </w:r>
+          </w:p>
+        </w:tc>
+      </w:tr>
+      <w:tr>
+        <w:tc>
+          <w:tcPr>
+            <w:tcW w:type="dxa" w:w="2160"/>
+          </w:tcPr>
+          <w:p>
+            <w:r>
+              <w:t>—</w:t>
+            </w:r>
+          </w:p>
+        </w:tc>
+        <w:tc>
+          <w:tcPr>
+            <w:tcW w:type="dxa" w:w="2160"/>
+          </w:tcPr>
+          <w:p>
+            <w:r>
+              <w:t>Wednesday, April 7</w:t>
+            </w:r>
+          </w:p>
+        </w:tc>
+        <w:tc>
+          <w:tcPr>
+            <w:tcW w:type="dxa" w:w="2160"/>
+          </w:tcPr>
+          <w:p>
+            <w:r>
+              <w:t>Spring Break — no classes</w:t>
+            </w:r>
+          </w:p>
+        </w:tc>
+        <w:tc>
+          <w:tcPr>
+            <w:tcW w:type="dxa" w:w="2160"/>
+          </w:tcPr>
+          <w:p>
+            <w:r>
+              <w:t>No class</w:t>
+            </w:r>
+          </w:p>
+        </w:tc>
+      </w:tr>
+      <w:tr>
+        <w:tc>
+          <w:tcPr>
+            <w:tcW w:type="dxa" w:w="2160"/>
+          </w:tcPr>
+          <w:p>
+            <w:r>
+              <w:t>23</w:t>
+            </w:r>
+          </w:p>
+        </w:tc>
+        <w:tc>
+          <w:tcPr>
+            <w:tcW w:type="dxa" w:w="2160"/>
+          </w:tcPr>
+          <w:p>
+            <w:r>
+              <w:rPr>
+                <w:b/>
+                <w:highlight w:val="yellow"/>
+              </w:rPr>
+              <w:t>Monday, April 12</w:t>
+            </w:r>
+            <w:r>
+              <w:rPr>
+                <w:i/>
+                <w:sz w:val="16"/>
+              </w:rPr>
+              <w:t xml:space="preserve"> (proposed)</w:t>
+            </w:r>
+          </w:p>
+        </w:tc>
+        <w:tc>
+          <w:tcPr>
+            <w:tcW w:type="dxa" w:w="2160"/>
+          </w:tcPr>
+          <w:p>
+            <w:r>
+              <w:t>Ch. 8 — Receivables; Ch. 5–8 Review</w:t>
+            </w:r>
+          </w:p>
+        </w:tc>
+        <w:tc>
+          <w:tcPr>
+            <w:tcW w:type="dxa" w:w="2160"/>
+          </w:tcPr>
+          <w:p>
+            <w:r>
+              <w:t>Online</w:t>
+            </w:r>
+          </w:p>
+        </w:tc>
+      </w:tr>
+      <w:tr>
+        <w:tc>
+          <w:tcPr>
+            <w:tcW w:type="dxa" w:w="2160"/>
+          </w:tcPr>
+          <w:p>
+            <w:r>
+              <w:t>24</w:t>
+            </w:r>
+          </w:p>
+        </w:tc>
+        <w:tc>
+          <w:tcPr>
+            <w:tcW w:type="dxa" w:w="2160"/>
+          </w:tcPr>
+          <w:p>
+            <w:r>
+              <w:rPr>
+                <w:b/>
+                <w:highlight w:val="yellow"/>
+              </w:rPr>
+              <w:t>Wednesday, April 14</w:t>
+            </w:r>
+            <w:r>
+              <w:rPr>
+                <w:i/>
+                <w:sz w:val="16"/>
+              </w:rPr>
+              <w:t xml:space="preserve"> (proposed)</w:t>
+            </w:r>
+          </w:p>
+        </w:tc>
+        <w:tc>
+          <w:tcPr>
+            <w:tcW w:type="dxa" w:w="2160"/>
+          </w:tcPr>
+          <w:p>
+            <w:r>
+              <w:rPr>
+                <w:b/>
+              </w:rPr>
+              <w:t>3rd Exam: Ch. 5, 6, 7 &amp; 8</w:t>
+            </w:r>
+          </w:p>
+        </w:tc>
+        <w:tc>
+          <w:tcPr>
+            <w:tcW w:type="dxa" w:w="2160"/>
+          </w:tcPr>
+          <w:p>
+            <w:r>
+              <w:rPr>
+                <w:b/>
+              </w:rPr>
+              <w:t>IN PERSON — EXAM</w:t>
+            </w:r>
+          </w:p>
+        </w:tc>
+      </w:tr>
+      <w:tr>
+        <w:tc>
+          <w:tcPr>
+            <w:tcW w:type="dxa" w:w="2160"/>
+          </w:tcPr>
+          <w:p>
+            <w:r>
+              <w:t>25</w:t>
+            </w:r>
+          </w:p>
+        </w:tc>
+        <w:tc>
+          <w:tcPr>
+            <w:tcW w:type="dxa" w:w="2160"/>
+          </w:tcPr>
+          <w:p>
+            <w:r>
+              <w:rPr>
+                <w:b/>
+                <w:highlight w:val="yellow"/>
+              </w:rPr>
+              <w:t>Monday, April 19</w:t>
+            </w:r>
+            <w:r>
+              <w:rPr>
+                <w:i/>
+                <w:sz w:val="16"/>
+              </w:rPr>
+              <w:t xml:space="preserve"> (proposed)</w:t>
+            </w:r>
+          </w:p>
+        </w:tc>
+        <w:tc>
+          <w:tcPr>
+            <w:tcW w:type="dxa" w:w="2160"/>
+          </w:tcPr>
+          <w:p>
+            <w:r>
+              <w:t>Ch. 9 — Plant Assets, Natural Resources, and Intangibles</w:t>
+            </w:r>
+          </w:p>
+        </w:tc>
+        <w:tc>
+          <w:tcPr>
+            <w:tcW w:type="dxa" w:w="2160"/>
+          </w:tcPr>
+          <w:p>
+            <w:r>
+              <w:t>Online</w:t>
+            </w:r>
+          </w:p>
+        </w:tc>
+      </w:tr>
+      <w:tr>
+        <w:tc>
+          <w:tcPr>
+            <w:tcW w:type="dxa" w:w="2160"/>
+          </w:tcPr>
+          <w:p>
+            <w:r>
+              <w:t>26</w:t>
+            </w:r>
+          </w:p>
+        </w:tc>
+        <w:tc>
+          <w:tcPr>
+            <w:tcW w:type="dxa" w:w="2160"/>
+          </w:tcPr>
+          <w:p>
+            <w:r>
+              <w:rPr>
+                <w:b/>
+                <w:highlight w:val="yellow"/>
+              </w:rPr>
+              <w:t>Wednesday, April 21</w:t>
+            </w:r>
+            <w:r>
+              <w:rPr>
+                <w:i/>
+                <w:sz w:val="16"/>
+              </w:rPr>
+              <w:t xml:space="preserve"> (proposed)</w:t>
+            </w:r>
+          </w:p>
+        </w:tc>
+        <w:tc>
+          <w:tcPr>
+            <w:tcW w:type="dxa" w:w="2160"/>
+          </w:tcPr>
+          <w:p>
+            <w:r>
+              <w:t>Ch. 11 — Current Liabilities</w:t>
+            </w:r>
+          </w:p>
+        </w:tc>
+        <w:tc>
+          <w:tcPr>
+            <w:tcW w:type="dxa" w:w="2160"/>
+          </w:tcPr>
+          <w:p>
+            <w:r>
+              <w:t>Online</w:t>
+            </w:r>
+          </w:p>
+        </w:tc>
+      </w:tr>
+      <w:tr>
+        <w:tc>
+          <w:tcPr>
+            <w:tcW w:type="dxa" w:w="2160"/>
+          </w:tcPr>
+          <w:p>
+            <w:r>
+              <w:t>27</w:t>
+            </w:r>
+          </w:p>
+        </w:tc>
+        <w:tc>
+          <w:tcPr>
+            <w:tcW w:type="dxa" w:w="2160"/>
+          </w:tcPr>
+          <w:p>
+            <w:r>
+              <w:rPr>
+                <w:b/>
+                <w:highlight w:val="yellow"/>
+              </w:rPr>
+              <w:t>Monday, April 26</w:t>
+            </w:r>
+            <w:r>
+              <w:rPr>
+                <w:i/>
+                <w:sz w:val="16"/>
+              </w:rPr>
+              <w:t xml:space="preserve"> (proposed)</w:t>
+            </w:r>
+          </w:p>
+        </w:tc>
+        <w:tc>
+          <w:tcPr>
+            <w:tcW w:type="dxa" w:w="2160"/>
+          </w:tcPr>
+          <w:p>
+            <w:r>
+              <w:t>Ch. 12 — Long-Term Liabilities</w:t>
+            </w:r>
+          </w:p>
+        </w:tc>
+        <w:tc>
+          <w:tcPr>
+            <w:tcW w:type="dxa" w:w="2160"/>
+          </w:tcPr>
+          <w:p>
+            <w:r>
+              <w:t>Online</w:t>
+            </w:r>
+          </w:p>
+        </w:tc>
+      </w:tr>
+      <w:tr>
+        <w:tc>
+          <w:tcPr>
+            <w:tcW w:type="dxa" w:w="2160"/>
+          </w:tcPr>
+          <w:p>
+            <w:r>
+              <w:t>28</w:t>
+            </w:r>
+          </w:p>
+        </w:tc>
+        <w:tc>
+          <w:tcPr>
+            <w:tcW w:type="dxa" w:w="2160"/>
+          </w:tcPr>
+          <w:p>
+            <w:r>
+              <w:rPr>
+                <w:b/>
+                <w:highlight w:val="yellow"/>
+              </w:rPr>
+              <w:t>Wednesday, April 28</w:t>
+            </w:r>
+            <w:r>
+              <w:rPr>
+                <w:i/>
+                <w:sz w:val="16"/>
+              </w:rPr>
+              <w:t xml:space="preserve"> (proposed)</w:t>
+            </w:r>
+          </w:p>
+        </w:tc>
+        <w:tc>
+          <w:tcPr>
+            <w:tcW w:type="dxa" w:w="2160"/>
+          </w:tcPr>
+          <w:p>
+            <w:r>
+              <w:t>Ch. 13 — Stockholders' Equity; Comprehensive Course Review</w:t>
+            </w:r>
+          </w:p>
+        </w:tc>
+        <w:tc>
+          <w:tcPr>
+            <w:tcW w:type="dxa" w:w="2160"/>
+          </w:tcPr>
+          <w:p>
+            <w:r>
+              <w:t>Online</w:t>
+            </w:r>
+          </w:p>
+        </w:tc>
+      </w:tr>
+      <w:tr>
+        <w:tc>
+          <w:tcPr>
+            <w:tcW w:type="dxa" w:w="2160"/>
+          </w:tcPr>
+          <w:p>
+            <w:r>
+              <w:t>Final</w:t>
+            </w:r>
+          </w:p>
+        </w:tc>
+        <w:tc>
+          <w:tcPr>
+            <w:tcW w:type="dxa" w:w="2160"/>
+          </w:tcPr>
+          <w:p>
+            <w:r>
+              <w:rPr>
+                <w:b/>
+                <w:highlight w:val="yellow"/>
+              </w:rPr>
+              <w:t>Wednesday, May 5</w:t>
+            </w:r>
+            <w:r>
+              <w:rPr>
+                <w:i/>
+                <w:sz w:val="16"/>
+              </w:rPr>
+              <w:t xml:space="preserve"> (proposed)</w:t>
+            </w:r>
+          </w:p>
+        </w:tc>
+        <w:tc>
+          <w:tcPr>
+            <w:tcW w:type="dxa" w:w="2160"/>
+          </w:tcPr>
+          <w:p>
+            <w:r>
+              <w:rPr>
+                <w:b/>
+              </w:rPr>
+              <w:t>Comprehensive Final Exam: Ch. 1–9, 11, 12 &amp; 13 (final-exam week)</w:t>
+            </w:r>
+          </w:p>
+        </w:tc>
+        <w:tc>
+          <w:tcPr>
+            <w:tcW w:type="dxa" w:w="2160"/>
+          </w:tcPr>
+          <w:p>
+            <w:r>
+              <w:rPr>
+                <w:b/>
+              </w:rPr>
+              <w:t>IN PERSON — EXAM</w:t>
+            </w:r>
+          </w:p>
+        </w:tc>
+      </w:tr>
+    </w:tbl>
     <w:sectPr>
       <w:pgSz w:w="12240" w:h="15840"/>
       <w:pgMar w:top="1440" w:right="1800" w:bottom="1440" w:left="1800" w:header="720" w:footer="720" w:gutter="0"/>

--- a/2027spring/ACCT2101_Spring2027 Course Schedule.docx
+++ b/2027spring/ACCT2101_Spring2027 Course Schedule.docx
@@ -728,7 +728,7 @@
           <w:sz w:val="22"/>
           <w:szCs w:val="22"/>
         </w:rPr>
-        <w:t xml:space="preserve">        •  Wednesday, May 5, 2027 — Comprehensive Final Exam — Ch. 1–9, 11, 12 &amp; 13</w:t>
+        <w:t xml:space="preserve">        •  Monday, May 3, 2027 — Comprehensive Final Exam — Ch. 1–9, 11, 12 &amp; 13</w:t>
       </w:r>
       <w:r>
         <w:rPr>
@@ -3857,7 +3857,7 @@
                 <w:sz w:val="24"/>
                 <w:szCs w:val="24"/>
               </w:rPr>
-              <w:t>3 (Mon)</w:t>
+              <w:t>2 (Sun)</w:t>
             </w:r>
           </w:p>
         </w:tc>
@@ -4313,7 +4313,7 @@
                 <w:sz w:val="24"/>
                 <w:szCs w:val="24"/>
               </w:rPr>
-              <w:t>5 (Wed)</w:t>
+              <w:t>3 (Mon)</w:t>
             </w:r>
           </w:p>
         </w:tc>
@@ -6374,7 +6374,7 @@
               <w:rPr>
                 <w:b w:val="0"/>
               </w:rPr>
-              <w:t>Ch. 6 — Merchandise Inventory</w:t>
+              <w:t>Ch. 6 — Merchandise Inventory   (03/24 — Last day to withdraw with a “W”)</w:t>
             </w:r>
           </w:p>
         </w:tc>
@@ -7298,7 +7298,7 @@
                 <w:sz w:val="22"/>
                 <w:szCs w:val="22"/>
               </w:rPr>
-              <w:t>05/05 (Wed)</w:t>
+              <w:t>05/03 (Mon)</w:t>
             </w:r>
             <w:r>
               <w:rPr>

--- a/2027spring/ACCT2101_Spring2027 Course Schedule.docx
+++ b/2027spring/ACCT2101_Spring2027 Course Schedule.docx
@@ -134,14 +134,15 @@
           <w:sz w:val="22"/>
           <w:szCs w:val="22"/>
         </w:rPr>
-        <w:t>Note: Quizzes will be delivered online via D2L, and all graded assignments will be distributed via MyAccountingLab. This course is Partially at a Distance: lectures, assignments and quizzes are completed online, but ALL FOUR EXAMS must be taken IN PERSON in the assigned classroom on the highlighted dates below.</w:t>
-      </w:r>
-      <w:r>
-        <w:rPr>
-          <w:rFonts w:ascii="Verdana" w:hAnsi="Verdana"/>
-          <w:sz w:val="22"/>
-          <w:szCs w:val="22"/>
-        </w:rPr>
+        <w:t>Note</w:t>
+      </w:r>
+      <w:r>
+        <w:rPr>
+          <w:rFonts w:ascii="Verdana" w:hAnsi="Verdana"/>
+          <w:sz w:val="22"/>
+          <w:szCs w:val="22"/>
+        </w:rPr>
+        <w:t xml:space="preserve">: </w:t>
       </w:r>
       <w:r>
         <w:rPr>
@@ -152,6 +153,7 @@
           <w:szCs w:val="22"/>
           <w:u w:val="single"/>
         </w:rPr>
+        <w:t>Quizzes</w:t>
       </w:r>
       <w:r>
         <w:rPr>
@@ -160,27 +162,31 @@
           <w:sz w:val="22"/>
           <w:szCs w:val="22"/>
         </w:rPr>
-      </w:r>
-      <w:r>
-        <w:rPr>
-          <w:rFonts w:ascii="Verdana" w:hAnsi="Verdana"/>
-          <w:sz w:val="22"/>
-          <w:szCs w:val="22"/>
-        </w:rPr>
-      </w:r>
-      <w:r>
-        <w:rPr>
-          <w:rFonts w:ascii="Verdana" w:hAnsi="Verdana"/>
-          <w:sz w:val="22"/>
-          <w:szCs w:val="22"/>
-        </w:rPr>
-      </w:r>
-      <w:r>
-        <w:rPr>
-          <w:rFonts w:ascii="Verdana" w:hAnsi="Verdana"/>
-          <w:sz w:val="22"/>
-          <w:szCs w:val="22"/>
-        </w:rPr>
+        <w:t xml:space="preserve"> </w:t>
+      </w:r>
+      <w:r>
+        <w:rPr>
+          <w:rFonts w:ascii="Verdana" w:hAnsi="Verdana"/>
+          <w:sz w:val="22"/>
+          <w:szCs w:val="22"/>
+        </w:rPr>
+        <w:t xml:space="preserve">will be </w:t>
+      </w:r>
+      <w:r>
+        <w:rPr>
+          <w:rFonts w:ascii="Verdana" w:hAnsi="Verdana"/>
+          <w:sz w:val="22"/>
+          <w:szCs w:val="22"/>
+        </w:rPr>
+        <w:t>delivered online via D2L</w:t>
+      </w:r>
+      <w:r>
+        <w:rPr>
+          <w:rFonts w:ascii="Verdana" w:hAnsi="Verdana"/>
+          <w:sz w:val="22"/>
+          <w:szCs w:val="22"/>
+        </w:rPr>
+        <w:t xml:space="preserve">. However, </w:t>
       </w:r>
       <w:r>
         <w:rPr>
@@ -191,13 +197,15 @@
           <w:szCs w:val="22"/>
           <w:u w:val="single"/>
         </w:rPr>
-      </w:r>
-      <w:r>
-        <w:rPr>
-          <w:rFonts w:ascii="Verdana" w:hAnsi="Verdana"/>
-          <w:sz w:val="22"/>
-          <w:szCs w:val="22"/>
-        </w:rPr>
+        <w:t>all graded assignments</w:t>
+      </w:r>
+      <w:r>
+        <w:rPr>
+          <w:rFonts w:ascii="Verdana" w:hAnsi="Verdana"/>
+          <w:sz w:val="22"/>
+          <w:szCs w:val="22"/>
+        </w:rPr>
+        <w:t xml:space="preserve"> will be distributed via </w:t>
       </w:r>
       <w:r>
         <w:rPr>
@@ -208,13 +216,15 @@
           <w:szCs w:val="22"/>
           <w:u w:val="single"/>
         </w:rPr>
-      </w:r>
-      <w:r>
-        <w:rPr>
-          <w:rFonts w:ascii="Verdana" w:hAnsi="Verdana"/>
-          <w:sz w:val="22"/>
-          <w:szCs w:val="22"/>
-        </w:rPr>
+        <w:t>MyAccountingLab</w:t>
+      </w:r>
+      <w:r>
+        <w:rPr>
+          <w:rFonts w:ascii="Verdana" w:hAnsi="Verdana"/>
+          <w:sz w:val="22"/>
+          <w:szCs w:val="22"/>
+        </w:rPr>
+        <w:t>.</w:t>
       </w:r>
     </w:p>
     <w:p>
@@ -228,84 +238,76 @@
       <w:r>
         <w:rPr>
           <w:rFonts w:ascii="Verdana" w:hAnsi="Verdana"/>
-          <w:b/>
-          <w:i/>
-          <w:sz w:val="22"/>
-          <w:szCs w:val="22"/>
-        </w:rPr>
-        <w:t>Required in-person meetings (Monday / Wednesday, time TBD, room to be assigned by the Registrar) — you must come to campus only on these dates:</w:t>
-      </w:r>
-      <w:r>
-        <w:rPr>
-          <w:rFonts w:ascii="Verdana" w:hAnsi="Verdana"/>
-          <w:sz w:val="22"/>
-          <w:szCs w:val="22"/>
-        </w:rPr>
-      </w:r>
-      <w:r>
-        <w:rPr>
-          <w:rFonts w:ascii="Verdana" w:hAnsi="Verdana"/>
-          <w:b/>
-          <w:color w:val="0070C0"/>
-          <w:sz w:val="22"/>
-          <w:szCs w:val="22"/>
-          <w:u w:val="single"/>
-        </w:rPr>
-      </w:r>
-      <w:r>
-        <w:rPr>
-          <w:rFonts w:ascii="Verdana" w:hAnsi="Verdana"/>
-          <w:color w:val="44546A" w:themeColor="text2"/>
-          <w:sz w:val="22"/>
-          <w:szCs w:val="22"/>
-        </w:rPr>
-      </w:r>
-      <w:r>
-        <w:rPr>
-          <w:rFonts w:ascii="Verdana" w:hAnsi="Verdana"/>
-          <w:sz w:val="22"/>
-          <w:szCs w:val="22"/>
-        </w:rPr>
-      </w:r>
-      <w:r>
-        <w:rPr>
-          <w:rFonts w:ascii="Verdana" w:hAnsi="Verdana"/>
-          <w:sz w:val="22"/>
-          <w:szCs w:val="22"/>
-        </w:rPr>
-      </w:r>
-      <w:r>
-        <w:rPr>
-          <w:rFonts w:ascii="Verdana" w:hAnsi="Verdana"/>
-          <w:sz w:val="22"/>
-          <w:szCs w:val="22"/>
-        </w:rPr>
-      </w:r>
-      <w:r>
-        <w:rPr>
-          <w:rFonts w:ascii="Verdana" w:hAnsi="Verdana"/>
-          <w:b/>
-          <w:color w:val="FF0000"/>
-          <w:sz w:val="22"/>
-          <w:szCs w:val="22"/>
-          <w:u w:val="single"/>
-        </w:rPr>
-      </w:r>
-      <w:r>
-        <w:rPr>
-          <w:rFonts w:ascii="Verdana" w:hAnsi="Verdana"/>
-          <w:sz w:val="22"/>
-          <w:szCs w:val="22"/>
-        </w:rPr>
-      </w:r>
-      <w:r>
-        <w:rPr>
-          <w:rFonts w:ascii="Verdana" w:hAnsi="Verdana"/>
-          <w:b/>
-          <w:color w:val="FF0000"/>
-          <w:sz w:val="22"/>
-          <w:szCs w:val="22"/>
-          <w:u w:val="single"/>
+          <w:sz w:val="22"/>
+          <w:szCs w:val="22"/>
+        </w:rPr>
+        <w:t>This course is Partially at a Distance: lectures, assignments and quizzes are completed online, but ALL FOUR EXAMS must be taken IN PERSON in the assigned classroom on the highlighted dates below.</w:t>
+      </w:r>
+      <w:r>
+        <w:rPr>
+          <w:rFonts w:ascii="Verdana" w:hAnsi="Verdana"/>
+          <w:sz w:val="22"/>
+          <w:szCs w:val="22"/>
+        </w:rPr>
+      </w:r>
+      <w:r>
+        <w:rPr>
+          <w:rFonts w:ascii="Verdana" w:hAnsi="Verdana"/>
+          <w:color w:val="000000"/>
+          <w:sz w:val="22"/>
+          <w:szCs w:val="22"/>
+        </w:rPr>
+      </w:r>
+      <w:r>
+        <w:rPr>
+          <w:rFonts w:ascii="Verdana" w:hAnsi="Verdana"/>
+          <w:color w:val="000000"/>
+          <w:sz w:val="22"/>
+          <w:szCs w:val="22"/>
+        </w:rPr>
+      </w:r>
+      <w:r>
+        <w:rPr>
+          <w:rFonts w:ascii="Verdana" w:hAnsi="Verdana"/>
+          <w:sz w:val="22"/>
+          <w:szCs w:val="22"/>
+        </w:rPr>
+      </w:r>
+      <w:r>
+        <w:rPr>
+          <w:rFonts w:ascii="Verdana" w:hAnsi="Verdana"/>
+          <w:sz w:val="22"/>
+          <w:szCs w:val="22"/>
+        </w:rPr>
+      </w:r>
+      <w:r>
+        <w:rPr>
+          <w:rFonts w:ascii="Verdana" w:hAnsi="Verdana"/>
+          <w:sz w:val="22"/>
+          <w:szCs w:val="22"/>
+        </w:rPr>
+      </w:r>
+      <w:r>
+        <w:rPr>
+          <w:rFonts w:ascii="Verdana" w:hAnsi="Verdana"/>
+          <w:color w:val="000000"/>
+          <w:sz w:val="22"/>
+          <w:szCs w:val="22"/>
+        </w:rPr>
+      </w:r>
+      <w:r>
+        <w:rPr>
+          <w:rFonts w:ascii="Verdana" w:hAnsi="Verdana"/>
+          <w:sz w:val="22"/>
+          <w:szCs w:val="22"/>
+        </w:rPr>
+      </w:r>
+      <w:r>
+        <w:rPr>
+          <w:rFonts w:ascii="Verdana" w:hAnsi="Verdana"/>
+          <w:color w:val="000000"/>
+          <w:sz w:val="22"/>
+          <w:szCs w:val="22"/>
         </w:rPr>
       </w:r>
       <w:r>
@@ -328,54 +330,15 @@
         <w:rPr>
           <w:rFonts w:ascii="Verdana" w:hAnsi="Verdana"/>
           <w:b/>
-          <w:i/>
-          <w:sz w:val="22"/>
-          <w:szCs w:val="22"/>
-        </w:rPr>
-        <w:t xml:space="preserve">        •  Wednesday, January 13, 2027 — First day of class — orientation</w:t>
-      </w:r>
-      <w:r>
-        <w:rPr>
-          <w:rFonts w:ascii="Verdana" w:hAnsi="Verdana"/>
-          <w:sz w:val="22"/>
-          <w:szCs w:val="22"/>
-        </w:rPr>
+          <w:sz w:val="22"/>
+          <w:szCs w:val="22"/>
+        </w:rPr>
+        <w:t>Required in-person meetings (Monday / Wednesday, time TBD, room to be assigned by the Registrar) — you must come to campus only on these dates:</w:t>
       </w:r>
       <w:r>
         <w:rPr>
           <w:rFonts w:ascii="Verdana" w:hAnsi="Verdana"/>
           <w:b/>
-          <w:color w:val="0070C0"/>
-          <w:sz w:val="22"/>
-          <w:szCs w:val="22"/>
-          <w:u w:val="single"/>
-        </w:rPr>
-      </w:r>
-      <w:r>
-        <w:rPr>
-          <w:rFonts w:ascii="Verdana" w:hAnsi="Verdana"/>
-          <w:color w:val="44546A" w:themeColor="text2"/>
-          <w:sz w:val="22"/>
-          <w:szCs w:val="22"/>
-        </w:rPr>
-      </w:r>
-      <w:r>
-        <w:rPr>
-          <w:rFonts w:ascii="Verdana" w:hAnsi="Verdana"/>
-          <w:sz w:val="22"/>
-          <w:szCs w:val="22"/>
-        </w:rPr>
-      </w:r>
-      <w:r>
-        <w:rPr>
-          <w:rFonts w:ascii="Verdana" w:hAnsi="Verdana"/>
-          <w:sz w:val="22"/>
-          <w:szCs w:val="22"/>
-        </w:rPr>
-      </w:r>
-      <w:r>
-        <w:rPr>
-          <w:rFonts w:ascii="Verdana" w:hAnsi="Verdana"/>
           <w:sz w:val="22"/>
           <w:szCs w:val="22"/>
         </w:rPr>
@@ -384,15 +347,7 @@
         <w:rPr>
           <w:rFonts w:ascii="Verdana" w:hAnsi="Verdana"/>
           <w:b/>
-          <w:color w:val="FF0000"/>
-          <w:sz w:val="22"/>
-          <w:szCs w:val="22"/>
-          <w:u w:val="single"/>
-        </w:rPr>
-      </w:r>
-      <w:r>
-        <w:rPr>
-          <w:rFonts w:ascii="Verdana" w:hAnsi="Verdana"/>
+          <w:color w:val="000000"/>
           <w:sz w:val="22"/>
           <w:szCs w:val="22"/>
         </w:rPr>
@@ -401,15 +356,65 @@
         <w:rPr>
           <w:rFonts w:ascii="Verdana" w:hAnsi="Verdana"/>
           <w:b/>
-          <w:color w:val="FF0000"/>
-          <w:sz w:val="22"/>
-          <w:szCs w:val="22"/>
-          <w:u w:val="single"/>
-        </w:rPr>
-      </w:r>
-      <w:r>
-        <w:rPr>
-          <w:rFonts w:ascii="Verdana" w:hAnsi="Verdana"/>
+          <w:color w:val="000000"/>
+          <w:sz w:val="22"/>
+          <w:szCs w:val="22"/>
+        </w:rPr>
+      </w:r>
+      <w:r>
+        <w:rPr>
+          <w:rFonts w:ascii="Verdana" w:hAnsi="Verdana"/>
+          <w:b/>
+          <w:sz w:val="22"/>
+          <w:szCs w:val="22"/>
+        </w:rPr>
+      </w:r>
+      <w:r>
+        <w:rPr>
+          <w:rFonts w:ascii="Verdana" w:hAnsi="Verdana"/>
+          <w:b/>
+          <w:sz w:val="22"/>
+          <w:szCs w:val="22"/>
+        </w:rPr>
+      </w:r>
+      <w:r>
+        <w:rPr>
+          <w:rFonts w:ascii="Verdana" w:hAnsi="Verdana"/>
+          <w:b/>
+          <w:sz w:val="22"/>
+          <w:szCs w:val="22"/>
+        </w:rPr>
+      </w:r>
+      <w:r>
+        <w:rPr>
+          <w:rFonts w:ascii="Verdana" w:hAnsi="Verdana"/>
+          <w:b/>
+          <w:color w:val="000000"/>
+          <w:sz w:val="22"/>
+          <w:szCs w:val="22"/>
+        </w:rPr>
+      </w:r>
+      <w:r>
+        <w:rPr>
+          <w:rFonts w:ascii="Verdana" w:hAnsi="Verdana"/>
+          <w:b/>
+          <w:sz w:val="22"/>
+          <w:szCs w:val="22"/>
+        </w:rPr>
+      </w:r>
+      <w:r>
+        <w:rPr>
+          <w:rFonts w:ascii="Verdana" w:hAnsi="Verdana"/>
+          <w:b/>
+          <w:color w:val="000000"/>
+          <w:sz w:val="22"/>
+          <w:szCs w:val="22"/>
+        </w:rPr>
+      </w:r>
+      <w:r>
+        <w:rPr>
+          <w:rFonts w:ascii="Verdana" w:hAnsi="Verdana"/>
+          <w:b/>
           <w:sz w:val="22"/>
           <w:szCs w:val="22"/>
         </w:rPr>
@@ -426,84 +431,76 @@
       <w:r>
         <w:rPr>
           <w:rFonts w:ascii="Verdana" w:hAnsi="Verdana"/>
-          <w:b/>
-          <w:i/>
-          <w:sz w:val="22"/>
-          <w:szCs w:val="22"/>
-        </w:rPr>
-        <w:t xml:space="preserve">        •  Wednesday, February 10, 2027 — 1st Exam — Ch 1 &amp; 2 (+ Ch1-2 Practice Test due)</w:t>
-      </w:r>
-      <w:r>
-        <w:rPr>
-          <w:rFonts w:ascii="Verdana" w:hAnsi="Verdana"/>
-          <w:sz w:val="22"/>
-          <w:szCs w:val="22"/>
-        </w:rPr>
-      </w:r>
-      <w:r>
-        <w:rPr>
-          <w:rFonts w:ascii="Verdana" w:hAnsi="Verdana"/>
-          <w:b/>
-          <w:color w:val="0070C0"/>
-          <w:sz w:val="22"/>
-          <w:szCs w:val="22"/>
-          <w:u w:val="single"/>
-        </w:rPr>
-      </w:r>
-      <w:r>
-        <w:rPr>
-          <w:rFonts w:ascii="Verdana" w:hAnsi="Verdana"/>
-          <w:color w:val="44546A" w:themeColor="text2"/>
-          <w:sz w:val="22"/>
-          <w:szCs w:val="22"/>
-        </w:rPr>
-      </w:r>
-      <w:r>
-        <w:rPr>
-          <w:rFonts w:ascii="Verdana" w:hAnsi="Verdana"/>
-          <w:sz w:val="22"/>
-          <w:szCs w:val="22"/>
-        </w:rPr>
-      </w:r>
-      <w:r>
-        <w:rPr>
-          <w:rFonts w:ascii="Verdana" w:hAnsi="Verdana"/>
-          <w:sz w:val="22"/>
-          <w:szCs w:val="22"/>
-        </w:rPr>
-      </w:r>
-      <w:r>
-        <w:rPr>
-          <w:rFonts w:ascii="Verdana" w:hAnsi="Verdana"/>
-          <w:sz w:val="22"/>
-          <w:szCs w:val="22"/>
-        </w:rPr>
-      </w:r>
-      <w:r>
-        <w:rPr>
-          <w:rFonts w:ascii="Verdana" w:hAnsi="Verdana"/>
-          <w:b/>
-          <w:color w:val="FF0000"/>
-          <w:sz w:val="22"/>
-          <w:szCs w:val="22"/>
-          <w:u w:val="single"/>
-        </w:rPr>
-      </w:r>
-      <w:r>
-        <w:rPr>
-          <w:rFonts w:ascii="Verdana" w:hAnsi="Verdana"/>
-          <w:sz w:val="22"/>
-          <w:szCs w:val="22"/>
-        </w:rPr>
-      </w:r>
-      <w:r>
-        <w:rPr>
-          <w:rFonts w:ascii="Verdana" w:hAnsi="Verdana"/>
-          <w:b/>
-          <w:color w:val="FF0000"/>
-          <w:sz w:val="22"/>
-          <w:szCs w:val="22"/>
-          <w:u w:val="single"/>
+          <w:sz w:val="22"/>
+          <w:szCs w:val="22"/>
+        </w:rPr>
+        <w:t xml:space="preserve">        •  Wednesday, January 13, 2027 — First day of class — orientation</w:t>
+      </w:r>
+      <w:r>
+        <w:rPr>
+          <w:rFonts w:ascii="Verdana" w:hAnsi="Verdana"/>
+          <w:sz w:val="22"/>
+          <w:szCs w:val="22"/>
+        </w:rPr>
+      </w:r>
+      <w:r>
+        <w:rPr>
+          <w:rFonts w:ascii="Verdana" w:hAnsi="Verdana"/>
+          <w:color w:val="000000"/>
+          <w:sz w:val="22"/>
+          <w:szCs w:val="22"/>
+        </w:rPr>
+      </w:r>
+      <w:r>
+        <w:rPr>
+          <w:rFonts w:ascii="Verdana" w:hAnsi="Verdana"/>
+          <w:color w:val="000000"/>
+          <w:sz w:val="22"/>
+          <w:szCs w:val="22"/>
+        </w:rPr>
+      </w:r>
+      <w:r>
+        <w:rPr>
+          <w:rFonts w:ascii="Verdana" w:hAnsi="Verdana"/>
+          <w:sz w:val="22"/>
+          <w:szCs w:val="22"/>
+        </w:rPr>
+      </w:r>
+      <w:r>
+        <w:rPr>
+          <w:rFonts w:ascii="Verdana" w:hAnsi="Verdana"/>
+          <w:sz w:val="22"/>
+          <w:szCs w:val="22"/>
+        </w:rPr>
+      </w:r>
+      <w:r>
+        <w:rPr>
+          <w:rFonts w:ascii="Verdana" w:hAnsi="Verdana"/>
+          <w:sz w:val="22"/>
+          <w:szCs w:val="22"/>
+        </w:rPr>
+      </w:r>
+      <w:r>
+        <w:rPr>
+          <w:rFonts w:ascii="Verdana" w:hAnsi="Verdana"/>
+          <w:color w:val="000000"/>
+          <w:sz w:val="22"/>
+          <w:szCs w:val="22"/>
+        </w:rPr>
+      </w:r>
+      <w:r>
+        <w:rPr>
+          <w:rFonts w:ascii="Verdana" w:hAnsi="Verdana"/>
+          <w:sz w:val="22"/>
+          <w:szCs w:val="22"/>
+        </w:rPr>
+      </w:r>
+      <w:r>
+        <w:rPr>
+          <w:rFonts w:ascii="Verdana" w:hAnsi="Verdana"/>
+          <w:color w:val="000000"/>
+          <w:sz w:val="22"/>
+          <w:szCs w:val="22"/>
         </w:rPr>
       </w:r>
       <w:r>
@@ -525,84 +522,76 @@
       <w:r>
         <w:rPr>
           <w:rFonts w:ascii="Verdana" w:hAnsi="Verdana"/>
-          <w:b/>
-          <w:i/>
-          <w:sz w:val="22"/>
-          <w:szCs w:val="22"/>
-        </w:rPr>
-        <w:t xml:space="preserve">        •  Wednesday, March 10, 2027 — 2nd Exam — Chapters 3 &amp; 4</w:t>
-      </w:r>
-      <w:r>
-        <w:rPr>
-          <w:rFonts w:ascii="Verdana" w:hAnsi="Verdana"/>
-          <w:sz w:val="22"/>
-          <w:szCs w:val="22"/>
-        </w:rPr>
-      </w:r>
-      <w:r>
-        <w:rPr>
-          <w:rFonts w:ascii="Verdana" w:hAnsi="Verdana"/>
-          <w:b/>
-          <w:color w:val="0070C0"/>
-          <w:sz w:val="22"/>
-          <w:szCs w:val="22"/>
-          <w:u w:val="single"/>
-        </w:rPr>
-      </w:r>
-      <w:r>
-        <w:rPr>
-          <w:rFonts w:ascii="Verdana" w:hAnsi="Verdana"/>
-          <w:color w:val="44546A" w:themeColor="text2"/>
-          <w:sz w:val="22"/>
-          <w:szCs w:val="22"/>
-        </w:rPr>
-      </w:r>
-      <w:r>
-        <w:rPr>
-          <w:rFonts w:ascii="Verdana" w:hAnsi="Verdana"/>
-          <w:sz w:val="22"/>
-          <w:szCs w:val="22"/>
-        </w:rPr>
-      </w:r>
-      <w:r>
-        <w:rPr>
-          <w:rFonts w:ascii="Verdana" w:hAnsi="Verdana"/>
-          <w:sz w:val="22"/>
-          <w:szCs w:val="22"/>
-        </w:rPr>
-      </w:r>
-      <w:r>
-        <w:rPr>
-          <w:rFonts w:ascii="Verdana" w:hAnsi="Verdana"/>
-          <w:sz w:val="22"/>
-          <w:szCs w:val="22"/>
-        </w:rPr>
-      </w:r>
-      <w:r>
-        <w:rPr>
-          <w:rFonts w:ascii="Verdana" w:hAnsi="Verdana"/>
-          <w:b/>
-          <w:color w:val="FF0000"/>
-          <w:sz w:val="22"/>
-          <w:szCs w:val="22"/>
-          <w:u w:val="single"/>
-        </w:rPr>
-      </w:r>
-      <w:r>
-        <w:rPr>
-          <w:rFonts w:ascii="Verdana" w:hAnsi="Verdana"/>
-          <w:sz w:val="22"/>
-          <w:szCs w:val="22"/>
-        </w:rPr>
-      </w:r>
-      <w:r>
-        <w:rPr>
-          <w:rFonts w:ascii="Verdana" w:hAnsi="Verdana"/>
-          <w:b/>
-          <w:color w:val="FF0000"/>
-          <w:sz w:val="22"/>
-          <w:szCs w:val="22"/>
-          <w:u w:val="single"/>
+          <w:sz w:val="22"/>
+          <w:szCs w:val="22"/>
+        </w:rPr>
+        <w:t xml:space="preserve">        •  Wednesday, February 10, 2027 — 1st Exam — Ch 1 &amp; 2 (+ Ch1-2 Practice Test due)</w:t>
+      </w:r>
+      <w:r>
+        <w:rPr>
+          <w:rFonts w:ascii="Verdana" w:hAnsi="Verdana"/>
+          <w:sz w:val="22"/>
+          <w:szCs w:val="22"/>
+        </w:rPr>
+      </w:r>
+      <w:r>
+        <w:rPr>
+          <w:rFonts w:ascii="Verdana" w:hAnsi="Verdana"/>
+          <w:color w:val="000000"/>
+          <w:sz w:val="22"/>
+          <w:szCs w:val="22"/>
+        </w:rPr>
+      </w:r>
+      <w:r>
+        <w:rPr>
+          <w:rFonts w:ascii="Verdana" w:hAnsi="Verdana"/>
+          <w:color w:val="000000"/>
+          <w:sz w:val="22"/>
+          <w:szCs w:val="22"/>
+        </w:rPr>
+      </w:r>
+      <w:r>
+        <w:rPr>
+          <w:rFonts w:ascii="Verdana" w:hAnsi="Verdana"/>
+          <w:sz w:val="22"/>
+          <w:szCs w:val="22"/>
+        </w:rPr>
+      </w:r>
+      <w:r>
+        <w:rPr>
+          <w:rFonts w:ascii="Verdana" w:hAnsi="Verdana"/>
+          <w:sz w:val="22"/>
+          <w:szCs w:val="22"/>
+        </w:rPr>
+      </w:r>
+      <w:r>
+        <w:rPr>
+          <w:rFonts w:ascii="Verdana" w:hAnsi="Verdana"/>
+          <w:sz w:val="22"/>
+          <w:szCs w:val="22"/>
+        </w:rPr>
+      </w:r>
+      <w:r>
+        <w:rPr>
+          <w:rFonts w:ascii="Verdana" w:hAnsi="Verdana"/>
+          <w:color w:val="000000"/>
+          <w:sz w:val="22"/>
+          <w:szCs w:val="22"/>
+        </w:rPr>
+      </w:r>
+      <w:r>
+        <w:rPr>
+          <w:rFonts w:ascii="Verdana" w:hAnsi="Verdana"/>
+          <w:sz w:val="22"/>
+          <w:szCs w:val="22"/>
+        </w:rPr>
+      </w:r>
+      <w:r>
+        <w:rPr>
+          <w:rFonts w:ascii="Verdana" w:hAnsi="Verdana"/>
+          <w:color w:val="000000"/>
+          <w:sz w:val="22"/>
+          <w:szCs w:val="22"/>
         </w:rPr>
       </w:r>
       <w:r>
@@ -624,84 +613,76 @@
       <w:r>
         <w:rPr>
           <w:rFonts w:ascii="Verdana" w:hAnsi="Verdana"/>
-          <w:b/>
-          <w:i/>
-          <w:sz w:val="22"/>
-          <w:szCs w:val="22"/>
-        </w:rPr>
-        <w:t xml:space="preserve">        •  Wednesday, April 14, 2027 — 3rd Exam — Chapters 5, 6, 7 &amp; 8</w:t>
-      </w:r>
-      <w:r>
-        <w:rPr>
-          <w:rFonts w:ascii="Verdana" w:hAnsi="Verdana"/>
-          <w:sz w:val="22"/>
-          <w:szCs w:val="22"/>
-        </w:rPr>
-      </w:r>
-      <w:r>
-        <w:rPr>
-          <w:rFonts w:ascii="Verdana" w:hAnsi="Verdana"/>
-          <w:b/>
-          <w:color w:val="0070C0"/>
-          <w:sz w:val="22"/>
-          <w:szCs w:val="22"/>
-          <w:u w:val="single"/>
-        </w:rPr>
-      </w:r>
-      <w:r>
-        <w:rPr>
-          <w:rFonts w:ascii="Verdana" w:hAnsi="Verdana"/>
-          <w:color w:val="44546A" w:themeColor="text2"/>
-          <w:sz w:val="22"/>
-          <w:szCs w:val="22"/>
-        </w:rPr>
-      </w:r>
-      <w:r>
-        <w:rPr>
-          <w:rFonts w:ascii="Verdana" w:hAnsi="Verdana"/>
-          <w:sz w:val="22"/>
-          <w:szCs w:val="22"/>
-        </w:rPr>
-      </w:r>
-      <w:r>
-        <w:rPr>
-          <w:rFonts w:ascii="Verdana" w:hAnsi="Verdana"/>
-          <w:sz w:val="22"/>
-          <w:szCs w:val="22"/>
-        </w:rPr>
-      </w:r>
-      <w:r>
-        <w:rPr>
-          <w:rFonts w:ascii="Verdana" w:hAnsi="Verdana"/>
-          <w:sz w:val="22"/>
-          <w:szCs w:val="22"/>
-        </w:rPr>
-      </w:r>
-      <w:r>
-        <w:rPr>
-          <w:rFonts w:ascii="Verdana" w:hAnsi="Verdana"/>
-          <w:b/>
-          <w:color w:val="FF0000"/>
-          <w:sz w:val="22"/>
-          <w:szCs w:val="22"/>
-          <w:u w:val="single"/>
-        </w:rPr>
-      </w:r>
-      <w:r>
-        <w:rPr>
-          <w:rFonts w:ascii="Verdana" w:hAnsi="Verdana"/>
-          <w:sz w:val="22"/>
-          <w:szCs w:val="22"/>
-        </w:rPr>
-      </w:r>
-      <w:r>
-        <w:rPr>
-          <w:rFonts w:ascii="Verdana" w:hAnsi="Verdana"/>
-          <w:b/>
-          <w:color w:val="FF0000"/>
-          <w:sz w:val="22"/>
-          <w:szCs w:val="22"/>
-          <w:u w:val="single"/>
+          <w:sz w:val="22"/>
+          <w:szCs w:val="22"/>
+        </w:rPr>
+        <w:t xml:space="preserve">        •  Wednesday, March 10, 2027 — 2nd Exam — Chapters 3 &amp; 4</w:t>
+      </w:r>
+      <w:r>
+        <w:rPr>
+          <w:rFonts w:ascii="Verdana" w:hAnsi="Verdana"/>
+          <w:sz w:val="22"/>
+          <w:szCs w:val="22"/>
+        </w:rPr>
+      </w:r>
+      <w:r>
+        <w:rPr>
+          <w:rFonts w:ascii="Verdana" w:hAnsi="Verdana"/>
+          <w:color w:val="000000"/>
+          <w:sz w:val="22"/>
+          <w:szCs w:val="22"/>
+        </w:rPr>
+      </w:r>
+      <w:r>
+        <w:rPr>
+          <w:rFonts w:ascii="Verdana" w:hAnsi="Verdana"/>
+          <w:color w:val="000000"/>
+          <w:sz w:val="22"/>
+          <w:szCs w:val="22"/>
+        </w:rPr>
+      </w:r>
+      <w:r>
+        <w:rPr>
+          <w:rFonts w:ascii="Verdana" w:hAnsi="Verdana"/>
+          <w:sz w:val="22"/>
+          <w:szCs w:val="22"/>
+        </w:rPr>
+      </w:r>
+      <w:r>
+        <w:rPr>
+          <w:rFonts w:ascii="Verdana" w:hAnsi="Verdana"/>
+          <w:sz w:val="22"/>
+          <w:szCs w:val="22"/>
+        </w:rPr>
+      </w:r>
+      <w:r>
+        <w:rPr>
+          <w:rFonts w:ascii="Verdana" w:hAnsi="Verdana"/>
+          <w:sz w:val="22"/>
+          <w:szCs w:val="22"/>
+        </w:rPr>
+      </w:r>
+      <w:r>
+        <w:rPr>
+          <w:rFonts w:ascii="Verdana" w:hAnsi="Verdana"/>
+          <w:color w:val="000000"/>
+          <w:sz w:val="22"/>
+          <w:szCs w:val="22"/>
+        </w:rPr>
+      </w:r>
+      <w:r>
+        <w:rPr>
+          <w:rFonts w:ascii="Verdana" w:hAnsi="Verdana"/>
+          <w:sz w:val="22"/>
+          <w:szCs w:val="22"/>
+        </w:rPr>
+      </w:r>
+      <w:r>
+        <w:rPr>
+          <w:rFonts w:ascii="Verdana" w:hAnsi="Verdana"/>
+          <w:color w:val="000000"/>
+          <w:sz w:val="22"/>
+          <w:szCs w:val="22"/>
         </w:rPr>
       </w:r>
       <w:r>
@@ -723,84 +704,76 @@
       <w:r>
         <w:rPr>
           <w:rFonts w:ascii="Verdana" w:hAnsi="Verdana"/>
-          <w:b/>
-          <w:i/>
-          <w:sz w:val="22"/>
-          <w:szCs w:val="22"/>
-        </w:rPr>
-        <w:t xml:space="preserve">        •  Monday, May 3, 2027 — Comprehensive Final Exam — Ch. 1–9, 11, 12 &amp; 13</w:t>
-      </w:r>
-      <w:r>
-        <w:rPr>
-          <w:rFonts w:ascii="Verdana" w:hAnsi="Verdana"/>
-          <w:sz w:val="22"/>
-          <w:szCs w:val="22"/>
-        </w:rPr>
-      </w:r>
-      <w:r>
-        <w:rPr>
-          <w:rFonts w:ascii="Verdana" w:hAnsi="Verdana"/>
-          <w:b/>
-          <w:color w:val="0070C0"/>
-          <w:sz w:val="22"/>
-          <w:szCs w:val="22"/>
-          <w:u w:val="single"/>
-        </w:rPr>
-      </w:r>
-      <w:r>
-        <w:rPr>
-          <w:rFonts w:ascii="Verdana" w:hAnsi="Verdana"/>
-          <w:color w:val="44546A" w:themeColor="text2"/>
-          <w:sz w:val="22"/>
-          <w:szCs w:val="22"/>
-        </w:rPr>
-      </w:r>
-      <w:r>
-        <w:rPr>
-          <w:rFonts w:ascii="Verdana" w:hAnsi="Verdana"/>
-          <w:sz w:val="22"/>
-          <w:szCs w:val="22"/>
-        </w:rPr>
-      </w:r>
-      <w:r>
-        <w:rPr>
-          <w:rFonts w:ascii="Verdana" w:hAnsi="Verdana"/>
-          <w:sz w:val="22"/>
-          <w:szCs w:val="22"/>
-        </w:rPr>
-      </w:r>
-      <w:r>
-        <w:rPr>
-          <w:rFonts w:ascii="Verdana" w:hAnsi="Verdana"/>
-          <w:sz w:val="22"/>
-          <w:szCs w:val="22"/>
-        </w:rPr>
-      </w:r>
-      <w:r>
-        <w:rPr>
-          <w:rFonts w:ascii="Verdana" w:hAnsi="Verdana"/>
-          <w:b/>
-          <w:color w:val="FF0000"/>
-          <w:sz w:val="22"/>
-          <w:szCs w:val="22"/>
-          <w:u w:val="single"/>
-        </w:rPr>
-      </w:r>
-      <w:r>
-        <w:rPr>
-          <w:rFonts w:ascii="Verdana" w:hAnsi="Verdana"/>
-          <w:sz w:val="22"/>
-          <w:szCs w:val="22"/>
-        </w:rPr>
-      </w:r>
-      <w:r>
-        <w:rPr>
-          <w:rFonts w:ascii="Verdana" w:hAnsi="Verdana"/>
-          <w:b/>
-          <w:color w:val="FF0000"/>
-          <w:sz w:val="22"/>
-          <w:szCs w:val="22"/>
-          <w:u w:val="single"/>
+          <w:sz w:val="22"/>
+          <w:szCs w:val="22"/>
+        </w:rPr>
+        <w:t xml:space="preserve">        •  Wednesday, April 14, 2027 — 3rd Exam — Chapters 5, 6, 7 &amp; 8</w:t>
+      </w:r>
+      <w:r>
+        <w:rPr>
+          <w:rFonts w:ascii="Verdana" w:hAnsi="Verdana"/>
+          <w:sz w:val="22"/>
+          <w:szCs w:val="22"/>
+        </w:rPr>
+      </w:r>
+      <w:r>
+        <w:rPr>
+          <w:rFonts w:ascii="Verdana" w:hAnsi="Verdana"/>
+          <w:color w:val="000000"/>
+          <w:sz w:val="22"/>
+          <w:szCs w:val="22"/>
+        </w:rPr>
+      </w:r>
+      <w:r>
+        <w:rPr>
+          <w:rFonts w:ascii="Verdana" w:hAnsi="Verdana"/>
+          <w:color w:val="000000"/>
+          <w:sz w:val="22"/>
+          <w:szCs w:val="22"/>
+        </w:rPr>
+      </w:r>
+      <w:r>
+        <w:rPr>
+          <w:rFonts w:ascii="Verdana" w:hAnsi="Verdana"/>
+          <w:sz w:val="22"/>
+          <w:szCs w:val="22"/>
+        </w:rPr>
+      </w:r>
+      <w:r>
+        <w:rPr>
+          <w:rFonts w:ascii="Verdana" w:hAnsi="Verdana"/>
+          <w:sz w:val="22"/>
+          <w:szCs w:val="22"/>
+        </w:rPr>
+      </w:r>
+      <w:r>
+        <w:rPr>
+          <w:rFonts w:ascii="Verdana" w:hAnsi="Verdana"/>
+          <w:sz w:val="22"/>
+          <w:szCs w:val="22"/>
+        </w:rPr>
+      </w:r>
+      <w:r>
+        <w:rPr>
+          <w:rFonts w:ascii="Verdana" w:hAnsi="Verdana"/>
+          <w:color w:val="000000"/>
+          <w:sz w:val="22"/>
+          <w:szCs w:val="22"/>
+        </w:rPr>
+      </w:r>
+      <w:r>
+        <w:rPr>
+          <w:rFonts w:ascii="Verdana" w:hAnsi="Verdana"/>
+          <w:sz w:val="22"/>
+          <w:szCs w:val="22"/>
+        </w:rPr>
+      </w:r>
+      <w:r>
+        <w:rPr>
+          <w:rFonts w:ascii="Verdana" w:hAnsi="Verdana"/>
+          <w:color w:val="000000"/>
+          <w:sz w:val="22"/>
+          <w:szCs w:val="22"/>
         </w:rPr>
       </w:r>
       <w:r>
@@ -822,83 +795,166 @@
       <w:r>
         <w:rPr>
           <w:rFonts w:ascii="Verdana" w:hAnsi="Verdana"/>
-          <w:b/>
-          <w:i/>
-          <w:sz w:val="22"/>
-          <w:szCs w:val="22"/>
-        </w:rPr>
-      </w:r>
-      <w:r>
-        <w:rPr>
-          <w:rFonts w:ascii="Verdana" w:hAnsi="Verdana"/>
-          <w:sz w:val="22"/>
-          <w:szCs w:val="22"/>
-        </w:rPr>
-      </w:r>
-      <w:r>
-        <w:rPr>
-          <w:rFonts w:ascii="Verdana" w:hAnsi="Verdana"/>
-          <w:b/>
-          <w:color w:val="0070C0"/>
-          <w:sz w:val="22"/>
-          <w:szCs w:val="22"/>
-          <w:u w:val="single"/>
-        </w:rPr>
-      </w:r>
-      <w:r>
-        <w:rPr>
-          <w:rFonts w:ascii="Verdana" w:hAnsi="Verdana"/>
-          <w:color w:val="44546A" w:themeColor="text2"/>
-          <w:sz w:val="22"/>
-          <w:szCs w:val="22"/>
-        </w:rPr>
-      </w:r>
-      <w:r>
-        <w:rPr>
-          <w:rFonts w:ascii="Verdana" w:hAnsi="Verdana"/>
-          <w:sz w:val="22"/>
-          <w:szCs w:val="22"/>
-        </w:rPr>
-      </w:r>
-      <w:r>
-        <w:rPr>
-          <w:rFonts w:ascii="Verdana" w:hAnsi="Verdana"/>
-          <w:sz w:val="22"/>
-          <w:szCs w:val="22"/>
-        </w:rPr>
-      </w:r>
-      <w:r>
-        <w:rPr>
-          <w:rFonts w:ascii="Verdana" w:hAnsi="Verdana"/>
-          <w:sz w:val="22"/>
-          <w:szCs w:val="22"/>
-        </w:rPr>
-      </w:r>
-      <w:r>
-        <w:rPr>
-          <w:rFonts w:ascii="Verdana" w:hAnsi="Verdana"/>
-          <w:b/>
-          <w:color w:val="FF0000"/>
-          <w:sz w:val="22"/>
-          <w:szCs w:val="22"/>
-          <w:u w:val="single"/>
-        </w:rPr>
-      </w:r>
-      <w:r>
-        <w:rPr>
-          <w:rFonts w:ascii="Verdana" w:hAnsi="Verdana"/>
-          <w:sz w:val="22"/>
-          <w:szCs w:val="22"/>
-        </w:rPr>
-      </w:r>
-      <w:r>
-        <w:rPr>
-          <w:rFonts w:ascii="Verdana" w:hAnsi="Verdana"/>
-          <w:b/>
-          <w:color w:val="FF0000"/>
-          <w:sz w:val="22"/>
-          <w:szCs w:val="22"/>
-          <w:u w:val="single"/>
+          <w:sz w:val="22"/>
+          <w:szCs w:val="22"/>
+        </w:rPr>
+        <w:t xml:space="preserve">        •  Monday, May 3, 2027 — Comprehensive Final Exam — Ch. 1–9, 11, 12 &amp; 13</w:t>
+      </w:r>
+      <w:r>
+        <w:rPr>
+          <w:rFonts w:ascii="Verdana" w:hAnsi="Verdana"/>
+          <w:sz w:val="22"/>
+          <w:szCs w:val="22"/>
+        </w:rPr>
+      </w:r>
+      <w:r>
+        <w:rPr>
+          <w:rFonts w:ascii="Verdana" w:hAnsi="Verdana"/>
+          <w:color w:val="000000"/>
+          <w:sz w:val="22"/>
+          <w:szCs w:val="22"/>
+        </w:rPr>
+      </w:r>
+      <w:r>
+        <w:rPr>
+          <w:rFonts w:ascii="Verdana" w:hAnsi="Verdana"/>
+          <w:color w:val="000000"/>
+          <w:sz w:val="22"/>
+          <w:szCs w:val="22"/>
+        </w:rPr>
+      </w:r>
+      <w:r>
+        <w:rPr>
+          <w:rFonts w:ascii="Verdana" w:hAnsi="Verdana"/>
+          <w:sz w:val="22"/>
+          <w:szCs w:val="22"/>
+        </w:rPr>
+      </w:r>
+      <w:r>
+        <w:rPr>
+          <w:rFonts w:ascii="Verdana" w:hAnsi="Verdana"/>
+          <w:sz w:val="22"/>
+          <w:szCs w:val="22"/>
+        </w:rPr>
+      </w:r>
+      <w:r>
+        <w:rPr>
+          <w:rFonts w:ascii="Verdana" w:hAnsi="Verdana"/>
+          <w:sz w:val="22"/>
+          <w:szCs w:val="22"/>
+        </w:rPr>
+      </w:r>
+      <w:r>
+        <w:rPr>
+          <w:rFonts w:ascii="Verdana" w:hAnsi="Verdana"/>
+          <w:color w:val="000000"/>
+          <w:sz w:val="22"/>
+          <w:szCs w:val="22"/>
+        </w:rPr>
+      </w:r>
+      <w:r>
+        <w:rPr>
+          <w:rFonts w:ascii="Verdana" w:hAnsi="Verdana"/>
+          <w:sz w:val="22"/>
+          <w:szCs w:val="22"/>
+        </w:rPr>
+      </w:r>
+      <w:r>
+        <w:rPr>
+          <w:rFonts w:ascii="Verdana" w:hAnsi="Verdana"/>
+          <w:color w:val="000000"/>
+          <w:sz w:val="22"/>
+          <w:szCs w:val="22"/>
+        </w:rPr>
+      </w:r>
+      <w:r>
+        <w:rPr>
+          <w:rFonts w:ascii="Verdana" w:hAnsi="Verdana"/>
+          <w:sz w:val="22"/>
+          <w:szCs w:val="22"/>
+        </w:rPr>
+      </w:r>
+    </w:p>
+    <w:p>
+      <w:pPr>
+        <w:rPr>
+          <w:rFonts w:ascii="Verdana" w:hAnsi="Verdana"/>
+          <w:sz w:val="22"/>
+          <w:szCs w:val="22"/>
+        </w:rPr>
+      </w:pPr>
+      <w:r>
+        <w:rPr>
+          <w:rFonts w:ascii="Verdana" w:hAnsi="Verdana"/>
+          <w:sz w:val="22"/>
+          <w:szCs w:val="22"/>
+        </w:rPr>
+      </w:r>
+      <w:r>
+        <w:rPr>
+          <w:rFonts w:ascii="Verdana" w:hAnsi="Verdana"/>
+          <w:sz w:val="22"/>
+          <w:szCs w:val="22"/>
+        </w:rPr>
+      </w:r>
+      <w:r>
+        <w:rPr>
+          <w:rFonts w:ascii="Verdana" w:hAnsi="Verdana"/>
+          <w:color w:val="000000"/>
+          <w:sz w:val="22"/>
+          <w:szCs w:val="22"/>
+        </w:rPr>
+      </w:r>
+      <w:r>
+        <w:rPr>
+          <w:rFonts w:ascii="Verdana" w:hAnsi="Verdana"/>
+          <w:color w:val="000000"/>
+          <w:sz w:val="22"/>
+          <w:szCs w:val="22"/>
+        </w:rPr>
+      </w:r>
+      <w:r>
+        <w:rPr>
+          <w:rFonts w:ascii="Verdana" w:hAnsi="Verdana"/>
+          <w:sz w:val="22"/>
+          <w:szCs w:val="22"/>
+        </w:rPr>
+      </w:r>
+      <w:r>
+        <w:rPr>
+          <w:rFonts w:ascii="Verdana" w:hAnsi="Verdana"/>
+          <w:sz w:val="22"/>
+          <w:szCs w:val="22"/>
+        </w:rPr>
+      </w:r>
+      <w:r>
+        <w:rPr>
+          <w:rFonts w:ascii="Verdana" w:hAnsi="Verdana"/>
+          <w:sz w:val="22"/>
+          <w:szCs w:val="22"/>
+        </w:rPr>
+      </w:r>
+      <w:r>
+        <w:rPr>
+          <w:rFonts w:ascii="Verdana" w:hAnsi="Verdana"/>
+          <w:color w:val="000000"/>
+          <w:sz w:val="22"/>
+          <w:szCs w:val="22"/>
+        </w:rPr>
+      </w:r>
+      <w:r>
+        <w:rPr>
+          <w:rFonts w:ascii="Verdana" w:hAnsi="Verdana"/>
+          <w:sz w:val="22"/>
+          <w:szCs w:val="22"/>
+        </w:rPr>
+      </w:r>
+      <w:r>
+        <w:rPr>
+          <w:rFonts w:ascii="Verdana" w:hAnsi="Verdana"/>
+          <w:color w:val="000000"/>
+          <w:sz w:val="22"/>
+          <w:szCs w:val="22"/>
         </w:rPr>
       </w:r>
       <w:r>
@@ -918,12 +974,12 @@
         <w:tblLook w:val="04A0" w:firstRow="1" w:lastRow="0" w:firstColumn="1" w:lastColumn="0" w:noHBand="0" w:noVBand="1"/>
       </w:tblPr>
       <w:tblGrid>
-        <w:gridCol w:w="985"/>
-        <w:gridCol w:w="771"/>
-        <w:gridCol w:w="4991"/>
-        <w:gridCol w:w="1348"/>
-        <w:gridCol w:w="1530"/>
-        <w:gridCol w:w="1170"/>
+        <w:gridCol w:w="840"/>
+        <w:gridCol w:w="1440"/>
+        <w:gridCol w:w="4840"/>
+        <w:gridCol w:w="1340"/>
+        <w:gridCol w:w="1160"/>
+        <w:gridCol w:w="1160"/>
       </w:tblGrid>
       <w:tr>
         <w:trPr>
@@ -931,7 +987,7 @@
         </w:trPr>
         <w:tc>
           <w:tcPr>
-            <w:tcW w:w="985" w:type="dxa"/>
+            <w:tcW w:w="840" w:type="dxa"/>
             <w:tcBorders>
               <w:bottom w:val="single" w:sz="12" w:space="0" w:color="auto"/>
             </w:tcBorders>
@@ -960,7 +1016,7 @@
         </w:tc>
         <w:tc>
           <w:tcPr>
-            <w:tcW w:w="771" w:type="dxa"/>
+            <w:tcW w:w="1440" w:type="dxa"/>
             <w:tcBorders>
               <w:bottom w:val="single" w:sz="12" w:space="0" w:color="auto"/>
             </w:tcBorders>
@@ -989,7 +1045,7 @@
         </w:tc>
         <w:tc>
           <w:tcPr>
-            <w:tcW w:w="4991" w:type="dxa"/>
+            <w:tcW w:w="4840" w:type="dxa"/>
             <w:tcBorders>
               <w:bottom w:val="single" w:sz="12" w:space="0" w:color="auto"/>
             </w:tcBorders>
@@ -1042,7 +1098,7 @@
         </w:tc>
         <w:tc>
           <w:tcPr>
-            <w:tcW w:w="1348" w:type="dxa"/>
+            <w:tcW w:w="1340" w:type="dxa"/>
             <w:tcBorders>
               <w:bottom w:val="single" w:sz="12" w:space="0" w:color="auto"/>
             </w:tcBorders>
@@ -1071,7 +1127,7 @@
         </w:tc>
         <w:tc>
           <w:tcPr>
-            <w:tcW w:w="1530" w:type="dxa"/>
+            <w:tcW w:w="1160" w:type="dxa"/>
             <w:tcBorders>
               <w:bottom w:val="single" w:sz="12" w:space="0" w:color="auto"/>
             </w:tcBorders>
@@ -1100,7 +1156,7 @@
         </w:tc>
         <w:tc>
           <w:tcPr>
-            <w:tcW w:w="1170" w:type="dxa"/>
+            <w:tcW w:w="1160" w:type="dxa"/>
             <w:tcBorders>
               <w:bottom w:val="single" w:sz="12" w:space="0" w:color="auto"/>
             </w:tcBorders>
@@ -1134,7 +1190,7 @@
         </w:trPr>
         <w:tc>
           <w:tcPr>
-            <w:tcW w:w="985" w:type="dxa"/>
+            <w:tcW w:w="840" w:type="dxa"/>
             <w:vMerge w:val="restart"/>
             <w:tcBorders>
               <w:top w:val="single" w:sz="12" w:space="0" w:color="auto"/>
@@ -1165,7 +1221,7 @@
         </w:tc>
         <w:tc>
           <w:tcPr>
-            <w:tcW w:w="771" w:type="dxa"/>
+            <w:tcW w:w="1440" w:type="dxa"/>
             <w:vMerge w:val="restart"/>
             <w:tcBorders>
               <w:top w:val="single" w:sz="12" w:space="0" w:color="auto"/>
@@ -1197,7 +1253,7 @@
         </w:tc>
         <w:tc>
           <w:tcPr>
-            <w:tcW w:w="4991" w:type="dxa"/>
+            <w:tcW w:w="4840" w:type="dxa"/>
             <w:tcBorders>
               <w:top w:val="single" w:sz="12" w:space="0" w:color="auto"/>
             </w:tcBorders>
@@ -1269,7 +1325,7 @@
         </w:tc>
         <w:tc>
           <w:tcPr>
-            <w:tcW w:w="1348" w:type="dxa"/>
+            <w:tcW w:w="1340" w:type="dxa"/>
             <w:tcBorders>
               <w:top w:val="single" w:sz="12" w:space="0" w:color="auto"/>
             </w:tcBorders>
@@ -1298,7 +1354,7 @@
         </w:tc>
         <w:tc>
           <w:tcPr>
-            <w:tcW w:w="1530" w:type="dxa"/>
+            <w:tcW w:w="1160" w:type="dxa"/>
             <w:tcBorders>
               <w:top w:val="single" w:sz="12" w:space="0" w:color="auto"/>
             </w:tcBorders>
@@ -1328,7 +1384,7 @@
         </w:tc>
         <w:tc>
           <w:tcPr>
-            <w:tcW w:w="1170" w:type="dxa"/>
+            <w:tcW w:w="1160" w:type="dxa"/>
             <w:tcBorders>
               <w:top w:val="single" w:sz="12" w:space="0" w:color="auto"/>
             </w:tcBorders>
@@ -1363,7 +1419,7 @@
         </w:trPr>
         <w:tc>
           <w:tcPr>
-            <w:tcW w:w="985" w:type="dxa"/>
+            <w:tcW w:w="840" w:type="dxa"/>
             <w:vMerge w:val="restart"/>
             <w:tcBorders>
               <w:top w:val="single" w:sz="12" w:space="0" w:color="auto"/>
@@ -1394,7 +1450,7 @@
         </w:tc>
         <w:tc>
           <w:tcPr>
-            <w:tcW w:w="771" w:type="dxa"/>
+            <w:tcW w:w="1440" w:type="dxa"/>
             <w:vMerge w:val="restart"/>
             <w:tcBorders>
               <w:top w:val="single" w:sz="12" w:space="0" w:color="auto"/>
@@ -1426,7 +1482,7 @@
         </w:tc>
         <w:tc>
           <w:tcPr>
-            <w:tcW w:w="4991" w:type="dxa"/>
+            <w:tcW w:w="4840" w:type="dxa"/>
             <w:tcBorders>
               <w:top w:val="single" w:sz="12" w:space="0" w:color="auto"/>
             </w:tcBorders>
@@ -1498,7 +1554,7 @@
         </w:tc>
         <w:tc>
           <w:tcPr>
-            <w:tcW w:w="1348" w:type="dxa"/>
+            <w:tcW w:w="1340" w:type="dxa"/>
             <w:tcBorders>
               <w:top w:val="single" w:sz="12" w:space="0" w:color="auto"/>
             </w:tcBorders>
@@ -1527,7 +1583,7 @@
         </w:tc>
         <w:tc>
           <w:tcPr>
-            <w:tcW w:w="1530" w:type="dxa"/>
+            <w:tcW w:w="1160" w:type="dxa"/>
             <w:tcBorders>
               <w:top w:val="single" w:sz="12" w:space="0" w:color="auto"/>
             </w:tcBorders>
@@ -1557,7 +1613,7 @@
         </w:tc>
         <w:tc>
           <w:tcPr>
-            <w:tcW w:w="1170" w:type="dxa"/>
+            <w:tcW w:w="1160" w:type="dxa"/>
             <w:tcBorders>
               <w:top w:val="single" w:sz="12" w:space="0" w:color="auto"/>
             </w:tcBorders>
@@ -1592,7 +1648,7 @@
         </w:trPr>
         <w:tc>
           <w:tcPr>
-            <w:tcW w:w="985" w:type="dxa"/>
+            <w:tcW w:w="840" w:type="dxa"/>
             <w:vAlign w:val="center"/>
             <w:shd w:val="clear" w:color="auto" w:fill="FFFF00"/>
           </w:tcPr>
@@ -1624,7 +1680,7 @@
         </w:tc>
         <w:tc>
           <w:tcPr>
-            <w:tcW w:w="771" w:type="dxa"/>
+            <w:tcW w:w="1440" w:type="dxa"/>
             <w:vAlign w:val="center"/>
             <w:shd w:val="clear" w:color="auto" w:fill="FFFF00"/>
           </w:tcPr>
@@ -1655,7 +1711,7 @@
         </w:tc>
         <w:tc>
           <w:tcPr>
-            <w:tcW w:w="9039" w:type="dxa"/>
+            <w:tcW w:w="4840" w:type="dxa"/>
             <w:gridSpan w:val="4"/>
             <w:vAlign w:val="center"/>
             <w:shd w:val="clear" w:color="auto" w:fill="FFFF00"/>
@@ -1718,7 +1774,7 @@
         </w:trPr>
         <w:tc>
           <w:tcPr>
-            <w:tcW w:w="985" w:type="dxa"/>
+            <w:tcW w:w="840" w:type="dxa"/>
             <w:vMerge w:val="restart"/>
             <w:tcBorders>
               <w:top w:val="single" w:sz="12" w:space="0" w:color="auto"/>
@@ -1749,7 +1805,7 @@
         </w:tc>
         <w:tc>
           <w:tcPr>
-            <w:tcW w:w="771" w:type="dxa"/>
+            <w:tcW w:w="1440" w:type="dxa"/>
             <w:vMerge w:val="restart"/>
             <w:tcBorders>
               <w:top w:val="single" w:sz="12" w:space="0" w:color="auto"/>
@@ -1781,7 +1837,7 @@
         </w:tc>
         <w:tc>
           <w:tcPr>
-            <w:tcW w:w="4991" w:type="dxa"/>
+            <w:tcW w:w="4840" w:type="dxa"/>
             <w:tcBorders>
               <w:top w:val="single" w:sz="12" w:space="0" w:color="auto"/>
             </w:tcBorders>
@@ -1853,7 +1909,7 @@
         </w:tc>
         <w:tc>
           <w:tcPr>
-            <w:tcW w:w="1348" w:type="dxa"/>
+            <w:tcW w:w="1340" w:type="dxa"/>
             <w:tcBorders>
               <w:top w:val="single" w:sz="12" w:space="0" w:color="auto"/>
             </w:tcBorders>
@@ -1882,7 +1938,7 @@
         </w:tc>
         <w:tc>
           <w:tcPr>
-            <w:tcW w:w="1530" w:type="dxa"/>
+            <w:tcW w:w="1160" w:type="dxa"/>
             <w:tcBorders>
               <w:top w:val="single" w:sz="12" w:space="0" w:color="auto"/>
             </w:tcBorders>
@@ -1912,7 +1968,7 @@
         </w:tc>
         <w:tc>
           <w:tcPr>
-            <w:tcW w:w="1170" w:type="dxa"/>
+            <w:tcW w:w="1160" w:type="dxa"/>
             <w:tcBorders>
               <w:top w:val="single" w:sz="12" w:space="0" w:color="auto"/>
             </w:tcBorders>
@@ -1947,7 +2003,7 @@
         </w:trPr>
         <w:tc>
           <w:tcPr>
-            <w:tcW w:w="985" w:type="dxa"/>
+            <w:tcW w:w="840" w:type="dxa"/>
             <w:vMerge w:val="restart"/>
             <w:tcBorders>
               <w:top w:val="single" w:sz="12" w:space="0" w:color="auto"/>
@@ -1978,7 +2034,7 @@
         </w:tc>
         <w:tc>
           <w:tcPr>
-            <w:tcW w:w="771" w:type="dxa"/>
+            <w:tcW w:w="1440" w:type="dxa"/>
             <w:vMerge w:val="restart"/>
             <w:tcBorders>
               <w:top w:val="single" w:sz="12" w:space="0" w:color="auto"/>
@@ -2010,7 +2066,7 @@
         </w:tc>
         <w:tc>
           <w:tcPr>
-            <w:tcW w:w="4991" w:type="dxa"/>
+            <w:tcW w:w="4840" w:type="dxa"/>
             <w:tcBorders>
               <w:top w:val="single" w:sz="12" w:space="0" w:color="auto"/>
             </w:tcBorders>
@@ -2082,7 +2138,7 @@
         </w:tc>
         <w:tc>
           <w:tcPr>
-            <w:tcW w:w="1348" w:type="dxa"/>
+            <w:tcW w:w="1340" w:type="dxa"/>
             <w:tcBorders>
               <w:top w:val="single" w:sz="12" w:space="0" w:color="auto"/>
             </w:tcBorders>
@@ -2111,7 +2167,7 @@
         </w:tc>
         <w:tc>
           <w:tcPr>
-            <w:tcW w:w="1530" w:type="dxa"/>
+            <w:tcW w:w="1160" w:type="dxa"/>
             <w:tcBorders>
               <w:top w:val="single" w:sz="12" w:space="0" w:color="auto"/>
             </w:tcBorders>
@@ -2141,7 +2197,7 @@
         </w:tc>
         <w:tc>
           <w:tcPr>
-            <w:tcW w:w="1170" w:type="dxa"/>
+            <w:tcW w:w="1160" w:type="dxa"/>
             <w:tcBorders>
               <w:top w:val="single" w:sz="12" w:space="0" w:color="auto"/>
             </w:tcBorders>
@@ -2176,7 +2232,7 @@
         </w:trPr>
         <w:tc>
           <w:tcPr>
-            <w:tcW w:w="985" w:type="dxa"/>
+            <w:tcW w:w="840" w:type="dxa"/>
             <w:vAlign w:val="center"/>
             <w:shd w:val="clear" w:color="auto" w:fill="FFFF00"/>
           </w:tcPr>
@@ -2208,7 +2264,7 @@
         </w:tc>
         <w:tc>
           <w:tcPr>
-            <w:tcW w:w="771" w:type="dxa"/>
+            <w:tcW w:w="1440" w:type="dxa"/>
             <w:vAlign w:val="center"/>
             <w:shd w:val="clear" w:color="auto" w:fill="FFFF00"/>
           </w:tcPr>
@@ -2239,7 +2295,7 @@
         </w:tc>
         <w:tc>
           <w:tcPr>
-            <w:tcW w:w="9039" w:type="dxa"/>
+            <w:tcW w:w="4840" w:type="dxa"/>
             <w:gridSpan w:val="4"/>
             <w:vAlign w:val="center"/>
             <w:shd w:val="clear" w:color="auto" w:fill="FFFF00"/>
@@ -2302,7 +2358,7 @@
         </w:trPr>
         <w:tc>
           <w:tcPr>
-            <w:tcW w:w="985" w:type="dxa"/>
+            <w:tcW w:w="840" w:type="dxa"/>
             <w:vMerge w:val="restart"/>
             <w:tcBorders>
               <w:top w:val="single" w:sz="12" w:space="0" w:color="auto"/>
@@ -2333,7 +2389,7 @@
         </w:tc>
         <w:tc>
           <w:tcPr>
-            <w:tcW w:w="771" w:type="dxa"/>
+            <w:tcW w:w="1440" w:type="dxa"/>
             <w:vMerge w:val="restart"/>
             <w:tcBorders>
               <w:top w:val="single" w:sz="12" w:space="0" w:color="auto"/>
@@ -2365,7 +2421,7 @@
         </w:tc>
         <w:tc>
           <w:tcPr>
-            <w:tcW w:w="4991" w:type="dxa"/>
+            <w:tcW w:w="4840" w:type="dxa"/>
             <w:tcBorders>
               <w:top w:val="single" w:sz="12" w:space="0" w:color="auto"/>
             </w:tcBorders>
@@ -2437,7 +2493,7 @@
         </w:tc>
         <w:tc>
           <w:tcPr>
-            <w:tcW w:w="1348" w:type="dxa"/>
+            <w:tcW w:w="1340" w:type="dxa"/>
             <w:tcBorders>
               <w:top w:val="single" w:sz="12" w:space="0" w:color="auto"/>
             </w:tcBorders>
@@ -2466,7 +2522,7 @@
         </w:tc>
         <w:tc>
           <w:tcPr>
-            <w:tcW w:w="1530" w:type="dxa"/>
+            <w:tcW w:w="1160" w:type="dxa"/>
             <w:tcBorders>
               <w:top w:val="single" w:sz="12" w:space="0" w:color="auto"/>
             </w:tcBorders>
@@ -2496,7 +2552,7 @@
         </w:tc>
         <w:tc>
           <w:tcPr>
-            <w:tcW w:w="1170" w:type="dxa"/>
+            <w:tcW w:w="1160" w:type="dxa"/>
             <w:tcBorders>
               <w:top w:val="single" w:sz="12" w:space="0" w:color="auto"/>
             </w:tcBorders>
@@ -2531,7 +2587,7 @@
         </w:trPr>
         <w:tc>
           <w:tcPr>
-            <w:tcW w:w="985" w:type="dxa"/>
+            <w:tcW w:w="840" w:type="dxa"/>
             <w:vMerge w:val="restart"/>
             <w:tcBorders>
               <w:top w:val="single" w:sz="12" w:space="0" w:color="auto"/>
@@ -2562,7 +2618,7 @@
         </w:tc>
         <w:tc>
           <w:tcPr>
-            <w:tcW w:w="771" w:type="dxa"/>
+            <w:tcW w:w="1440" w:type="dxa"/>
             <w:vMerge w:val="restart"/>
             <w:tcBorders>
               <w:top w:val="single" w:sz="12" w:space="0" w:color="auto"/>
@@ -2594,7 +2650,7 @@
         </w:tc>
         <w:tc>
           <w:tcPr>
-            <w:tcW w:w="4991" w:type="dxa"/>
+            <w:tcW w:w="4840" w:type="dxa"/>
             <w:tcBorders>
               <w:top w:val="single" w:sz="12" w:space="0" w:color="auto"/>
             </w:tcBorders>
@@ -2666,7 +2722,7 @@
         </w:tc>
         <w:tc>
           <w:tcPr>
-            <w:tcW w:w="1348" w:type="dxa"/>
+            <w:tcW w:w="1340" w:type="dxa"/>
             <w:tcBorders>
               <w:top w:val="single" w:sz="12" w:space="0" w:color="auto"/>
             </w:tcBorders>
@@ -2695,7 +2751,7 @@
         </w:tc>
         <w:tc>
           <w:tcPr>
-            <w:tcW w:w="1530" w:type="dxa"/>
+            <w:tcW w:w="1160" w:type="dxa"/>
             <w:tcBorders>
               <w:top w:val="single" w:sz="12" w:space="0" w:color="auto"/>
             </w:tcBorders>
@@ -2725,7 +2781,7 @@
         </w:tc>
         <w:tc>
           <w:tcPr>
-            <w:tcW w:w="1170" w:type="dxa"/>
+            <w:tcW w:w="1160" w:type="dxa"/>
             <w:tcBorders>
               <w:top w:val="single" w:sz="12" w:space="0" w:color="auto"/>
             </w:tcBorders>
@@ -2760,7 +2816,7 @@
         </w:trPr>
         <w:tc>
           <w:tcPr>
-            <w:tcW w:w="985" w:type="dxa"/>
+            <w:tcW w:w="840" w:type="dxa"/>
             <w:vMerge w:val="restart"/>
             <w:tcBorders>
               <w:top w:val="single" w:sz="12" w:space="0" w:color="auto"/>
@@ -2791,7 +2847,7 @@
         </w:tc>
         <w:tc>
           <w:tcPr>
-            <w:tcW w:w="771" w:type="dxa"/>
+            <w:tcW w:w="1440" w:type="dxa"/>
             <w:vMerge w:val="restart"/>
             <w:tcBorders>
               <w:top w:val="single" w:sz="12" w:space="0" w:color="auto"/>
@@ -2823,7 +2879,7 @@
         </w:tc>
         <w:tc>
           <w:tcPr>
-            <w:tcW w:w="4991" w:type="dxa"/>
+            <w:tcW w:w="4840" w:type="dxa"/>
             <w:tcBorders>
               <w:top w:val="single" w:sz="12" w:space="0" w:color="auto"/>
             </w:tcBorders>
@@ -2895,7 +2951,7 @@
         </w:tc>
         <w:tc>
           <w:tcPr>
-            <w:tcW w:w="1348" w:type="dxa"/>
+            <w:tcW w:w="1340" w:type="dxa"/>
             <w:tcBorders>
               <w:top w:val="single" w:sz="12" w:space="0" w:color="auto"/>
             </w:tcBorders>
@@ -2924,7 +2980,7 @@
         </w:tc>
         <w:tc>
           <w:tcPr>
-            <w:tcW w:w="1530" w:type="dxa"/>
+            <w:tcW w:w="1160" w:type="dxa"/>
             <w:tcBorders>
               <w:top w:val="single" w:sz="12" w:space="0" w:color="auto"/>
             </w:tcBorders>
@@ -2954,7 +3010,7 @@
         </w:tc>
         <w:tc>
           <w:tcPr>
-            <w:tcW w:w="1170" w:type="dxa"/>
+            <w:tcW w:w="1160" w:type="dxa"/>
             <w:tcBorders>
               <w:top w:val="single" w:sz="12" w:space="0" w:color="auto"/>
             </w:tcBorders>
@@ -2989,7 +3045,7 @@
         </w:trPr>
         <w:tc>
           <w:tcPr>
-            <w:tcW w:w="985" w:type="dxa"/>
+            <w:tcW w:w="840" w:type="dxa"/>
             <w:vMerge w:val="restart"/>
             <w:tcBorders>
               <w:top w:val="single" w:sz="12" w:space="0" w:color="auto"/>
@@ -3020,7 +3076,7 @@
         </w:tc>
         <w:tc>
           <w:tcPr>
-            <w:tcW w:w="771" w:type="dxa"/>
+            <w:tcW w:w="1440" w:type="dxa"/>
             <w:vMerge w:val="restart"/>
             <w:tcBorders>
               <w:top w:val="single" w:sz="12" w:space="0" w:color="auto"/>
@@ -3052,7 +3108,7 @@
         </w:tc>
         <w:tc>
           <w:tcPr>
-            <w:tcW w:w="4991" w:type="dxa"/>
+            <w:tcW w:w="4840" w:type="dxa"/>
             <w:tcBorders>
               <w:top w:val="single" w:sz="12" w:space="0" w:color="auto"/>
             </w:tcBorders>
@@ -3124,7 +3180,7 @@
         </w:tc>
         <w:tc>
           <w:tcPr>
-            <w:tcW w:w="1348" w:type="dxa"/>
+            <w:tcW w:w="1340" w:type="dxa"/>
             <w:tcBorders>
               <w:top w:val="single" w:sz="12" w:space="0" w:color="auto"/>
             </w:tcBorders>
@@ -3153,7 +3209,7 @@
         </w:tc>
         <w:tc>
           <w:tcPr>
-            <w:tcW w:w="1530" w:type="dxa"/>
+            <w:tcW w:w="1160" w:type="dxa"/>
             <w:tcBorders>
               <w:top w:val="single" w:sz="12" w:space="0" w:color="auto"/>
             </w:tcBorders>
@@ -3183,7 +3239,7 @@
         </w:tc>
         <w:tc>
           <w:tcPr>
-            <w:tcW w:w="1170" w:type="dxa"/>
+            <w:tcW w:w="1160" w:type="dxa"/>
             <w:tcBorders>
               <w:top w:val="single" w:sz="12" w:space="0" w:color="auto"/>
             </w:tcBorders>
@@ -3218,7 +3274,7 @@
         </w:trPr>
         <w:tc>
           <w:tcPr>
-            <w:tcW w:w="985" w:type="dxa"/>
+            <w:tcW w:w="840" w:type="dxa"/>
             <w:vAlign w:val="center"/>
             <w:shd w:val="clear" w:color="auto" w:fill="FFFF00"/>
           </w:tcPr>
@@ -3250,7 +3306,7 @@
         </w:tc>
         <w:tc>
           <w:tcPr>
-            <w:tcW w:w="771" w:type="dxa"/>
+            <w:tcW w:w="1440" w:type="dxa"/>
             <w:vAlign w:val="center"/>
             <w:shd w:val="clear" w:color="auto" w:fill="FFFF00"/>
           </w:tcPr>
@@ -3281,7 +3337,7 @@
         </w:tc>
         <w:tc>
           <w:tcPr>
-            <w:tcW w:w="9039" w:type="dxa"/>
+            <w:tcW w:w="4840" w:type="dxa"/>
             <w:gridSpan w:val="4"/>
             <w:vAlign w:val="center"/>
             <w:shd w:val="clear" w:color="auto" w:fill="FFFF00"/>
@@ -3344,7 +3400,7 @@
         </w:trPr>
         <w:tc>
           <w:tcPr>
-            <w:tcW w:w="985" w:type="dxa"/>
+            <w:tcW w:w="840" w:type="dxa"/>
             <w:vMerge w:val="restart"/>
             <w:tcBorders>
               <w:top w:val="single" w:sz="12" w:space="0" w:color="auto"/>
@@ -3375,7 +3431,7 @@
         </w:tc>
         <w:tc>
           <w:tcPr>
-            <w:tcW w:w="771" w:type="dxa"/>
+            <w:tcW w:w="1440" w:type="dxa"/>
             <w:vMerge w:val="restart"/>
             <w:tcBorders>
               <w:top w:val="single" w:sz="12" w:space="0" w:color="auto"/>
@@ -3407,7 +3463,7 @@
         </w:tc>
         <w:tc>
           <w:tcPr>
-            <w:tcW w:w="4991" w:type="dxa"/>
+            <w:tcW w:w="4840" w:type="dxa"/>
             <w:tcBorders>
               <w:top w:val="single" w:sz="12" w:space="0" w:color="auto"/>
             </w:tcBorders>
@@ -3479,7 +3535,7 @@
         </w:tc>
         <w:tc>
           <w:tcPr>
-            <w:tcW w:w="1348" w:type="dxa"/>
+            <w:tcW w:w="1340" w:type="dxa"/>
             <w:tcBorders>
               <w:top w:val="single" w:sz="12" w:space="0" w:color="auto"/>
             </w:tcBorders>
@@ -3508,7 +3564,7 @@
         </w:tc>
         <w:tc>
           <w:tcPr>
-            <w:tcW w:w="1530" w:type="dxa"/>
+            <w:tcW w:w="1160" w:type="dxa"/>
             <w:tcBorders>
               <w:top w:val="single" w:sz="12" w:space="0" w:color="auto"/>
             </w:tcBorders>
@@ -3538,7 +3594,7 @@
         </w:tc>
         <w:tc>
           <w:tcPr>
-            <w:tcW w:w="1170" w:type="dxa"/>
+            <w:tcW w:w="1160" w:type="dxa"/>
             <w:tcBorders>
               <w:top w:val="single" w:sz="12" w:space="0" w:color="auto"/>
             </w:tcBorders>
@@ -3573,7 +3629,7 @@
         </w:trPr>
         <w:tc>
           <w:tcPr>
-            <w:tcW w:w="985" w:type="dxa"/>
+            <w:tcW w:w="840" w:type="dxa"/>
             <w:vMerge w:val="restart"/>
             <w:tcBorders>
               <w:top w:val="single" w:sz="12" w:space="0" w:color="auto"/>
@@ -3603,7 +3659,7 @@
         </w:tc>
         <w:tc>
           <w:tcPr>
-            <w:tcW w:w="771" w:type="dxa"/>
+            <w:tcW w:w="1440" w:type="dxa"/>
             <w:vMerge w:val="restart"/>
             <w:tcBorders>
               <w:top w:val="single" w:sz="12" w:space="0" w:color="auto"/>
@@ -3634,7 +3690,7 @@
         </w:tc>
         <w:tc>
           <w:tcPr>
-            <w:tcW w:w="4991" w:type="dxa"/>
+            <w:tcW w:w="4840" w:type="dxa"/>
             <w:tcBorders>
               <w:top w:val="single" w:sz="12" w:space="0" w:color="auto"/>
             </w:tcBorders>
@@ -3706,7 +3762,7 @@
         </w:tc>
         <w:tc>
           <w:tcPr>
-            <w:tcW w:w="1348" w:type="dxa"/>
+            <w:tcW w:w="1340" w:type="dxa"/>
             <w:tcBorders>
               <w:top w:val="single" w:sz="12" w:space="0" w:color="auto"/>
             </w:tcBorders>
@@ -3735,7 +3791,7 @@
         </w:tc>
         <w:tc>
           <w:tcPr>
-            <w:tcW w:w="1530" w:type="dxa"/>
+            <w:tcW w:w="1160" w:type="dxa"/>
             <w:tcBorders>
               <w:top w:val="single" w:sz="12" w:space="0" w:color="auto"/>
             </w:tcBorders>
@@ -3765,7 +3821,7 @@
         </w:tc>
         <w:tc>
           <w:tcPr>
-            <w:tcW w:w="1170" w:type="dxa"/>
+            <w:tcW w:w="1160" w:type="dxa"/>
             <w:tcBorders>
               <w:top w:val="single" w:sz="12" w:space="0" w:color="auto"/>
             </w:tcBorders>
@@ -3800,7 +3856,7 @@
         </w:trPr>
         <w:tc>
           <w:tcPr>
-            <w:tcW w:w="985" w:type="dxa"/>
+            <w:tcW w:w="840" w:type="dxa"/>
             <w:vMerge w:val="restart"/>
             <w:tcBorders>
               <w:top w:val="single" w:sz="12" w:space="0" w:color="auto"/>
@@ -3831,7 +3887,7 @@
         </w:tc>
         <w:tc>
           <w:tcPr>
-            <w:tcW w:w="771" w:type="dxa"/>
+            <w:tcW w:w="1440" w:type="dxa"/>
             <w:vMerge w:val="restart"/>
             <w:tcBorders>
               <w:top w:val="single" w:sz="12" w:space="0" w:color="auto"/>
@@ -3863,7 +3919,7 @@
         </w:tc>
         <w:tc>
           <w:tcPr>
-            <w:tcW w:w="4991" w:type="dxa"/>
+            <w:tcW w:w="4840" w:type="dxa"/>
             <w:tcBorders>
               <w:top w:val="single" w:sz="12" w:space="0" w:color="auto"/>
             </w:tcBorders>
@@ -3935,7 +3991,7 @@
         </w:tc>
         <w:tc>
           <w:tcPr>
-            <w:tcW w:w="1348" w:type="dxa"/>
+            <w:tcW w:w="1340" w:type="dxa"/>
             <w:tcBorders>
               <w:top w:val="single" w:sz="12" w:space="0" w:color="auto"/>
             </w:tcBorders>
@@ -3964,7 +4020,7 @@
         </w:tc>
         <w:tc>
           <w:tcPr>
-            <w:tcW w:w="1530" w:type="dxa"/>
+            <w:tcW w:w="1160" w:type="dxa"/>
             <w:tcBorders>
               <w:top w:val="single" w:sz="12" w:space="0" w:color="auto"/>
             </w:tcBorders>
@@ -3994,7 +4050,7 @@
         </w:tc>
         <w:tc>
           <w:tcPr>
-            <w:tcW w:w="1170" w:type="dxa"/>
+            <w:tcW w:w="1160" w:type="dxa"/>
             <w:tcBorders>
               <w:top w:val="single" w:sz="12" w:space="0" w:color="auto"/>
             </w:tcBorders>
@@ -4029,7 +4085,7 @@
         </w:trPr>
         <w:tc>
           <w:tcPr>
-            <w:tcW w:w="985" w:type="dxa"/>
+            <w:tcW w:w="840" w:type="dxa"/>
             <w:vMerge w:val="restart"/>
             <w:tcBorders>
               <w:top w:val="single" w:sz="12" w:space="0" w:color="auto"/>
@@ -4059,7 +4115,7 @@
         </w:tc>
         <w:tc>
           <w:tcPr>
-            <w:tcW w:w="771" w:type="dxa"/>
+            <w:tcW w:w="1440" w:type="dxa"/>
             <w:vMerge w:val="restart"/>
             <w:tcBorders>
               <w:top w:val="single" w:sz="12" w:space="0" w:color="auto"/>
@@ -4090,7 +4146,7 @@
         </w:tc>
         <w:tc>
           <w:tcPr>
-            <w:tcW w:w="4991" w:type="dxa"/>
+            <w:tcW w:w="4840" w:type="dxa"/>
             <w:tcBorders>
               <w:top w:val="single" w:sz="12" w:space="0" w:color="auto"/>
             </w:tcBorders>
@@ -4162,7 +4218,7 @@
         </w:tc>
         <w:tc>
           <w:tcPr>
-            <w:tcW w:w="1348" w:type="dxa"/>
+            <w:tcW w:w="1340" w:type="dxa"/>
             <w:tcBorders>
               <w:top w:val="single" w:sz="12" w:space="0" w:color="auto"/>
             </w:tcBorders>
@@ -4191,7 +4247,7 @@
         </w:tc>
         <w:tc>
           <w:tcPr>
-            <w:tcW w:w="1530" w:type="dxa"/>
+            <w:tcW w:w="1160" w:type="dxa"/>
             <w:tcBorders>
               <w:top w:val="single" w:sz="12" w:space="0" w:color="auto"/>
             </w:tcBorders>
@@ -4221,7 +4277,7 @@
         </w:tc>
         <w:tc>
           <w:tcPr>
-            <w:tcW w:w="1170" w:type="dxa"/>
+            <w:tcW w:w="1160" w:type="dxa"/>
             <w:tcBorders>
               <w:top w:val="single" w:sz="12" w:space="0" w:color="auto"/>
             </w:tcBorders>
@@ -4256,7 +4312,7 @@
         </w:trPr>
         <w:tc>
           <w:tcPr>
-            <w:tcW w:w="985" w:type="dxa"/>
+            <w:tcW w:w="840" w:type="dxa"/>
             <w:vAlign w:val="center"/>
             <w:shd w:val="clear" w:color="auto" w:fill="FFFF00"/>
           </w:tcPr>
@@ -4288,7 +4344,7 @@
         </w:tc>
         <w:tc>
           <w:tcPr>
-            <w:tcW w:w="771" w:type="dxa"/>
+            <w:tcW w:w="1440" w:type="dxa"/>
             <w:vAlign w:val="center"/>
             <w:shd w:val="clear" w:color="auto" w:fill="FFFF00"/>
           </w:tcPr>
@@ -4319,7 +4375,7 @@
         </w:tc>
         <w:tc>
           <w:tcPr>
-            <w:tcW w:w="9039" w:type="dxa"/>
+            <w:tcW w:w="4840" w:type="dxa"/>
             <w:gridSpan w:val="4"/>
             <w:vAlign w:val="center"/>
             <w:shd w:val="clear" w:color="auto" w:fill="FFFF00"/>
@@ -4547,8 +4603,8 @@
         <w:tc>
           <w:tcPr>
             <w:tcW w:w="440" w:type="pct"/>
-            <w:vAlign w:val="center"/>
-            <w:shd w:val="clear" w:color="auto" w:fill="FFFF00"/>
+            <w:shd w:val="clear" w:color="auto" w:fill="auto"/>
+            <w:vAlign w:val="center"/>
           </w:tcPr>
           <w:p>
             <w:pPr>
@@ -4560,7 +4616,6 @@
             <w:r>
               <w:rPr>
                 <w:rFonts w:hint="eastAsia"/>
-                <w:b/>
                 <w:sz w:val="22"/>
                 <w:szCs w:val="22"/>
                 <w:lang w:eastAsia="ko-KR"/>
@@ -4572,8 +4627,8 @@
         <w:tc>
           <w:tcPr>
             <w:tcW w:w="850" w:type="pct"/>
-            <w:vAlign w:val="center"/>
-            <w:shd w:val="clear" w:color="auto" w:fill="FFFF00"/>
+            <w:shd w:val="clear" w:color="auto" w:fill="auto"/>
+            <w:vAlign w:val="center"/>
           </w:tcPr>
           <w:p>
             <w:pPr>
@@ -4585,7 +4640,6 @@
             </w:pPr>
             <w:r>
               <w:rPr>
-                <w:b/>
                 <w:sz w:val="22"/>
                 <w:szCs w:val="22"/>
               </w:rPr>
@@ -4593,21 +4647,18 @@
             </w:r>
             <w:r>
               <w:rPr>
-                <w:b/>
-                <w:sz w:val="22"/>
-                <w:szCs w:val="22"/>
-              </w:rPr>
-            </w:r>
-            <w:r>
-              <w:rPr>
-                <w:b/>
-                <w:sz w:val="22"/>
-                <w:szCs w:val="22"/>
-              </w:rPr>
-            </w:r>
-            <w:r>
-              <w:rPr>
-                <w:b/>
+                <w:sz w:val="22"/>
+                <w:szCs w:val="22"/>
+              </w:rPr>
+            </w:r>
+            <w:r>
+              <w:rPr>
+                <w:sz w:val="22"/>
+                <w:szCs w:val="22"/>
+              </w:rPr>
+            </w:r>
+            <w:r>
+              <w:rPr>
                 <w:sz w:val="22"/>
                 <w:szCs w:val="22"/>
               </w:rPr>
@@ -4617,17 +4668,14 @@
         <w:tc>
           <w:tcPr>
             <w:tcW w:w="3710" w:type="pct"/>
-            <w:vAlign w:val="center"/>
-            <w:shd w:val="clear" w:color="auto" w:fill="FFFF00"/>
+            <w:shd w:val="clear" w:color="auto" w:fill="auto"/>
+            <w:vAlign w:val="center"/>
           </w:tcPr>
           <w:p>
             <w:pPr>
               <w:jc w:val="both"/>
             </w:pPr>
             <w:r>
-              <w:rPr>
-                <w:b/>
-              </w:rPr>
               <w:t>Course Orientation &amp; Syllabus; Ch. 1 — Accounting and the Business Environment   (IN PERSON)</w:t>
             </w:r>
           </w:p>
@@ -4637,6 +4685,7 @@
         <w:tc>
           <w:tcPr>
             <w:tcW w:w="440" w:type="pct"/>
+            <w:shd w:val="clear" w:color="auto" w:fill="auto"/>
             <w:vAlign w:val="center"/>
           </w:tcPr>
           <w:p>
@@ -4649,7 +4698,6 @@
             <w:r>
               <w:rPr>
                 <w:rFonts w:hint="eastAsia"/>
-                <w:b w:val="0"/>
                 <w:sz w:val="22"/>
                 <w:szCs w:val="22"/>
                 <w:lang w:eastAsia="ko-KR"/>
@@ -4661,6 +4709,7 @@
         <w:tc>
           <w:tcPr>
             <w:tcW w:w="850" w:type="pct"/>
+            <w:shd w:val="clear" w:color="auto" w:fill="auto"/>
             <w:vAlign w:val="center"/>
           </w:tcPr>
           <w:p>
@@ -4673,7 +4722,6 @@
             </w:pPr>
             <w:r>
               <w:rPr>
-                <w:b w:val="0"/>
                 <w:sz w:val="22"/>
                 <w:szCs w:val="22"/>
               </w:rPr>
@@ -4681,21 +4729,18 @@
             </w:r>
             <w:r>
               <w:rPr>
-                <w:b w:val="0"/>
-                <w:sz w:val="22"/>
-                <w:szCs w:val="22"/>
-              </w:rPr>
-            </w:r>
-            <w:r>
-              <w:rPr>
-                <w:b w:val="0"/>
-                <w:sz w:val="22"/>
-                <w:szCs w:val="22"/>
-              </w:rPr>
-            </w:r>
-            <w:r>
-              <w:rPr>
-                <w:b w:val="0"/>
+                <w:sz w:val="22"/>
+                <w:szCs w:val="22"/>
+              </w:rPr>
+            </w:r>
+            <w:r>
+              <w:rPr>
+                <w:sz w:val="22"/>
+                <w:szCs w:val="22"/>
+              </w:rPr>
+            </w:r>
+            <w:r>
+              <w:rPr>
                 <w:sz w:val="22"/>
                 <w:szCs w:val="22"/>
               </w:rPr>
@@ -4705,6 +4750,7 @@
         <w:tc>
           <w:tcPr>
             <w:tcW w:w="3710" w:type="pct"/>
+            <w:shd w:val="clear" w:color="auto" w:fill="auto"/>
             <w:vAlign w:val="center"/>
           </w:tcPr>
           <w:p>
@@ -4712,9 +4758,6 @@
               <w:jc w:val="both"/>
             </w:pPr>
             <w:r>
-              <w:rPr>
-                <w:b w:val="0"/>
-              </w:rPr>
               <w:t>Martin Luther King Jr. Day — no classes</w:t>
             </w:r>
           </w:p>
@@ -4724,6 +4767,7 @@
         <w:tc>
           <w:tcPr>
             <w:tcW w:w="440" w:type="pct"/>
+            <w:shd w:val="clear" w:color="auto" w:fill="auto"/>
             <w:vAlign w:val="center"/>
           </w:tcPr>
           <w:p>
@@ -4736,7 +4780,6 @@
             <w:r>
               <w:rPr>
                 <w:rFonts w:hint="eastAsia"/>
-                <w:b w:val="0"/>
                 <w:sz w:val="22"/>
                 <w:szCs w:val="22"/>
                 <w:lang w:eastAsia="ko-KR"/>
@@ -4748,6 +4791,7 @@
         <w:tc>
           <w:tcPr>
             <w:tcW w:w="850" w:type="pct"/>
+            <w:shd w:val="clear" w:color="auto" w:fill="auto"/>
             <w:vAlign w:val="center"/>
           </w:tcPr>
           <w:p>
@@ -4760,7 +4804,6 @@
             </w:pPr>
             <w:r>
               <w:rPr>
-                <w:b w:val="0"/>
                 <w:sz w:val="22"/>
                 <w:szCs w:val="22"/>
               </w:rPr>
@@ -4768,21 +4811,18 @@
             </w:r>
             <w:r>
               <w:rPr>
-                <w:b w:val="0"/>
-                <w:sz w:val="22"/>
-                <w:szCs w:val="22"/>
-              </w:rPr>
-            </w:r>
-            <w:r>
-              <w:rPr>
-                <w:b w:val="0"/>
-                <w:sz w:val="22"/>
-                <w:szCs w:val="22"/>
-              </w:rPr>
-            </w:r>
-            <w:r>
-              <w:rPr>
-                <w:b w:val="0"/>
+                <w:sz w:val="22"/>
+                <w:szCs w:val="22"/>
+              </w:rPr>
+            </w:r>
+            <w:r>
+              <w:rPr>
+                <w:sz w:val="22"/>
+                <w:szCs w:val="22"/>
+              </w:rPr>
+            </w:r>
+            <w:r>
+              <w:rPr>
                 <w:sz w:val="22"/>
                 <w:szCs w:val="22"/>
               </w:rPr>
@@ -4792,6 +4832,7 @@
         <w:tc>
           <w:tcPr>
             <w:tcW w:w="3710" w:type="pct"/>
+            <w:shd w:val="clear" w:color="auto" w:fill="auto"/>
             <w:vAlign w:val="center"/>
           </w:tcPr>
           <w:p>
@@ -4799,9 +4840,6 @@
               <w:jc w:val="both"/>
             </w:pPr>
             <w:r>
-              <w:rPr>
-                <w:b w:val="0"/>
-              </w:rPr>
               <w:t>Ch. 1 — Accounting and the Business Environment</w:t>
             </w:r>
           </w:p>
@@ -4811,6 +4849,7 @@
         <w:tc>
           <w:tcPr>
             <w:tcW w:w="440" w:type="pct"/>
+            <w:shd w:val="clear" w:color="auto" w:fill="auto"/>
             <w:vAlign w:val="center"/>
           </w:tcPr>
           <w:p>
@@ -4823,7 +4862,6 @@
             <w:r>
               <w:rPr>
                 <w:rFonts w:hint="eastAsia"/>
-                <w:b w:val="0"/>
                 <w:sz w:val="22"/>
                 <w:szCs w:val="22"/>
                 <w:lang w:eastAsia="ko-KR"/>
@@ -4835,6 +4873,7 @@
         <w:tc>
           <w:tcPr>
             <w:tcW w:w="850" w:type="pct"/>
+            <w:shd w:val="clear" w:color="auto" w:fill="auto"/>
             <w:vAlign w:val="center"/>
           </w:tcPr>
           <w:p>
@@ -4847,7 +4886,6 @@
             </w:pPr>
             <w:r>
               <w:rPr>
-                <w:b w:val="0"/>
                 <w:sz w:val="22"/>
                 <w:szCs w:val="22"/>
               </w:rPr>
@@ -4855,21 +4893,18 @@
             </w:r>
             <w:r>
               <w:rPr>
-                <w:b w:val="0"/>
-                <w:sz w:val="22"/>
-                <w:szCs w:val="22"/>
-              </w:rPr>
-            </w:r>
-            <w:r>
-              <w:rPr>
-                <w:b w:val="0"/>
-                <w:sz w:val="22"/>
-                <w:szCs w:val="22"/>
-              </w:rPr>
-            </w:r>
-            <w:r>
-              <w:rPr>
-                <w:b w:val="0"/>
+                <w:sz w:val="22"/>
+                <w:szCs w:val="22"/>
+              </w:rPr>
+            </w:r>
+            <w:r>
+              <w:rPr>
+                <w:sz w:val="22"/>
+                <w:szCs w:val="22"/>
+              </w:rPr>
+            </w:r>
+            <w:r>
+              <w:rPr>
                 <w:sz w:val="22"/>
                 <w:szCs w:val="22"/>
               </w:rPr>
@@ -4879,6 +4914,7 @@
         <w:tc>
           <w:tcPr>
             <w:tcW w:w="3710" w:type="pct"/>
+            <w:shd w:val="clear" w:color="auto" w:fill="auto"/>
             <w:vAlign w:val="center"/>
           </w:tcPr>
           <w:p>
@@ -4886,9 +4922,6 @@
               <w:jc w:val="both"/>
             </w:pPr>
             <w:r>
-              <w:rPr>
-                <w:b w:val="0"/>
-              </w:rPr>
               <w:t>Ch. 1 — Accounting and the Business Environment</w:t>
             </w:r>
           </w:p>
@@ -4898,6 +4931,7 @@
         <w:tc>
           <w:tcPr>
             <w:tcW w:w="440" w:type="pct"/>
+            <w:shd w:val="clear" w:color="auto" w:fill="auto"/>
             <w:vAlign w:val="center"/>
           </w:tcPr>
           <w:p>
@@ -4910,7 +4944,6 @@
             <w:r>
               <w:rPr>
                 <w:rFonts w:hint="eastAsia"/>
-                <w:b w:val="0"/>
                 <w:sz w:val="22"/>
                 <w:szCs w:val="22"/>
                 <w:lang w:eastAsia="ko-KR"/>
@@ -4922,6 +4955,7 @@
         <w:tc>
           <w:tcPr>
             <w:tcW w:w="850" w:type="pct"/>
+            <w:shd w:val="clear" w:color="auto" w:fill="auto"/>
             <w:vAlign w:val="center"/>
           </w:tcPr>
           <w:p>
@@ -4934,7 +4968,6 @@
             </w:pPr>
             <w:r>
               <w:rPr>
-                <w:b w:val="0"/>
                 <w:sz w:val="22"/>
                 <w:szCs w:val="22"/>
               </w:rPr>
@@ -4942,21 +4975,18 @@
             </w:r>
             <w:r>
               <w:rPr>
-                <w:b w:val="0"/>
-                <w:sz w:val="22"/>
-                <w:szCs w:val="22"/>
-              </w:rPr>
-            </w:r>
-            <w:r>
-              <w:rPr>
-                <w:b w:val="0"/>
-                <w:sz w:val="22"/>
-                <w:szCs w:val="22"/>
-              </w:rPr>
-            </w:r>
-            <w:r>
-              <w:rPr>
-                <w:b w:val="0"/>
+                <w:sz w:val="22"/>
+                <w:szCs w:val="22"/>
+              </w:rPr>
+            </w:r>
+            <w:r>
+              <w:rPr>
+                <w:sz w:val="22"/>
+                <w:szCs w:val="22"/>
+              </w:rPr>
+            </w:r>
+            <w:r>
+              <w:rPr>
                 <w:sz w:val="22"/>
                 <w:szCs w:val="22"/>
               </w:rPr>
@@ -4966,6 +4996,7 @@
         <w:tc>
           <w:tcPr>
             <w:tcW w:w="3710" w:type="pct"/>
+            <w:shd w:val="clear" w:color="auto" w:fill="auto"/>
             <w:vAlign w:val="center"/>
           </w:tcPr>
           <w:p>
@@ -4973,9 +5004,6 @@
               <w:jc w:val="both"/>
             </w:pPr>
             <w:r>
-              <w:rPr>
-                <w:b w:val="0"/>
-              </w:rPr>
               <w:t>Ch. 2 — Recording Business Transactions</w:t>
             </w:r>
           </w:p>
@@ -4985,6 +5013,7 @@
         <w:tc>
           <w:tcPr>
             <w:tcW w:w="440" w:type="pct"/>
+            <w:shd w:val="clear" w:color="auto" w:fill="auto"/>
             <w:vAlign w:val="center"/>
           </w:tcPr>
           <w:p>
@@ -4997,7 +5026,6 @@
             <w:r>
               <w:rPr>
                 <w:rFonts w:hint="eastAsia"/>
-                <w:b w:val="0"/>
                 <w:sz w:val="22"/>
                 <w:szCs w:val="22"/>
                 <w:lang w:eastAsia="ko-KR"/>
@@ -5009,6 +5037,7 @@
         <w:tc>
           <w:tcPr>
             <w:tcW w:w="850" w:type="pct"/>
+            <w:shd w:val="clear" w:color="auto" w:fill="auto"/>
             <w:vAlign w:val="center"/>
           </w:tcPr>
           <w:p>
@@ -5021,7 +5050,6 @@
             </w:pPr>
             <w:r>
               <w:rPr>
-                <w:b w:val="0"/>
                 <w:sz w:val="22"/>
                 <w:szCs w:val="22"/>
               </w:rPr>
@@ -5029,21 +5057,18 @@
             </w:r>
             <w:r>
               <w:rPr>
-                <w:b w:val="0"/>
-                <w:sz w:val="22"/>
-                <w:szCs w:val="22"/>
-              </w:rPr>
-            </w:r>
-            <w:r>
-              <w:rPr>
-                <w:b w:val="0"/>
-                <w:sz w:val="22"/>
-                <w:szCs w:val="22"/>
-              </w:rPr>
-            </w:r>
-            <w:r>
-              <w:rPr>
-                <w:b w:val="0"/>
+                <w:sz w:val="22"/>
+                <w:szCs w:val="22"/>
+              </w:rPr>
+            </w:r>
+            <w:r>
+              <w:rPr>
+                <w:sz w:val="22"/>
+                <w:szCs w:val="22"/>
+              </w:rPr>
+            </w:r>
+            <w:r>
+              <w:rPr>
                 <w:sz w:val="22"/>
                 <w:szCs w:val="22"/>
               </w:rPr>
@@ -5053,6 +5078,7 @@
         <w:tc>
           <w:tcPr>
             <w:tcW w:w="3710" w:type="pct"/>
+            <w:shd w:val="clear" w:color="auto" w:fill="auto"/>
             <w:vAlign w:val="center"/>
           </w:tcPr>
           <w:p>
@@ -5060,9 +5086,6 @@
               <w:jc w:val="both"/>
             </w:pPr>
             <w:r>
-              <w:rPr>
-                <w:b w:val="0"/>
-              </w:rPr>
               <w:t>Ch. 2 — Recording Business Transactions</w:t>
             </w:r>
           </w:p>
@@ -5072,6 +5095,7 @@
         <w:tc>
           <w:tcPr>
             <w:tcW w:w="440" w:type="pct"/>
+            <w:shd w:val="clear" w:color="auto" w:fill="auto"/>
             <w:vAlign w:val="center"/>
           </w:tcPr>
           <w:p>
@@ -5084,7 +5108,6 @@
             <w:r>
               <w:rPr>
                 <w:rFonts w:hint="eastAsia"/>
-                <w:b w:val="0"/>
                 <w:sz w:val="22"/>
                 <w:szCs w:val="22"/>
                 <w:lang w:eastAsia="ko-KR"/>
@@ -5096,6 +5119,7 @@
         <w:tc>
           <w:tcPr>
             <w:tcW w:w="850" w:type="pct"/>
+            <w:shd w:val="clear" w:color="auto" w:fill="auto"/>
             <w:vAlign w:val="center"/>
           </w:tcPr>
           <w:p>
@@ -5108,7 +5132,6 @@
             </w:pPr>
             <w:r>
               <w:rPr>
-                <w:b w:val="0"/>
                 <w:sz w:val="22"/>
                 <w:szCs w:val="22"/>
               </w:rPr>
@@ -5116,21 +5139,18 @@
             </w:r>
             <w:r>
               <w:rPr>
-                <w:b w:val="0"/>
-                <w:sz w:val="22"/>
-                <w:szCs w:val="22"/>
-              </w:rPr>
-            </w:r>
-            <w:r>
-              <w:rPr>
-                <w:b w:val="0"/>
-                <w:sz w:val="22"/>
-                <w:szCs w:val="22"/>
-              </w:rPr>
-            </w:r>
-            <w:r>
-              <w:rPr>
-                <w:b w:val="0"/>
+                <w:sz w:val="22"/>
+                <w:szCs w:val="22"/>
+              </w:rPr>
+            </w:r>
+            <w:r>
+              <w:rPr>
+                <w:sz w:val="22"/>
+                <w:szCs w:val="22"/>
+              </w:rPr>
+            </w:r>
+            <w:r>
+              <w:rPr>
                 <w:sz w:val="22"/>
                 <w:szCs w:val="22"/>
               </w:rPr>
@@ -5140,6 +5160,7 @@
         <w:tc>
           <w:tcPr>
             <w:tcW w:w="3710" w:type="pct"/>
+            <w:shd w:val="clear" w:color="auto" w:fill="auto"/>
             <w:vAlign w:val="center"/>
           </w:tcPr>
           <w:p>
@@ -5147,9 +5168,6 @@
               <w:jc w:val="both"/>
             </w:pPr>
             <w:r>
-              <w:rPr>
-                <w:b w:val="0"/>
-              </w:rPr>
               <w:t>Ch. 2 — Recording Business Transactions</w:t>
             </w:r>
           </w:p>
@@ -5159,6 +5177,7 @@
         <w:tc>
           <w:tcPr>
             <w:tcW w:w="440" w:type="pct"/>
+            <w:shd w:val="clear" w:color="auto" w:fill="auto"/>
             <w:vAlign w:val="center"/>
           </w:tcPr>
           <w:p>
@@ -5171,7 +5190,6 @@
             <w:r>
               <w:rPr>
                 <w:rFonts w:hint="eastAsia"/>
-                <w:b w:val="0"/>
                 <w:sz w:val="22"/>
                 <w:szCs w:val="22"/>
                 <w:lang w:eastAsia="ko-KR"/>
@@ -5183,6 +5201,7 @@
         <w:tc>
           <w:tcPr>
             <w:tcW w:w="850" w:type="pct"/>
+            <w:shd w:val="clear" w:color="auto" w:fill="auto"/>
             <w:vAlign w:val="center"/>
           </w:tcPr>
           <w:p>
@@ -5195,7 +5214,6 @@
             </w:pPr>
             <w:r>
               <w:rPr>
-                <w:b w:val="0"/>
                 <w:sz w:val="22"/>
                 <w:szCs w:val="22"/>
               </w:rPr>
@@ -5203,21 +5221,18 @@
             </w:r>
             <w:r>
               <w:rPr>
-                <w:b w:val="0"/>
-                <w:sz w:val="22"/>
-                <w:szCs w:val="22"/>
-              </w:rPr>
-            </w:r>
-            <w:r>
-              <w:rPr>
-                <w:b w:val="0"/>
-                <w:sz w:val="22"/>
-                <w:szCs w:val="22"/>
-              </w:rPr>
-            </w:r>
-            <w:r>
-              <w:rPr>
-                <w:b w:val="0"/>
+                <w:sz w:val="22"/>
+                <w:szCs w:val="22"/>
+              </w:rPr>
+            </w:r>
+            <w:r>
+              <w:rPr>
+                <w:sz w:val="22"/>
+                <w:szCs w:val="22"/>
+              </w:rPr>
+            </w:r>
+            <w:r>
+              <w:rPr>
                 <w:sz w:val="22"/>
                 <w:szCs w:val="22"/>
               </w:rPr>
@@ -5227,6 +5242,7 @@
         <w:tc>
           <w:tcPr>
             <w:tcW w:w="3710" w:type="pct"/>
+            <w:shd w:val="clear" w:color="auto" w:fill="auto"/>
             <w:vAlign w:val="center"/>
           </w:tcPr>
           <w:p>
@@ -5234,9 +5250,6 @@
               <w:jc w:val="both"/>
             </w:pPr>
             <w:r>
-              <w:rPr>
-                <w:b w:val="0"/>
-              </w:rPr>
               <w:t>Ch. 1 &amp; 2 Review (Ch1-2 Practice Test)</w:t>
             </w:r>
           </w:p>
@@ -5246,8 +5259,8 @@
         <w:tc>
           <w:tcPr>
             <w:tcW w:w="440" w:type="pct"/>
-            <w:vAlign w:val="center"/>
-            <w:shd w:val="clear" w:color="auto" w:fill="FFFF00"/>
+            <w:shd w:val="clear" w:color="auto" w:fill="auto"/>
+            <w:vAlign w:val="center"/>
           </w:tcPr>
           <w:p>
             <w:pPr>
@@ -5259,7 +5272,6 @@
             <w:r>
               <w:rPr>
                 <w:rFonts w:hint="eastAsia"/>
-                <w:b/>
                 <w:sz w:val="22"/>
                 <w:szCs w:val="22"/>
                 <w:lang w:eastAsia="ko-KR"/>
@@ -5271,8 +5283,8 @@
         <w:tc>
           <w:tcPr>
             <w:tcW w:w="850" w:type="pct"/>
-            <w:vAlign w:val="center"/>
-            <w:shd w:val="clear" w:color="auto" w:fill="FFFF00"/>
+            <w:shd w:val="clear" w:color="auto" w:fill="auto"/>
+            <w:vAlign w:val="center"/>
           </w:tcPr>
           <w:p>
             <w:pPr>
@@ -5284,7 +5296,6 @@
             </w:pPr>
             <w:r>
               <w:rPr>
-                <w:b/>
                 <w:sz w:val="22"/>
                 <w:szCs w:val="22"/>
               </w:rPr>
@@ -5292,21 +5303,18 @@
             </w:r>
             <w:r>
               <w:rPr>
-                <w:b/>
-                <w:sz w:val="22"/>
-                <w:szCs w:val="22"/>
-              </w:rPr>
-            </w:r>
-            <w:r>
-              <w:rPr>
-                <w:b/>
-                <w:sz w:val="22"/>
-                <w:szCs w:val="22"/>
-              </w:rPr>
-            </w:r>
-            <w:r>
-              <w:rPr>
-                <w:b/>
+                <w:sz w:val="22"/>
+                <w:szCs w:val="22"/>
+              </w:rPr>
+            </w:r>
+            <w:r>
+              <w:rPr>
+                <w:sz w:val="22"/>
+                <w:szCs w:val="22"/>
+              </w:rPr>
+            </w:r>
+            <w:r>
+              <w:rPr>
                 <w:sz w:val="22"/>
                 <w:szCs w:val="22"/>
               </w:rPr>
@@ -5316,17 +5324,14 @@
         <w:tc>
           <w:tcPr>
             <w:tcW w:w="3710" w:type="pct"/>
-            <w:vAlign w:val="center"/>
-            <w:shd w:val="clear" w:color="auto" w:fill="FFFF00"/>
+            <w:shd w:val="clear" w:color="auto" w:fill="auto"/>
+            <w:vAlign w:val="center"/>
           </w:tcPr>
           <w:p>
             <w:pPr>
               <w:jc w:val="both"/>
             </w:pPr>
             <w:r>
-              <w:rPr>
-                <w:b/>
-              </w:rPr>
               <w:t>1st Exam: Ch. 1 &amp; 2   (IN PERSON — bring laptop &amp; student ID)</w:t>
             </w:r>
           </w:p>
@@ -5336,6 +5341,7 @@
         <w:tc>
           <w:tcPr>
             <w:tcW w:w="440" w:type="pct"/>
+            <w:shd w:val="clear" w:color="auto" w:fill="auto"/>
             <w:vAlign w:val="center"/>
           </w:tcPr>
           <w:p>
@@ -5348,7 +5354,6 @@
             <w:r>
               <w:rPr>
                 <w:rFonts w:hint="eastAsia"/>
-                <w:b w:val="0"/>
                 <w:sz w:val="22"/>
                 <w:szCs w:val="22"/>
                 <w:lang w:eastAsia="ko-KR"/>
@@ -5360,6 +5365,7 @@
         <w:tc>
           <w:tcPr>
             <w:tcW w:w="850" w:type="pct"/>
+            <w:shd w:val="clear" w:color="auto" w:fill="auto"/>
             <w:vAlign w:val="center"/>
           </w:tcPr>
           <w:p>
@@ -5372,7 +5378,6 @@
             </w:pPr>
             <w:r>
               <w:rPr>
-                <w:b w:val="0"/>
                 <w:sz w:val="22"/>
                 <w:szCs w:val="22"/>
               </w:rPr>
@@ -5380,21 +5385,18 @@
             </w:r>
             <w:r>
               <w:rPr>
-                <w:b w:val="0"/>
-                <w:sz w:val="22"/>
-                <w:szCs w:val="22"/>
-              </w:rPr>
-            </w:r>
-            <w:r>
-              <w:rPr>
-                <w:b w:val="0"/>
-                <w:sz w:val="22"/>
-                <w:szCs w:val="22"/>
-              </w:rPr>
-            </w:r>
-            <w:r>
-              <w:rPr>
-                <w:b w:val="0"/>
+                <w:sz w:val="22"/>
+                <w:szCs w:val="22"/>
+              </w:rPr>
+            </w:r>
+            <w:r>
+              <w:rPr>
+                <w:sz w:val="22"/>
+                <w:szCs w:val="22"/>
+              </w:rPr>
+            </w:r>
+            <w:r>
+              <w:rPr>
                 <w:sz w:val="22"/>
                 <w:szCs w:val="22"/>
               </w:rPr>
@@ -5404,6 +5406,7 @@
         <w:tc>
           <w:tcPr>
             <w:tcW w:w="3710" w:type="pct"/>
+            <w:shd w:val="clear" w:color="auto" w:fill="auto"/>
             <w:vAlign w:val="center"/>
           </w:tcPr>
           <w:p>
@@ -5411,9 +5414,6 @@
               <w:jc w:val="both"/>
             </w:pPr>
             <w:r>
-              <w:rPr>
-                <w:b w:val="0"/>
-              </w:rPr>
               <w:t>Ch. 3 — The Adjusting Process</w:t>
             </w:r>
           </w:p>
@@ -5423,6 +5423,7 @@
         <w:tc>
           <w:tcPr>
             <w:tcW w:w="440" w:type="pct"/>
+            <w:shd w:val="clear" w:color="auto" w:fill="auto"/>
             <w:vAlign w:val="center"/>
           </w:tcPr>
           <w:p>
@@ -5435,7 +5436,6 @@
             <w:r>
               <w:rPr>
                 <w:rFonts w:hint="eastAsia"/>
-                <w:b w:val="0"/>
                 <w:sz w:val="22"/>
                 <w:szCs w:val="22"/>
                 <w:lang w:eastAsia="ko-KR"/>
@@ -5447,6 +5447,7 @@
         <w:tc>
           <w:tcPr>
             <w:tcW w:w="850" w:type="pct"/>
+            <w:shd w:val="clear" w:color="auto" w:fill="auto"/>
             <w:vAlign w:val="center"/>
           </w:tcPr>
           <w:p>
@@ -5459,7 +5460,6 @@
             </w:pPr>
             <w:r>
               <w:rPr>
-                <w:b w:val="0"/>
                 <w:sz w:val="22"/>
                 <w:szCs w:val="22"/>
               </w:rPr>
@@ -5467,21 +5467,18 @@
             </w:r>
             <w:r>
               <w:rPr>
-                <w:b w:val="0"/>
-                <w:sz w:val="22"/>
-                <w:szCs w:val="22"/>
-              </w:rPr>
-            </w:r>
-            <w:r>
-              <w:rPr>
-                <w:b w:val="0"/>
-                <w:sz w:val="22"/>
-                <w:szCs w:val="22"/>
-              </w:rPr>
-            </w:r>
-            <w:r>
-              <w:rPr>
-                <w:b w:val="0"/>
+                <w:sz w:val="22"/>
+                <w:szCs w:val="22"/>
+              </w:rPr>
+            </w:r>
+            <w:r>
+              <w:rPr>
+                <w:sz w:val="22"/>
+                <w:szCs w:val="22"/>
+              </w:rPr>
+            </w:r>
+            <w:r>
+              <w:rPr>
                 <w:sz w:val="22"/>
                 <w:szCs w:val="22"/>
               </w:rPr>
@@ -5491,6 +5488,7 @@
         <w:tc>
           <w:tcPr>
             <w:tcW w:w="3710" w:type="pct"/>
+            <w:shd w:val="clear" w:color="auto" w:fill="auto"/>
             <w:vAlign w:val="center"/>
           </w:tcPr>
           <w:p>
@@ -5498,9 +5496,6 @@
               <w:jc w:val="both"/>
             </w:pPr>
             <w:r>
-              <w:rPr>
-                <w:b w:val="0"/>
-              </w:rPr>
               <w:t>Ch. 3 — The Adjusting Process</w:t>
             </w:r>
           </w:p>
@@ -5510,6 +5505,7 @@
         <w:tc>
           <w:tcPr>
             <w:tcW w:w="440" w:type="pct"/>
+            <w:shd w:val="clear" w:color="auto" w:fill="auto"/>
             <w:vAlign w:val="center"/>
           </w:tcPr>
           <w:p>
@@ -5522,7 +5518,6 @@
             <w:r>
               <w:rPr>
                 <w:rFonts w:hint="eastAsia"/>
-                <w:b w:val="0"/>
                 <w:sz w:val="22"/>
                 <w:szCs w:val="22"/>
                 <w:lang w:eastAsia="ko-KR"/>
@@ -5534,6 +5529,7 @@
         <w:tc>
           <w:tcPr>
             <w:tcW w:w="850" w:type="pct"/>
+            <w:shd w:val="clear" w:color="auto" w:fill="auto"/>
             <w:vAlign w:val="center"/>
           </w:tcPr>
           <w:p>
@@ -5546,7 +5542,6 @@
             </w:pPr>
             <w:r>
               <w:rPr>
-                <w:b w:val="0"/>
                 <w:sz w:val="22"/>
                 <w:szCs w:val="22"/>
               </w:rPr>
@@ -5554,21 +5549,18 @@
             </w:r>
             <w:r>
               <w:rPr>
-                <w:b w:val="0"/>
-                <w:sz w:val="22"/>
-                <w:szCs w:val="22"/>
-              </w:rPr>
-            </w:r>
-            <w:r>
-              <w:rPr>
-                <w:b w:val="0"/>
-                <w:sz w:val="22"/>
-                <w:szCs w:val="22"/>
-              </w:rPr>
-            </w:r>
-            <w:r>
-              <w:rPr>
-                <w:b w:val="0"/>
+                <w:sz w:val="22"/>
+                <w:szCs w:val="22"/>
+              </w:rPr>
+            </w:r>
+            <w:r>
+              <w:rPr>
+                <w:sz w:val="22"/>
+                <w:szCs w:val="22"/>
+              </w:rPr>
+            </w:r>
+            <w:r>
+              <w:rPr>
                 <w:sz w:val="22"/>
                 <w:szCs w:val="22"/>
               </w:rPr>
@@ -5578,6 +5570,7 @@
         <w:tc>
           <w:tcPr>
             <w:tcW w:w="3710" w:type="pct"/>
+            <w:shd w:val="clear" w:color="auto" w:fill="auto"/>
             <w:vAlign w:val="center"/>
           </w:tcPr>
           <w:p>
@@ -5585,9 +5578,6 @@
               <w:jc w:val="both"/>
             </w:pPr>
             <w:r>
-              <w:rPr>
-                <w:b w:val="0"/>
-              </w:rPr>
               <w:t>Ch. 3 — The Adjusting Process</w:t>
             </w:r>
           </w:p>
@@ -5597,6 +5587,7 @@
         <w:tc>
           <w:tcPr>
             <w:tcW w:w="440" w:type="pct"/>
+            <w:shd w:val="clear" w:color="auto" w:fill="auto"/>
             <w:vAlign w:val="center"/>
           </w:tcPr>
           <w:p>
@@ -5609,7 +5600,6 @@
             <w:r>
               <w:rPr>
                 <w:rFonts w:hint="eastAsia"/>
-                <w:b w:val="0"/>
                 <w:sz w:val="22"/>
                 <w:szCs w:val="22"/>
                 <w:lang w:eastAsia="ko-KR"/>
@@ -5621,6 +5611,7 @@
         <w:tc>
           <w:tcPr>
             <w:tcW w:w="850" w:type="pct"/>
+            <w:shd w:val="clear" w:color="auto" w:fill="auto"/>
             <w:vAlign w:val="center"/>
           </w:tcPr>
           <w:p>
@@ -5633,7 +5624,6 @@
             </w:pPr>
             <w:r>
               <w:rPr>
-                <w:b w:val="0"/>
                 <w:sz w:val="22"/>
                 <w:szCs w:val="22"/>
               </w:rPr>
@@ -5641,21 +5631,18 @@
             </w:r>
             <w:r>
               <w:rPr>
-                <w:b w:val="0"/>
-                <w:sz w:val="22"/>
-                <w:szCs w:val="22"/>
-              </w:rPr>
-            </w:r>
-            <w:r>
-              <w:rPr>
-                <w:b w:val="0"/>
-                <w:sz w:val="22"/>
-                <w:szCs w:val="22"/>
-              </w:rPr>
-            </w:r>
-            <w:r>
-              <w:rPr>
-                <w:b w:val="0"/>
+                <w:sz w:val="22"/>
+                <w:szCs w:val="22"/>
+              </w:rPr>
+            </w:r>
+            <w:r>
+              <w:rPr>
+                <w:sz w:val="22"/>
+                <w:szCs w:val="22"/>
+              </w:rPr>
+            </w:r>
+            <w:r>
+              <w:rPr>
                 <w:sz w:val="22"/>
                 <w:szCs w:val="22"/>
               </w:rPr>
@@ -5665,6 +5652,7 @@
         <w:tc>
           <w:tcPr>
             <w:tcW w:w="3710" w:type="pct"/>
+            <w:shd w:val="clear" w:color="auto" w:fill="auto"/>
             <w:vAlign w:val="center"/>
           </w:tcPr>
           <w:p>
@@ -5672,9 +5660,6 @@
               <w:jc w:val="both"/>
             </w:pPr>
             <w:r>
-              <w:rPr>
-                <w:b w:val="0"/>
-              </w:rPr>
               <w:t>Ch. 4 — Completing the Accounting Cycle</w:t>
             </w:r>
           </w:p>
@@ -5684,6 +5669,7 @@
         <w:tc>
           <w:tcPr>
             <w:tcW w:w="440" w:type="pct"/>
+            <w:shd w:val="clear" w:color="auto" w:fill="auto"/>
             <w:vAlign w:val="center"/>
           </w:tcPr>
           <w:p>
@@ -5696,7 +5682,6 @@
             <w:r>
               <w:rPr>
                 <w:rFonts w:hint="eastAsia"/>
-                <w:b w:val="0"/>
                 <w:sz w:val="22"/>
                 <w:szCs w:val="22"/>
                 <w:lang w:eastAsia="ko-KR"/>
@@ -5708,6 +5693,7 @@
         <w:tc>
           <w:tcPr>
             <w:tcW w:w="850" w:type="pct"/>
+            <w:shd w:val="clear" w:color="auto" w:fill="auto"/>
             <w:vAlign w:val="center"/>
           </w:tcPr>
           <w:p>
@@ -5720,7 +5706,6 @@
             </w:pPr>
             <w:r>
               <w:rPr>
-                <w:b w:val="0"/>
                 <w:sz w:val="22"/>
                 <w:szCs w:val="22"/>
               </w:rPr>
@@ -5728,21 +5713,18 @@
             </w:r>
             <w:r>
               <w:rPr>
-                <w:b w:val="0"/>
-                <w:sz w:val="22"/>
-                <w:szCs w:val="22"/>
-              </w:rPr>
-            </w:r>
-            <w:r>
-              <w:rPr>
-                <w:b w:val="0"/>
-                <w:sz w:val="22"/>
-                <w:szCs w:val="22"/>
-              </w:rPr>
-            </w:r>
-            <w:r>
-              <w:rPr>
-                <w:b w:val="0"/>
+                <w:sz w:val="22"/>
+                <w:szCs w:val="22"/>
+              </w:rPr>
+            </w:r>
+            <w:r>
+              <w:rPr>
+                <w:sz w:val="22"/>
+                <w:szCs w:val="22"/>
+              </w:rPr>
+            </w:r>
+            <w:r>
+              <w:rPr>
                 <w:sz w:val="22"/>
                 <w:szCs w:val="22"/>
               </w:rPr>
@@ -5752,6 +5734,7 @@
         <w:tc>
           <w:tcPr>
             <w:tcW w:w="3710" w:type="pct"/>
+            <w:shd w:val="clear" w:color="auto" w:fill="auto"/>
             <w:vAlign w:val="center"/>
           </w:tcPr>
           <w:p>
@@ -5759,9 +5742,6 @@
               <w:jc w:val="both"/>
             </w:pPr>
             <w:r>
-              <w:rPr>
-                <w:b w:val="0"/>
-              </w:rPr>
               <w:t>Ch. 4 — Completing the Accounting Cycle</w:t>
             </w:r>
           </w:p>
@@ -5771,6 +5751,7 @@
         <w:tc>
           <w:tcPr>
             <w:tcW w:w="440" w:type="pct"/>
+            <w:shd w:val="clear" w:color="auto" w:fill="auto"/>
             <w:vAlign w:val="center"/>
           </w:tcPr>
           <w:p>
@@ -5783,7 +5764,6 @@
             <w:r>
               <w:rPr>
                 <w:rFonts w:hint="eastAsia"/>
-                <w:b w:val="0"/>
                 <w:sz w:val="22"/>
                 <w:szCs w:val="22"/>
                 <w:lang w:eastAsia="ko-KR"/>
@@ -5795,6 +5775,7 @@
         <w:tc>
           <w:tcPr>
             <w:tcW w:w="850" w:type="pct"/>
+            <w:shd w:val="clear" w:color="auto" w:fill="auto"/>
             <w:vAlign w:val="center"/>
           </w:tcPr>
           <w:p>
@@ -5807,7 +5788,6 @@
             </w:pPr>
             <w:r>
               <w:rPr>
-                <w:b w:val="0"/>
                 <w:sz w:val="22"/>
                 <w:szCs w:val="22"/>
               </w:rPr>
@@ -5815,21 +5795,18 @@
             </w:r>
             <w:r>
               <w:rPr>
-                <w:b w:val="0"/>
-                <w:sz w:val="22"/>
-                <w:szCs w:val="22"/>
-              </w:rPr>
-            </w:r>
-            <w:r>
-              <w:rPr>
-                <w:b w:val="0"/>
-                <w:sz w:val="22"/>
-                <w:szCs w:val="22"/>
-              </w:rPr>
-            </w:r>
-            <w:r>
-              <w:rPr>
-                <w:b w:val="0"/>
+                <w:sz w:val="22"/>
+                <w:szCs w:val="22"/>
+              </w:rPr>
+            </w:r>
+            <w:r>
+              <w:rPr>
+                <w:sz w:val="22"/>
+                <w:szCs w:val="22"/>
+              </w:rPr>
+            </w:r>
+            <w:r>
+              <w:rPr>
                 <w:sz w:val="22"/>
                 <w:szCs w:val="22"/>
               </w:rPr>
@@ -5839,6 +5816,7 @@
         <w:tc>
           <w:tcPr>
             <w:tcW w:w="3710" w:type="pct"/>
+            <w:shd w:val="clear" w:color="auto" w:fill="auto"/>
             <w:vAlign w:val="center"/>
           </w:tcPr>
           <w:p>
@@ -5846,9 +5824,6 @@
               <w:jc w:val="both"/>
             </w:pPr>
             <w:r>
-              <w:rPr>
-                <w:b w:val="0"/>
-              </w:rPr>
               <w:t>Ch. 4 — Completing the Accounting Cycle</w:t>
             </w:r>
           </w:p>
@@ -5858,6 +5833,7 @@
         <w:tc>
           <w:tcPr>
             <w:tcW w:w="440" w:type="pct"/>
+            <w:shd w:val="clear" w:color="auto" w:fill="auto"/>
             <w:vAlign w:val="center"/>
           </w:tcPr>
           <w:p>
@@ -5870,7 +5846,6 @@
             <w:r>
               <w:rPr>
                 <w:rFonts w:hint="eastAsia"/>
-                <w:b w:val="0"/>
                 <w:sz w:val="22"/>
                 <w:szCs w:val="22"/>
                 <w:lang w:eastAsia="ko-KR"/>
@@ -5882,6 +5857,7 @@
         <w:tc>
           <w:tcPr>
             <w:tcW w:w="850" w:type="pct"/>
+            <w:shd w:val="clear" w:color="auto" w:fill="auto"/>
             <w:vAlign w:val="center"/>
           </w:tcPr>
           <w:p>
@@ -5894,7 +5870,6 @@
             </w:pPr>
             <w:r>
               <w:rPr>
-                <w:b w:val="0"/>
                 <w:sz w:val="22"/>
                 <w:szCs w:val="22"/>
               </w:rPr>
@@ -5902,21 +5877,18 @@
             </w:r>
             <w:r>
               <w:rPr>
-                <w:b w:val="0"/>
-                <w:sz w:val="22"/>
-                <w:szCs w:val="22"/>
-              </w:rPr>
-            </w:r>
-            <w:r>
-              <w:rPr>
-                <w:b w:val="0"/>
-                <w:sz w:val="22"/>
-                <w:szCs w:val="22"/>
-              </w:rPr>
-            </w:r>
-            <w:r>
-              <w:rPr>
-                <w:b w:val="0"/>
+                <w:sz w:val="22"/>
+                <w:szCs w:val="22"/>
+              </w:rPr>
+            </w:r>
+            <w:r>
+              <w:rPr>
+                <w:sz w:val="22"/>
+                <w:szCs w:val="22"/>
+              </w:rPr>
+            </w:r>
+            <w:r>
+              <w:rPr>
                 <w:sz w:val="22"/>
                 <w:szCs w:val="22"/>
               </w:rPr>
@@ -5926,6 +5898,7 @@
         <w:tc>
           <w:tcPr>
             <w:tcW w:w="3710" w:type="pct"/>
+            <w:shd w:val="clear" w:color="auto" w:fill="auto"/>
             <w:vAlign w:val="center"/>
           </w:tcPr>
           <w:p>
@@ -5933,9 +5906,6 @@
               <w:jc w:val="both"/>
             </w:pPr>
             <w:r>
-              <w:rPr>
-                <w:b w:val="0"/>
-              </w:rPr>
               <w:t>Ch. 3 &amp; 4 Review</w:t>
             </w:r>
           </w:p>
@@ -5945,8 +5915,8 @@
         <w:tc>
           <w:tcPr>
             <w:tcW w:w="440" w:type="pct"/>
-            <w:vAlign w:val="center"/>
-            <w:shd w:val="clear" w:color="auto" w:fill="FFFF00"/>
+            <w:shd w:val="clear" w:color="auto" w:fill="auto"/>
+            <w:vAlign w:val="center"/>
           </w:tcPr>
           <w:p>
             <w:pPr>
@@ -5958,7 +5928,6 @@
             <w:r>
               <w:rPr>
                 <w:rFonts w:hint="eastAsia"/>
-                <w:b/>
                 <w:sz w:val="22"/>
                 <w:szCs w:val="22"/>
                 <w:lang w:eastAsia="ko-KR"/>
@@ -5970,8 +5939,8 @@
         <w:tc>
           <w:tcPr>
             <w:tcW w:w="850" w:type="pct"/>
-            <w:vAlign w:val="center"/>
-            <w:shd w:val="clear" w:color="auto" w:fill="FFFF00"/>
+            <w:shd w:val="clear" w:color="auto" w:fill="auto"/>
+            <w:vAlign w:val="center"/>
           </w:tcPr>
           <w:p>
             <w:pPr>
@@ -5983,7 +5952,6 @@
             </w:pPr>
             <w:r>
               <w:rPr>
-                <w:b/>
                 <w:sz w:val="22"/>
                 <w:szCs w:val="22"/>
               </w:rPr>
@@ -5991,21 +5959,18 @@
             </w:r>
             <w:r>
               <w:rPr>
-                <w:b/>
-                <w:sz w:val="22"/>
-                <w:szCs w:val="22"/>
-              </w:rPr>
-            </w:r>
-            <w:r>
-              <w:rPr>
-                <w:b/>
-                <w:sz w:val="22"/>
-                <w:szCs w:val="22"/>
-              </w:rPr>
-            </w:r>
-            <w:r>
-              <w:rPr>
-                <w:b/>
+                <w:sz w:val="22"/>
+                <w:szCs w:val="22"/>
+              </w:rPr>
+            </w:r>
+            <w:r>
+              <w:rPr>
+                <w:sz w:val="22"/>
+                <w:szCs w:val="22"/>
+              </w:rPr>
+            </w:r>
+            <w:r>
+              <w:rPr>
                 <w:sz w:val="22"/>
                 <w:szCs w:val="22"/>
               </w:rPr>
@@ -6015,17 +5980,14 @@
         <w:tc>
           <w:tcPr>
             <w:tcW w:w="3710" w:type="pct"/>
-            <w:vAlign w:val="center"/>
-            <w:shd w:val="clear" w:color="auto" w:fill="FFFF00"/>
+            <w:shd w:val="clear" w:color="auto" w:fill="auto"/>
+            <w:vAlign w:val="center"/>
           </w:tcPr>
           <w:p>
             <w:pPr>
               <w:jc w:val="both"/>
             </w:pPr>
             <w:r>
-              <w:rPr>
-                <w:b/>
-              </w:rPr>
               <w:t>2nd Exam: Ch. 3 &amp; 4   (IN PERSON — bring laptop &amp; student ID)</w:t>
             </w:r>
           </w:p>
@@ -6035,6 +5997,7 @@
         <w:tc>
           <w:tcPr>
             <w:tcW w:w="440" w:type="pct"/>
+            <w:shd w:val="clear" w:color="auto" w:fill="auto"/>
             <w:vAlign w:val="center"/>
           </w:tcPr>
           <w:p>
@@ -6047,7 +6010,6 @@
             <w:r>
               <w:rPr>
                 <w:rFonts w:hint="eastAsia"/>
-                <w:b w:val="0"/>
                 <w:sz w:val="22"/>
                 <w:szCs w:val="22"/>
                 <w:lang w:eastAsia="ko-KR"/>
@@ -6059,6 +6021,7 @@
         <w:tc>
           <w:tcPr>
             <w:tcW w:w="850" w:type="pct"/>
+            <w:shd w:val="clear" w:color="auto" w:fill="auto"/>
             <w:vAlign w:val="center"/>
           </w:tcPr>
           <w:p>
@@ -6071,7 +6034,6 @@
             </w:pPr>
             <w:r>
               <w:rPr>
-                <w:b w:val="0"/>
                 <w:sz w:val="22"/>
                 <w:szCs w:val="22"/>
               </w:rPr>
@@ -6079,21 +6041,18 @@
             </w:r>
             <w:r>
               <w:rPr>
-                <w:b w:val="0"/>
-                <w:sz w:val="22"/>
-                <w:szCs w:val="22"/>
-              </w:rPr>
-            </w:r>
-            <w:r>
-              <w:rPr>
-                <w:b w:val="0"/>
-                <w:sz w:val="22"/>
-                <w:szCs w:val="22"/>
-              </w:rPr>
-            </w:r>
-            <w:r>
-              <w:rPr>
-                <w:b w:val="0"/>
+                <w:sz w:val="22"/>
+                <w:szCs w:val="22"/>
+              </w:rPr>
+            </w:r>
+            <w:r>
+              <w:rPr>
+                <w:sz w:val="22"/>
+                <w:szCs w:val="22"/>
+              </w:rPr>
+            </w:r>
+            <w:r>
+              <w:rPr>
                 <w:sz w:val="22"/>
                 <w:szCs w:val="22"/>
               </w:rPr>
@@ -6103,6 +6062,7 @@
         <w:tc>
           <w:tcPr>
             <w:tcW w:w="3710" w:type="pct"/>
+            <w:shd w:val="clear" w:color="auto" w:fill="auto"/>
             <w:vAlign w:val="center"/>
           </w:tcPr>
           <w:p>
@@ -6110,9 +6070,6 @@
               <w:jc w:val="both"/>
             </w:pPr>
             <w:r>
-              <w:rPr>
-                <w:b w:val="0"/>
-              </w:rPr>
               <w:t>Ch. 5 — Merchandising Operations</w:t>
             </w:r>
           </w:p>
@@ -6122,6 +6079,7 @@
         <w:tc>
           <w:tcPr>
             <w:tcW w:w="440" w:type="pct"/>
+            <w:shd w:val="clear" w:color="auto" w:fill="auto"/>
             <w:vAlign w:val="center"/>
           </w:tcPr>
           <w:p>
@@ -6134,7 +6092,6 @@
             <w:r>
               <w:rPr>
                 <w:rFonts w:hint="eastAsia"/>
-                <w:b w:val="0"/>
                 <w:sz w:val="22"/>
                 <w:szCs w:val="22"/>
                 <w:lang w:eastAsia="ko-KR"/>
@@ -6146,6 +6103,7 @@
         <w:tc>
           <w:tcPr>
             <w:tcW w:w="850" w:type="pct"/>
+            <w:shd w:val="clear" w:color="auto" w:fill="auto"/>
             <w:vAlign w:val="center"/>
           </w:tcPr>
           <w:p>
@@ -6158,7 +6116,6 @@
             </w:pPr>
             <w:r>
               <w:rPr>
-                <w:b w:val="0"/>
                 <w:sz w:val="22"/>
                 <w:szCs w:val="22"/>
               </w:rPr>
@@ -6166,21 +6123,18 @@
             </w:r>
             <w:r>
               <w:rPr>
-                <w:b w:val="0"/>
-                <w:sz w:val="22"/>
-                <w:szCs w:val="22"/>
-              </w:rPr>
-            </w:r>
-            <w:r>
-              <w:rPr>
-                <w:b w:val="0"/>
-                <w:sz w:val="22"/>
-                <w:szCs w:val="22"/>
-              </w:rPr>
-            </w:r>
-            <w:r>
-              <w:rPr>
-                <w:b w:val="0"/>
+                <w:sz w:val="22"/>
+                <w:szCs w:val="22"/>
+              </w:rPr>
+            </w:r>
+            <w:r>
+              <w:rPr>
+                <w:sz w:val="22"/>
+                <w:szCs w:val="22"/>
+              </w:rPr>
+            </w:r>
+            <w:r>
+              <w:rPr>
                 <w:sz w:val="22"/>
                 <w:szCs w:val="22"/>
               </w:rPr>
@@ -6190,6 +6144,7 @@
         <w:tc>
           <w:tcPr>
             <w:tcW w:w="3710" w:type="pct"/>
+            <w:shd w:val="clear" w:color="auto" w:fill="auto"/>
             <w:vAlign w:val="center"/>
           </w:tcPr>
           <w:p>
@@ -6197,9 +6152,6 @@
               <w:jc w:val="both"/>
             </w:pPr>
             <w:r>
-              <w:rPr>
-                <w:b w:val="0"/>
-              </w:rPr>
               <w:t>Ch. 5 — Merchandising Operations</w:t>
             </w:r>
           </w:p>
@@ -6209,6 +6161,7 @@
         <w:tc>
           <w:tcPr>
             <w:tcW w:w="440" w:type="pct"/>
+            <w:shd w:val="clear" w:color="auto" w:fill="auto"/>
             <w:vAlign w:val="center"/>
           </w:tcPr>
           <w:p>
@@ -6221,7 +6174,6 @@
             <w:r>
               <w:rPr>
                 <w:rFonts w:hint="eastAsia"/>
-                <w:b w:val="0"/>
                 <w:sz w:val="22"/>
                 <w:szCs w:val="22"/>
                 <w:lang w:eastAsia="ko-KR"/>
@@ -6233,6 +6185,7 @@
         <w:tc>
           <w:tcPr>
             <w:tcW w:w="850" w:type="pct"/>
+            <w:shd w:val="clear" w:color="auto" w:fill="auto"/>
             <w:vAlign w:val="center"/>
           </w:tcPr>
           <w:p>
@@ -6245,7 +6198,6 @@
             </w:pPr>
             <w:r>
               <w:rPr>
-                <w:b w:val="0"/>
                 <w:sz w:val="22"/>
                 <w:szCs w:val="22"/>
               </w:rPr>
@@ -6253,21 +6205,18 @@
             </w:r>
             <w:r>
               <w:rPr>
-                <w:b w:val="0"/>
-                <w:sz w:val="22"/>
-                <w:szCs w:val="22"/>
-              </w:rPr>
-            </w:r>
-            <w:r>
-              <w:rPr>
-                <w:b w:val="0"/>
-                <w:sz w:val="22"/>
-                <w:szCs w:val="22"/>
-              </w:rPr>
-            </w:r>
-            <w:r>
-              <w:rPr>
-                <w:b w:val="0"/>
+                <w:sz w:val="22"/>
+                <w:szCs w:val="22"/>
+              </w:rPr>
+            </w:r>
+            <w:r>
+              <w:rPr>
+                <w:sz w:val="22"/>
+                <w:szCs w:val="22"/>
+              </w:rPr>
+            </w:r>
+            <w:r>
+              <w:rPr>
                 <w:sz w:val="22"/>
                 <w:szCs w:val="22"/>
               </w:rPr>
@@ -6277,6 +6226,7 @@
         <w:tc>
           <w:tcPr>
             <w:tcW w:w="3710" w:type="pct"/>
+            <w:shd w:val="clear" w:color="auto" w:fill="auto"/>
             <w:vAlign w:val="center"/>
           </w:tcPr>
           <w:p>
@@ -6284,9 +6234,6 @@
               <w:jc w:val="both"/>
             </w:pPr>
             <w:r>
-              <w:rPr>
-                <w:b w:val="0"/>
-              </w:rPr>
               <w:t>Ch. 6 — Merchandise Inventory</w:t>
             </w:r>
           </w:p>
@@ -6296,6 +6243,7 @@
         <w:tc>
           <w:tcPr>
             <w:tcW w:w="440" w:type="pct"/>
+            <w:shd w:val="clear" w:color="auto" w:fill="auto"/>
             <w:vAlign w:val="center"/>
           </w:tcPr>
           <w:p>
@@ -6308,7 +6256,6 @@
             <w:r>
               <w:rPr>
                 <w:rFonts w:hint="eastAsia"/>
-                <w:b w:val="0"/>
                 <w:sz w:val="22"/>
                 <w:szCs w:val="22"/>
                 <w:lang w:eastAsia="ko-KR"/>
@@ -6320,6 +6267,7 @@
         <w:tc>
           <w:tcPr>
             <w:tcW w:w="850" w:type="pct"/>
+            <w:shd w:val="clear" w:color="auto" w:fill="auto"/>
             <w:vAlign w:val="center"/>
           </w:tcPr>
           <w:p>
@@ -6332,7 +6280,6 @@
             </w:pPr>
             <w:r>
               <w:rPr>
-                <w:b w:val="0"/>
                 <w:sz w:val="22"/>
                 <w:szCs w:val="22"/>
               </w:rPr>
@@ -6340,21 +6287,18 @@
             </w:r>
             <w:r>
               <w:rPr>
-                <w:b w:val="0"/>
-                <w:sz w:val="22"/>
-                <w:szCs w:val="22"/>
-              </w:rPr>
-            </w:r>
-            <w:r>
-              <w:rPr>
-                <w:b w:val="0"/>
-                <w:sz w:val="22"/>
-                <w:szCs w:val="22"/>
-              </w:rPr>
-            </w:r>
-            <w:r>
-              <w:rPr>
-                <w:b w:val="0"/>
+                <w:sz w:val="22"/>
+                <w:szCs w:val="22"/>
+              </w:rPr>
+            </w:r>
+            <w:r>
+              <w:rPr>
+                <w:sz w:val="22"/>
+                <w:szCs w:val="22"/>
+              </w:rPr>
+            </w:r>
+            <w:r>
+              <w:rPr>
                 <w:sz w:val="22"/>
                 <w:szCs w:val="22"/>
               </w:rPr>
@@ -6364,6 +6308,7 @@
         <w:tc>
           <w:tcPr>
             <w:tcW w:w="3710" w:type="pct"/>
+            <w:shd w:val="clear" w:color="auto" w:fill="auto"/>
             <w:vAlign w:val="center"/>
           </w:tcPr>
           <w:p>
@@ -6371,9 +6316,6 @@
               <w:jc w:val="both"/>
             </w:pPr>
             <w:r>
-              <w:rPr>
-                <w:b w:val="0"/>
-              </w:rPr>
               <w:t>Ch. 6 — Merchandise Inventory   (03/24 — Last day to withdraw with a “W”)</w:t>
             </w:r>
           </w:p>
@@ -6383,6 +6325,7 @@
         <w:tc>
           <w:tcPr>
             <w:tcW w:w="440" w:type="pct"/>
+            <w:shd w:val="clear" w:color="auto" w:fill="auto"/>
             <w:vAlign w:val="center"/>
           </w:tcPr>
           <w:p>
@@ -6395,7 +6338,6 @@
             <w:r>
               <w:rPr>
                 <w:rFonts w:hint="eastAsia"/>
-                <w:b w:val="0"/>
                 <w:sz w:val="22"/>
                 <w:szCs w:val="22"/>
                 <w:lang w:eastAsia="ko-KR"/>
@@ -6407,6 +6349,7 @@
         <w:tc>
           <w:tcPr>
             <w:tcW w:w="850" w:type="pct"/>
+            <w:shd w:val="clear" w:color="auto" w:fill="auto"/>
             <w:vAlign w:val="center"/>
           </w:tcPr>
           <w:p>
@@ -6419,7 +6362,6 @@
             </w:pPr>
             <w:r>
               <w:rPr>
-                <w:b w:val="0"/>
                 <w:sz w:val="22"/>
                 <w:szCs w:val="22"/>
               </w:rPr>
@@ -6427,21 +6369,18 @@
             </w:r>
             <w:r>
               <w:rPr>
-                <w:b w:val="0"/>
-                <w:sz w:val="22"/>
-                <w:szCs w:val="22"/>
-              </w:rPr>
-            </w:r>
-            <w:r>
-              <w:rPr>
-                <w:b w:val="0"/>
-                <w:sz w:val="22"/>
-                <w:szCs w:val="22"/>
-              </w:rPr>
-            </w:r>
-            <w:r>
-              <w:rPr>
-                <w:b w:val="0"/>
+                <w:sz w:val="22"/>
+                <w:szCs w:val="22"/>
+              </w:rPr>
+            </w:r>
+            <w:r>
+              <w:rPr>
+                <w:sz w:val="22"/>
+                <w:szCs w:val="22"/>
+              </w:rPr>
+            </w:r>
+            <w:r>
+              <w:rPr>
                 <w:sz w:val="22"/>
                 <w:szCs w:val="22"/>
               </w:rPr>
@@ -6451,6 +6390,7 @@
         <w:tc>
           <w:tcPr>
             <w:tcW w:w="3710" w:type="pct"/>
+            <w:shd w:val="clear" w:color="auto" w:fill="auto"/>
             <w:vAlign w:val="center"/>
           </w:tcPr>
           <w:p>
@@ -6458,9 +6398,6 @@
               <w:jc w:val="both"/>
             </w:pPr>
             <w:r>
-              <w:rPr>
-                <w:b w:val="0"/>
-              </w:rPr>
               <w:t>Ch. 7 — Internal Control and Cash</w:t>
             </w:r>
           </w:p>
@@ -6470,6 +6407,7 @@
         <w:tc>
           <w:tcPr>
             <w:tcW w:w="440" w:type="pct"/>
+            <w:shd w:val="clear" w:color="auto" w:fill="auto"/>
             <w:vAlign w:val="center"/>
           </w:tcPr>
           <w:p>
@@ -6482,7 +6420,6 @@
             <w:r>
               <w:rPr>
                 <w:rFonts w:hint="eastAsia"/>
-                <w:b w:val="0"/>
                 <w:sz w:val="22"/>
                 <w:szCs w:val="22"/>
                 <w:lang w:eastAsia="ko-KR"/>
@@ -6494,6 +6431,7 @@
         <w:tc>
           <w:tcPr>
             <w:tcW w:w="850" w:type="pct"/>
+            <w:shd w:val="clear" w:color="auto" w:fill="auto"/>
             <w:vAlign w:val="center"/>
           </w:tcPr>
           <w:p>
@@ -6506,7 +6444,6 @@
             </w:pPr>
             <w:r>
               <w:rPr>
-                <w:b w:val="0"/>
                 <w:sz w:val="22"/>
                 <w:szCs w:val="22"/>
               </w:rPr>
@@ -6514,21 +6451,18 @@
             </w:r>
             <w:r>
               <w:rPr>
-                <w:b w:val="0"/>
-                <w:sz w:val="22"/>
-                <w:szCs w:val="22"/>
-              </w:rPr>
-            </w:r>
-            <w:r>
-              <w:rPr>
-                <w:b w:val="0"/>
-                <w:sz w:val="22"/>
-                <w:szCs w:val="22"/>
-              </w:rPr>
-            </w:r>
-            <w:r>
-              <w:rPr>
-                <w:b w:val="0"/>
+                <w:sz w:val="22"/>
+                <w:szCs w:val="22"/>
+              </w:rPr>
+            </w:r>
+            <w:r>
+              <w:rPr>
+                <w:sz w:val="22"/>
+                <w:szCs w:val="22"/>
+              </w:rPr>
+            </w:r>
+            <w:r>
+              <w:rPr>
                 <w:sz w:val="22"/>
                 <w:szCs w:val="22"/>
               </w:rPr>
@@ -6538,6 +6472,7 @@
         <w:tc>
           <w:tcPr>
             <w:tcW w:w="3710" w:type="pct"/>
+            <w:shd w:val="clear" w:color="auto" w:fill="auto"/>
             <w:vAlign w:val="center"/>
           </w:tcPr>
           <w:p>
@@ -6545,9 +6480,6 @@
               <w:jc w:val="both"/>
             </w:pPr>
             <w:r>
-              <w:rPr>
-                <w:b w:val="0"/>
-              </w:rPr>
               <w:t>Ch. 8 — Receivables</w:t>
             </w:r>
           </w:p>
@@ -6557,6 +6489,7 @@
         <w:tc>
           <w:tcPr>
             <w:tcW w:w="440" w:type="pct"/>
+            <w:shd w:val="clear" w:color="auto" w:fill="auto"/>
             <w:vAlign w:val="center"/>
           </w:tcPr>
           <w:p>
@@ -6569,7 +6502,6 @@
             <w:r>
               <w:rPr>
                 <w:rFonts w:hint="eastAsia"/>
-                <w:b w:val="0"/>
                 <w:sz w:val="22"/>
                 <w:szCs w:val="22"/>
                 <w:lang w:eastAsia="ko-KR"/>
@@ -6581,6 +6513,7 @@
         <w:tc>
           <w:tcPr>
             <w:tcW w:w="850" w:type="pct"/>
+            <w:shd w:val="clear" w:color="auto" w:fill="auto"/>
             <w:vAlign w:val="center"/>
           </w:tcPr>
           <w:p>
@@ -6593,7 +6526,6 @@
             </w:pPr>
             <w:r>
               <w:rPr>
-                <w:b w:val="0"/>
                 <w:sz w:val="22"/>
                 <w:szCs w:val="22"/>
               </w:rPr>
@@ -6601,21 +6533,18 @@
             </w:r>
             <w:r>
               <w:rPr>
-                <w:b w:val="0"/>
-                <w:sz w:val="22"/>
-                <w:szCs w:val="22"/>
-              </w:rPr>
-            </w:r>
-            <w:r>
-              <w:rPr>
-                <w:b w:val="0"/>
-                <w:sz w:val="22"/>
-                <w:szCs w:val="22"/>
-              </w:rPr>
-            </w:r>
-            <w:r>
-              <w:rPr>
-                <w:b w:val="0"/>
+                <w:sz w:val="22"/>
+                <w:szCs w:val="22"/>
+              </w:rPr>
+            </w:r>
+            <w:r>
+              <w:rPr>
+                <w:sz w:val="22"/>
+                <w:szCs w:val="22"/>
+              </w:rPr>
+            </w:r>
+            <w:r>
+              <w:rPr>
                 <w:sz w:val="22"/>
                 <w:szCs w:val="22"/>
               </w:rPr>
@@ -6625,6 +6554,7 @@
         <w:tc>
           <w:tcPr>
             <w:tcW w:w="3710" w:type="pct"/>
+            <w:shd w:val="clear" w:color="auto" w:fill="auto"/>
             <w:vAlign w:val="center"/>
           </w:tcPr>
           <w:p>
@@ -6632,9 +6562,6 @@
               <w:jc w:val="both"/>
             </w:pPr>
             <w:r>
-              <w:rPr>
-                <w:b w:val="0"/>
-              </w:rPr>
               <w:t>Spring Break — no classes</w:t>
             </w:r>
           </w:p>
@@ -6644,6 +6571,7 @@
         <w:tc>
           <w:tcPr>
             <w:tcW w:w="440" w:type="pct"/>
+            <w:shd w:val="clear" w:color="auto" w:fill="auto"/>
             <w:vAlign w:val="center"/>
           </w:tcPr>
           <w:p>
@@ -6656,7 +6584,6 @@
             <w:r>
               <w:rPr>
                 <w:rFonts w:hint="eastAsia"/>
-                <w:b w:val="0"/>
                 <w:sz w:val="22"/>
                 <w:szCs w:val="22"/>
                 <w:lang w:eastAsia="ko-KR"/>
@@ -6668,6 +6595,7 @@
         <w:tc>
           <w:tcPr>
             <w:tcW w:w="850" w:type="pct"/>
+            <w:shd w:val="clear" w:color="auto" w:fill="auto"/>
             <w:vAlign w:val="center"/>
           </w:tcPr>
           <w:p>
@@ -6680,7 +6608,6 @@
             </w:pPr>
             <w:r>
               <w:rPr>
-                <w:b w:val="0"/>
                 <w:sz w:val="22"/>
                 <w:szCs w:val="22"/>
               </w:rPr>
@@ -6688,21 +6615,18 @@
             </w:r>
             <w:r>
               <w:rPr>
-                <w:b w:val="0"/>
-                <w:sz w:val="22"/>
-                <w:szCs w:val="22"/>
-              </w:rPr>
-            </w:r>
-            <w:r>
-              <w:rPr>
-                <w:b w:val="0"/>
-                <w:sz w:val="22"/>
-                <w:szCs w:val="22"/>
-              </w:rPr>
-            </w:r>
-            <w:r>
-              <w:rPr>
-                <w:b w:val="0"/>
+                <w:sz w:val="22"/>
+                <w:szCs w:val="22"/>
+              </w:rPr>
+            </w:r>
+            <w:r>
+              <w:rPr>
+                <w:sz w:val="22"/>
+                <w:szCs w:val="22"/>
+              </w:rPr>
+            </w:r>
+            <w:r>
+              <w:rPr>
                 <w:sz w:val="22"/>
                 <w:szCs w:val="22"/>
               </w:rPr>
@@ -6712,6 +6636,7 @@
         <w:tc>
           <w:tcPr>
             <w:tcW w:w="3710" w:type="pct"/>
+            <w:shd w:val="clear" w:color="auto" w:fill="auto"/>
             <w:vAlign w:val="center"/>
           </w:tcPr>
           <w:p>
@@ -6719,9 +6644,6 @@
               <w:jc w:val="both"/>
             </w:pPr>
             <w:r>
-              <w:rPr>
-                <w:b w:val="0"/>
-              </w:rPr>
               <w:t>Spring Break — no classes</w:t>
             </w:r>
           </w:p>
@@ -6731,6 +6653,7 @@
         <w:tc>
           <w:tcPr>
             <w:tcW w:w="440" w:type="pct"/>
+            <w:shd w:val="clear" w:color="auto" w:fill="auto"/>
             <w:vAlign w:val="center"/>
           </w:tcPr>
           <w:p>
@@ -6743,7 +6666,6 @@
             <w:r>
               <w:rPr>
                 <w:rFonts w:hint="eastAsia"/>
-                <w:b w:val="0"/>
                 <w:sz w:val="22"/>
                 <w:szCs w:val="22"/>
                 <w:lang w:eastAsia="ko-KR"/>
@@ -6755,6 +6677,7 @@
         <w:tc>
           <w:tcPr>
             <w:tcW w:w="850" w:type="pct"/>
+            <w:shd w:val="clear" w:color="auto" w:fill="auto"/>
             <w:vAlign w:val="center"/>
           </w:tcPr>
           <w:p>
@@ -6767,7 +6690,6 @@
             </w:pPr>
             <w:r>
               <w:rPr>
-                <w:b w:val="0"/>
                 <w:sz w:val="22"/>
                 <w:szCs w:val="22"/>
               </w:rPr>
@@ -6775,21 +6697,18 @@
             </w:r>
             <w:r>
               <w:rPr>
-                <w:b w:val="0"/>
-                <w:sz w:val="22"/>
-                <w:szCs w:val="22"/>
-              </w:rPr>
-            </w:r>
-            <w:r>
-              <w:rPr>
-                <w:b w:val="0"/>
-                <w:sz w:val="22"/>
-                <w:szCs w:val="22"/>
-              </w:rPr>
-            </w:r>
-            <w:r>
-              <w:rPr>
-                <w:b w:val="0"/>
+                <w:sz w:val="22"/>
+                <w:szCs w:val="22"/>
+              </w:rPr>
+            </w:r>
+            <w:r>
+              <w:rPr>
+                <w:sz w:val="22"/>
+                <w:szCs w:val="22"/>
+              </w:rPr>
+            </w:r>
+            <w:r>
+              <w:rPr>
                 <w:sz w:val="22"/>
                 <w:szCs w:val="22"/>
               </w:rPr>
@@ -6799,6 +6718,7 @@
         <w:tc>
           <w:tcPr>
             <w:tcW w:w="3710" w:type="pct"/>
+            <w:shd w:val="clear" w:color="auto" w:fill="auto"/>
             <w:vAlign w:val="center"/>
           </w:tcPr>
           <w:p>
@@ -6806,9 +6726,6 @@
               <w:jc w:val="both"/>
             </w:pPr>
             <w:r>
-              <w:rPr>
-                <w:b w:val="0"/>
-              </w:rPr>
               <w:t>Ch. 8 — Receivables; Ch. 5–8 Review</w:t>
             </w:r>
           </w:p>
@@ -6818,8 +6735,8 @@
         <w:tc>
           <w:tcPr>
             <w:tcW w:w="440" w:type="pct"/>
-            <w:vAlign w:val="center"/>
-            <w:shd w:val="clear" w:color="auto" w:fill="FFFF00"/>
+            <w:shd w:val="clear" w:color="auto" w:fill="auto"/>
+            <w:vAlign w:val="center"/>
           </w:tcPr>
           <w:p>
             <w:pPr>
@@ -6831,7 +6748,6 @@
             <w:r>
               <w:rPr>
                 <w:rFonts w:hint="eastAsia"/>
-                <w:b/>
                 <w:sz w:val="22"/>
                 <w:szCs w:val="22"/>
                 <w:lang w:eastAsia="ko-KR"/>
@@ -6843,8 +6759,8 @@
         <w:tc>
           <w:tcPr>
             <w:tcW w:w="850" w:type="pct"/>
-            <w:vAlign w:val="center"/>
-            <w:shd w:val="clear" w:color="auto" w:fill="FFFF00"/>
+            <w:shd w:val="clear" w:color="auto" w:fill="auto"/>
+            <w:vAlign w:val="center"/>
           </w:tcPr>
           <w:p>
             <w:pPr>
@@ -6856,7 +6772,6 @@
             </w:pPr>
             <w:r>
               <w:rPr>
-                <w:b/>
                 <w:sz w:val="22"/>
                 <w:szCs w:val="22"/>
               </w:rPr>
@@ -6864,21 +6779,18 @@
             </w:r>
             <w:r>
               <w:rPr>
-                <w:b/>
-                <w:sz w:val="22"/>
-                <w:szCs w:val="22"/>
-              </w:rPr>
-            </w:r>
-            <w:r>
-              <w:rPr>
-                <w:b/>
-                <w:sz w:val="22"/>
-                <w:szCs w:val="22"/>
-              </w:rPr>
-            </w:r>
-            <w:r>
-              <w:rPr>
-                <w:b/>
+                <w:sz w:val="22"/>
+                <w:szCs w:val="22"/>
+              </w:rPr>
+            </w:r>
+            <w:r>
+              <w:rPr>
+                <w:sz w:val="22"/>
+                <w:szCs w:val="22"/>
+              </w:rPr>
+            </w:r>
+            <w:r>
+              <w:rPr>
                 <w:sz w:val="22"/>
                 <w:szCs w:val="22"/>
               </w:rPr>
@@ -6888,17 +6800,14 @@
         <w:tc>
           <w:tcPr>
             <w:tcW w:w="3710" w:type="pct"/>
-            <w:vAlign w:val="center"/>
-            <w:shd w:val="clear" w:color="auto" w:fill="FFFF00"/>
+            <w:shd w:val="clear" w:color="auto" w:fill="auto"/>
+            <w:vAlign w:val="center"/>
           </w:tcPr>
           <w:p>
             <w:pPr>
               <w:jc w:val="both"/>
             </w:pPr>
             <w:r>
-              <w:rPr>
-                <w:b/>
-              </w:rPr>
               <w:t>3rd Exam: Ch. 5, 6, 7 &amp; 8   (IN PERSON — bring laptop &amp; student ID)</w:t>
             </w:r>
           </w:p>
@@ -6908,6 +6817,7 @@
         <w:tc>
           <w:tcPr>
             <w:tcW w:w="440" w:type="pct"/>
+            <w:shd w:val="clear" w:color="auto" w:fill="auto"/>
             <w:vAlign w:val="center"/>
           </w:tcPr>
           <w:p>
@@ -6920,7 +6830,6 @@
             <w:r>
               <w:rPr>
                 <w:rFonts w:hint="eastAsia"/>
-                <w:b w:val="0"/>
                 <w:sz w:val="22"/>
                 <w:szCs w:val="22"/>
                 <w:lang w:eastAsia="ko-KR"/>
@@ -6932,6 +6841,7 @@
         <w:tc>
           <w:tcPr>
             <w:tcW w:w="850" w:type="pct"/>
+            <w:shd w:val="clear" w:color="auto" w:fill="auto"/>
             <w:vAlign w:val="center"/>
           </w:tcPr>
           <w:p>
@@ -6944,7 +6854,6 @@
             </w:pPr>
             <w:r>
               <w:rPr>
-                <w:b w:val="0"/>
                 <w:sz w:val="22"/>
                 <w:szCs w:val="22"/>
               </w:rPr>
@@ -6952,21 +6861,18 @@
             </w:r>
             <w:r>
               <w:rPr>
-                <w:b w:val="0"/>
-                <w:sz w:val="22"/>
-                <w:szCs w:val="22"/>
-              </w:rPr>
-            </w:r>
-            <w:r>
-              <w:rPr>
-                <w:b w:val="0"/>
-                <w:sz w:val="22"/>
-                <w:szCs w:val="22"/>
-              </w:rPr>
-            </w:r>
-            <w:r>
-              <w:rPr>
-                <w:b w:val="0"/>
+                <w:sz w:val="22"/>
+                <w:szCs w:val="22"/>
+              </w:rPr>
+            </w:r>
+            <w:r>
+              <w:rPr>
+                <w:sz w:val="22"/>
+                <w:szCs w:val="22"/>
+              </w:rPr>
+            </w:r>
+            <w:r>
+              <w:rPr>
                 <w:sz w:val="22"/>
                 <w:szCs w:val="22"/>
               </w:rPr>
@@ -6976,6 +6882,7 @@
         <w:tc>
           <w:tcPr>
             <w:tcW w:w="3710" w:type="pct"/>
+            <w:shd w:val="clear" w:color="auto" w:fill="auto"/>
             <w:vAlign w:val="center"/>
           </w:tcPr>
           <w:p>
@@ -6983,9 +6890,6 @@
               <w:jc w:val="both"/>
             </w:pPr>
             <w:r>
-              <w:rPr>
-                <w:b w:val="0"/>
-              </w:rPr>
               <w:t>Ch. 9 — Plant Assets, Natural Resources, and Intangibles</w:t>
             </w:r>
           </w:p>
@@ -6995,6 +6899,7 @@
         <w:tc>
           <w:tcPr>
             <w:tcW w:w="440" w:type="pct"/>
+            <w:shd w:val="clear" w:color="auto" w:fill="auto"/>
             <w:vAlign w:val="center"/>
           </w:tcPr>
           <w:p>
@@ -7007,7 +6912,6 @@
             <w:r>
               <w:rPr>
                 <w:rFonts w:hint="eastAsia"/>
-                <w:b w:val="0"/>
                 <w:sz w:val="22"/>
                 <w:szCs w:val="22"/>
                 <w:lang w:eastAsia="ko-KR"/>
@@ -7019,6 +6923,7 @@
         <w:tc>
           <w:tcPr>
             <w:tcW w:w="850" w:type="pct"/>
+            <w:shd w:val="clear" w:color="auto" w:fill="auto"/>
             <w:vAlign w:val="center"/>
           </w:tcPr>
           <w:p>
@@ -7031,7 +6936,6 @@
             </w:pPr>
             <w:r>
               <w:rPr>
-                <w:b w:val="0"/>
                 <w:sz w:val="22"/>
                 <w:szCs w:val="22"/>
               </w:rPr>
@@ -7039,21 +6943,18 @@
             </w:r>
             <w:r>
               <w:rPr>
-                <w:b w:val="0"/>
-                <w:sz w:val="22"/>
-                <w:szCs w:val="22"/>
-              </w:rPr>
-            </w:r>
-            <w:r>
-              <w:rPr>
-                <w:b w:val="0"/>
-                <w:sz w:val="22"/>
-                <w:szCs w:val="22"/>
-              </w:rPr>
-            </w:r>
-            <w:r>
-              <w:rPr>
-                <w:b w:val="0"/>
+                <w:sz w:val="22"/>
+                <w:szCs w:val="22"/>
+              </w:rPr>
+            </w:r>
+            <w:r>
+              <w:rPr>
+                <w:sz w:val="22"/>
+                <w:szCs w:val="22"/>
+              </w:rPr>
+            </w:r>
+            <w:r>
+              <w:rPr>
                 <w:sz w:val="22"/>
                 <w:szCs w:val="22"/>
               </w:rPr>
@@ -7063,6 +6964,7 @@
         <w:tc>
           <w:tcPr>
             <w:tcW w:w="3710" w:type="pct"/>
+            <w:shd w:val="clear" w:color="auto" w:fill="auto"/>
             <w:vAlign w:val="center"/>
           </w:tcPr>
           <w:p>
@@ -7070,9 +6972,6 @@
               <w:jc w:val="both"/>
             </w:pPr>
             <w:r>
-              <w:rPr>
-                <w:b w:val="0"/>
-              </w:rPr>
               <w:t>Ch. 11 — Current Liabilities</w:t>
             </w:r>
           </w:p>
@@ -7082,6 +6981,7 @@
         <w:tc>
           <w:tcPr>
             <w:tcW w:w="440" w:type="pct"/>
+            <w:shd w:val="clear" w:color="auto" w:fill="auto"/>
             <w:vAlign w:val="center"/>
           </w:tcPr>
           <w:p>
@@ -7094,7 +6994,6 @@
             <w:r>
               <w:rPr>
                 <w:rFonts w:hint="eastAsia"/>
-                <w:b w:val="0"/>
                 <w:sz w:val="22"/>
                 <w:szCs w:val="22"/>
                 <w:lang w:eastAsia="ko-KR"/>
@@ -7106,6 +7005,7 @@
         <w:tc>
           <w:tcPr>
             <w:tcW w:w="850" w:type="pct"/>
+            <w:shd w:val="clear" w:color="auto" w:fill="auto"/>
             <w:vAlign w:val="center"/>
           </w:tcPr>
           <w:p>
@@ -7118,7 +7018,6 @@
             </w:pPr>
             <w:r>
               <w:rPr>
-                <w:b w:val="0"/>
                 <w:sz w:val="22"/>
                 <w:szCs w:val="22"/>
               </w:rPr>
@@ -7126,21 +7025,18 @@
             </w:r>
             <w:r>
               <w:rPr>
-                <w:b w:val="0"/>
-                <w:sz w:val="22"/>
-                <w:szCs w:val="22"/>
-              </w:rPr>
-            </w:r>
-            <w:r>
-              <w:rPr>
-                <w:b w:val="0"/>
-                <w:sz w:val="22"/>
-                <w:szCs w:val="22"/>
-              </w:rPr>
-            </w:r>
-            <w:r>
-              <w:rPr>
-                <w:b w:val="0"/>
+                <w:sz w:val="22"/>
+                <w:szCs w:val="22"/>
+              </w:rPr>
+            </w:r>
+            <w:r>
+              <w:rPr>
+                <w:sz w:val="22"/>
+                <w:szCs w:val="22"/>
+              </w:rPr>
+            </w:r>
+            <w:r>
+              <w:rPr>
                 <w:sz w:val="22"/>
                 <w:szCs w:val="22"/>
               </w:rPr>
@@ -7150,6 +7046,7 @@
         <w:tc>
           <w:tcPr>
             <w:tcW w:w="3710" w:type="pct"/>
+            <w:shd w:val="clear" w:color="auto" w:fill="auto"/>
             <w:vAlign w:val="center"/>
           </w:tcPr>
           <w:p>
@@ -7157,9 +7054,6 @@
               <w:jc w:val="both"/>
             </w:pPr>
             <w:r>
-              <w:rPr>
-                <w:b w:val="0"/>
-              </w:rPr>
               <w:t>Ch. 12 — Long-Term Liabilities</w:t>
             </w:r>
           </w:p>
@@ -7169,6 +7063,7 @@
         <w:tc>
           <w:tcPr>
             <w:tcW w:w="440" w:type="pct"/>
+            <w:shd w:val="clear" w:color="auto" w:fill="auto"/>
             <w:vAlign w:val="center"/>
           </w:tcPr>
           <w:p>
@@ -7181,7 +7076,6 @@
             <w:r>
               <w:rPr>
                 <w:rFonts w:hint="eastAsia"/>
-                <w:b w:val="0"/>
                 <w:sz w:val="22"/>
                 <w:szCs w:val="22"/>
                 <w:lang w:eastAsia="ko-KR"/>
@@ -7193,6 +7087,7 @@
         <w:tc>
           <w:tcPr>
             <w:tcW w:w="850" w:type="pct"/>
+            <w:shd w:val="clear" w:color="auto" w:fill="auto"/>
             <w:vAlign w:val="center"/>
           </w:tcPr>
           <w:p>
@@ -7205,7 +7100,6 @@
             </w:pPr>
             <w:r>
               <w:rPr>
-                <w:b w:val="0"/>
                 <w:sz w:val="22"/>
                 <w:szCs w:val="22"/>
               </w:rPr>
@@ -7213,21 +7107,18 @@
             </w:r>
             <w:r>
               <w:rPr>
-                <w:b w:val="0"/>
-                <w:sz w:val="22"/>
-                <w:szCs w:val="22"/>
-              </w:rPr>
-            </w:r>
-            <w:r>
-              <w:rPr>
-                <w:b w:val="0"/>
-                <w:sz w:val="22"/>
-                <w:szCs w:val="22"/>
-              </w:rPr>
-            </w:r>
-            <w:r>
-              <w:rPr>
-                <w:b w:val="0"/>
+                <w:sz w:val="22"/>
+                <w:szCs w:val="22"/>
+              </w:rPr>
+            </w:r>
+            <w:r>
+              <w:rPr>
+                <w:sz w:val="22"/>
+                <w:szCs w:val="22"/>
+              </w:rPr>
+            </w:r>
+            <w:r>
+              <w:rPr>
                 <w:sz w:val="22"/>
                 <w:szCs w:val="22"/>
               </w:rPr>
@@ -7237,6 +7128,7 @@
         <w:tc>
           <w:tcPr>
             <w:tcW w:w="3710" w:type="pct"/>
+            <w:shd w:val="clear" w:color="auto" w:fill="auto"/>
             <w:vAlign w:val="center"/>
           </w:tcPr>
           <w:p>
@@ -7244,9 +7136,6 @@
               <w:jc w:val="both"/>
             </w:pPr>
             <w:r>
-              <w:rPr>
-                <w:b w:val="0"/>
-              </w:rPr>
               <w:t>Ch. 13 — Stockholders' Equity; Comprehensive Course Review</w:t>
             </w:r>
           </w:p>
@@ -7256,8 +7145,8 @@
         <w:tc>
           <w:tcPr>
             <w:tcW w:w="440" w:type="pct"/>
-            <w:vAlign w:val="center"/>
-            <w:shd w:val="clear" w:color="auto" w:fill="FFFF00"/>
+            <w:shd w:val="clear" w:color="auto" w:fill="auto"/>
+            <w:vAlign w:val="center"/>
           </w:tcPr>
           <w:p>
             <w:pPr>
@@ -7269,7 +7158,6 @@
             <w:r>
               <w:rPr>
                 <w:rFonts w:hint="eastAsia"/>
-                <w:b/>
                 <w:sz w:val="22"/>
                 <w:szCs w:val="22"/>
                 <w:lang w:eastAsia="ko-KR"/>
@@ -7281,8 +7169,8 @@
         <w:tc>
           <w:tcPr>
             <w:tcW w:w="850" w:type="pct"/>
-            <w:vAlign w:val="center"/>
-            <w:shd w:val="clear" w:color="auto" w:fill="FFFF00"/>
+            <w:shd w:val="clear" w:color="auto" w:fill="auto"/>
+            <w:vAlign w:val="center"/>
           </w:tcPr>
           <w:p>
             <w:pPr>
@@ -7294,7 +7182,6 @@
             </w:pPr>
             <w:r>
               <w:rPr>
-                <w:b/>
                 <w:sz w:val="22"/>
                 <w:szCs w:val="22"/>
               </w:rPr>
@@ -7302,21 +7189,18 @@
             </w:r>
             <w:r>
               <w:rPr>
-                <w:b/>
-                <w:sz w:val="22"/>
-                <w:szCs w:val="22"/>
-              </w:rPr>
-            </w:r>
-            <w:r>
-              <w:rPr>
-                <w:b/>
-                <w:sz w:val="22"/>
-                <w:szCs w:val="22"/>
-              </w:rPr>
-            </w:r>
-            <w:r>
-              <w:rPr>
-                <w:b/>
+                <w:sz w:val="22"/>
+                <w:szCs w:val="22"/>
+              </w:rPr>
+            </w:r>
+            <w:r>
+              <w:rPr>
+                <w:sz w:val="22"/>
+                <w:szCs w:val="22"/>
+              </w:rPr>
+            </w:r>
+            <w:r>
+              <w:rPr>
                 <w:sz w:val="22"/>
                 <w:szCs w:val="22"/>
               </w:rPr>
@@ -7326,17 +7210,14 @@
         <w:tc>
           <w:tcPr>
             <w:tcW w:w="3710" w:type="pct"/>
-            <w:vAlign w:val="center"/>
-            <w:shd w:val="clear" w:color="auto" w:fill="FFFF00"/>
+            <w:shd w:val="clear" w:color="auto" w:fill="auto"/>
+            <w:vAlign w:val="center"/>
           </w:tcPr>
           <w:p>
             <w:pPr>
               <w:jc w:val="both"/>
             </w:pPr>
             <w:r>
-              <w:rPr>
-                <w:b/>
-              </w:rPr>
               <w:t>Comprehensive Final Exam: Ch. 1–9, 11, 12 &amp; 13 (final-exam week)   (IN PERSON — bring laptop &amp; student ID)</w:t>
             </w:r>
           </w:p>
@@ -7355,83 +7236,75 @@
       <w:r>
         <w:rPr>
           <w:rFonts w:ascii="Verdana" w:hAnsi="Verdana"/>
-          <w:b/>
-          <w:i/>
-          <w:sz w:val="22"/>
-          <w:szCs w:val="22"/>
-        </w:rPr>
-      </w:r>
-      <w:r>
-        <w:rPr>
-          <w:rFonts w:ascii="Verdana" w:hAnsi="Verdana"/>
-          <w:sz w:val="22"/>
-          <w:szCs w:val="22"/>
-        </w:rPr>
-      </w:r>
-      <w:r>
-        <w:rPr>
-          <w:rFonts w:ascii="Verdana" w:hAnsi="Verdana"/>
-          <w:b/>
-          <w:color w:val="0070C0"/>
-          <w:sz w:val="22"/>
-          <w:szCs w:val="22"/>
-          <w:u w:val="single"/>
-        </w:rPr>
-      </w:r>
-      <w:r>
-        <w:rPr>
-          <w:rFonts w:ascii="Verdana" w:hAnsi="Verdana"/>
-          <w:color w:val="44546A" w:themeColor="text2"/>
-          <w:sz w:val="22"/>
-          <w:szCs w:val="22"/>
-        </w:rPr>
-      </w:r>
-      <w:r>
-        <w:rPr>
-          <w:rFonts w:ascii="Verdana" w:hAnsi="Verdana"/>
-          <w:sz w:val="22"/>
-          <w:szCs w:val="22"/>
-        </w:rPr>
-      </w:r>
-      <w:r>
-        <w:rPr>
-          <w:rFonts w:ascii="Verdana" w:hAnsi="Verdana"/>
-          <w:sz w:val="22"/>
-          <w:szCs w:val="22"/>
-        </w:rPr>
-      </w:r>
-      <w:r>
-        <w:rPr>
-          <w:rFonts w:ascii="Verdana" w:hAnsi="Verdana"/>
-          <w:sz w:val="22"/>
-          <w:szCs w:val="22"/>
-        </w:rPr>
-      </w:r>
-      <w:r>
-        <w:rPr>
-          <w:rFonts w:ascii="Verdana" w:hAnsi="Verdana"/>
-          <w:b/>
-          <w:color w:val="FF0000"/>
-          <w:sz w:val="22"/>
-          <w:szCs w:val="22"/>
-          <w:u w:val="single"/>
-        </w:rPr>
-      </w:r>
-      <w:r>
-        <w:rPr>
-          <w:rFonts w:ascii="Verdana" w:hAnsi="Verdana"/>
-          <w:sz w:val="22"/>
-          <w:szCs w:val="22"/>
-        </w:rPr>
-      </w:r>
-      <w:r>
-        <w:rPr>
-          <w:rFonts w:ascii="Verdana" w:hAnsi="Verdana"/>
-          <w:b/>
-          <w:color w:val="FF0000"/>
-          <w:sz w:val="22"/>
-          <w:szCs w:val="22"/>
-          <w:u w:val="single"/>
+          <w:sz w:val="22"/>
+          <w:szCs w:val="22"/>
+        </w:rPr>
+      </w:r>
+      <w:r>
+        <w:rPr>
+          <w:rFonts w:ascii="Verdana" w:hAnsi="Verdana"/>
+          <w:sz w:val="22"/>
+          <w:szCs w:val="22"/>
+        </w:rPr>
+      </w:r>
+      <w:r>
+        <w:rPr>
+          <w:rFonts w:ascii="Verdana" w:hAnsi="Verdana"/>
+          <w:color w:val="000000"/>
+          <w:sz w:val="22"/>
+          <w:szCs w:val="22"/>
+        </w:rPr>
+      </w:r>
+      <w:r>
+        <w:rPr>
+          <w:rFonts w:ascii="Verdana" w:hAnsi="Verdana"/>
+          <w:color w:val="000000"/>
+          <w:sz w:val="22"/>
+          <w:szCs w:val="22"/>
+        </w:rPr>
+      </w:r>
+      <w:r>
+        <w:rPr>
+          <w:rFonts w:ascii="Verdana" w:hAnsi="Verdana"/>
+          <w:sz w:val="22"/>
+          <w:szCs w:val="22"/>
+        </w:rPr>
+      </w:r>
+      <w:r>
+        <w:rPr>
+          <w:rFonts w:ascii="Verdana" w:hAnsi="Verdana"/>
+          <w:sz w:val="22"/>
+          <w:szCs w:val="22"/>
+        </w:rPr>
+      </w:r>
+      <w:r>
+        <w:rPr>
+          <w:rFonts w:ascii="Verdana" w:hAnsi="Verdana"/>
+          <w:sz w:val="22"/>
+          <w:szCs w:val="22"/>
+        </w:rPr>
+      </w:r>
+      <w:r>
+        <w:rPr>
+          <w:rFonts w:ascii="Verdana" w:hAnsi="Verdana"/>
+          <w:color w:val="000000"/>
+          <w:sz w:val="22"/>
+          <w:szCs w:val="22"/>
+        </w:rPr>
+      </w:r>
+      <w:r>
+        <w:rPr>
+          <w:rFonts w:ascii="Verdana" w:hAnsi="Verdana"/>
+          <w:sz w:val="22"/>
+          <w:szCs w:val="22"/>
+        </w:rPr>
+      </w:r>
+      <w:r>
+        <w:rPr>
+          <w:rFonts w:ascii="Verdana" w:hAnsi="Verdana"/>
+          <w:color w:val="000000"/>
+          <w:sz w:val="22"/>
+          <w:szCs w:val="22"/>
         </w:rPr>
       </w:r>
       <w:r>
@@ -7444,1091 +7317,321 @@
     </w:p>
     <w:p>
       <w:pPr>
-        <w:rPr>
-          <w:rFonts w:ascii="Verdana" w:hAnsi="Verdana"/>
-          <w:sz w:val="22"/>
-          <w:szCs w:val="22"/>
+        <w:pStyle w:val="Heading11"/>
+        <w:spacing w:after="240" w:line="360" w:lineRule="auto"/>
+        <w:rPr>
+          <w:bCs/>
+          <w:sz w:val="28"/>
+          <w:szCs w:val="28"/>
+          <w:u w:val="single"/>
         </w:rPr>
       </w:pPr>
       <w:r>
         <w:rPr>
-          <w:rFonts w:ascii="Verdana" w:hAnsi="Verdana"/>
-          <w:b/>
-          <w:i/>
-          <w:sz w:val="22"/>
-          <w:szCs w:val="22"/>
-        </w:rPr>
-        <w:t>Important Notes</w:t>
-      </w:r>
-      <w:r>
-        <w:rPr>
-          <w:rFonts w:ascii="Verdana" w:hAnsi="Verdana"/>
-          <w:sz w:val="22"/>
-          <w:szCs w:val="22"/>
-        </w:rPr>
-      </w:r>
-      <w:r>
-        <w:rPr>
-          <w:rFonts w:ascii="Verdana" w:hAnsi="Verdana"/>
-          <w:b/>
-          <w:color w:val="0070C0"/>
-          <w:sz w:val="22"/>
-          <w:szCs w:val="22"/>
+          <w:bCs/>
+          <w:sz w:val="28"/>
+          <w:szCs w:val="28"/>
           <w:u w:val="single"/>
         </w:rPr>
-      </w:r>
-      <w:r>
-        <w:rPr>
-          <w:rFonts w:ascii="Verdana" w:hAnsi="Verdana"/>
-          <w:color w:val="44546A" w:themeColor="text2"/>
-          <w:sz w:val="22"/>
-          <w:szCs w:val="22"/>
-        </w:rPr>
-      </w:r>
-      <w:r>
-        <w:rPr>
-          <w:rFonts w:ascii="Verdana" w:hAnsi="Verdana"/>
-          <w:sz w:val="22"/>
-          <w:szCs w:val="22"/>
-        </w:rPr>
-      </w:r>
-      <w:r>
-        <w:rPr>
-          <w:rFonts w:ascii="Verdana" w:hAnsi="Verdana"/>
-          <w:sz w:val="22"/>
-          <w:szCs w:val="22"/>
-        </w:rPr>
-      </w:r>
-      <w:r>
-        <w:rPr>
-          <w:rFonts w:ascii="Verdana" w:hAnsi="Verdana"/>
-          <w:sz w:val="22"/>
-          <w:szCs w:val="22"/>
-        </w:rPr>
-      </w:r>
-      <w:r>
-        <w:rPr>
-          <w:rFonts w:ascii="Verdana" w:hAnsi="Verdana"/>
-          <w:b/>
-          <w:color w:val="FF0000"/>
-          <w:sz w:val="22"/>
-          <w:szCs w:val="22"/>
+        <w:lastRenderedPageBreak/>
+        <w:t>Important Note</w:t>
+      </w:r>
+      <w:r>
+        <w:rPr>
+          <w:bCs/>
+          <w:sz w:val="28"/>
+          <w:szCs w:val="28"/>
           <w:u w:val="single"/>
         </w:rPr>
-      </w:r>
-      <w:r>
-        <w:rPr>
-          <w:rFonts w:ascii="Verdana" w:hAnsi="Verdana"/>
-          <w:sz w:val="22"/>
-          <w:szCs w:val="22"/>
-        </w:rPr>
-      </w:r>
-      <w:r>
-        <w:rPr>
-          <w:rFonts w:ascii="Verdana" w:hAnsi="Verdana"/>
-          <w:b/>
-          <w:color w:val="FF0000"/>
-          <w:sz w:val="22"/>
-          <w:szCs w:val="22"/>
-          <w:u w:val="single"/>
-        </w:rPr>
-      </w:r>
-      <w:r>
-        <w:rPr>
-          <w:rFonts w:ascii="Verdana" w:hAnsi="Verdana"/>
-          <w:sz w:val="22"/>
-          <w:szCs w:val="22"/>
-        </w:rPr>
+        <w:t>s</w:t>
       </w:r>
     </w:p>
     <w:p>
       <w:pPr>
-        <w:rPr>
-          <w:rFonts w:ascii="Verdana" w:hAnsi="Verdana"/>
+        <w:pStyle w:val="ListParagraph"/>
+        <w:spacing w:line="360" w:lineRule="auto"/>
+        <w:ind w:left="432"/>
+        <w:rPr>
+          <w:b/>
+          <w:bCs/>
           <w:sz w:val="22"/>
           <w:szCs w:val="22"/>
         </w:rPr>
       </w:pPr>
       <w:r>
         <w:rPr>
-          <w:rFonts w:ascii="Verdana" w:hAnsi="Verdana"/>
+          <w:sz w:val="22"/>
+          <w:szCs w:val="22"/>
+        </w:rPr>
+        <w:t xml:space="preserve">1.  The Learning Objectives (L.O.s) for “Describe the Accounting Cycle,” presented in Chapters 2 and 3 of the current edition of the textbook, are not included in the Video Lecture PowerPoint (previous edition PPT) for the same chapters. However, </w:t>
+      </w:r>
+      <w:r>
+        <w:rPr>
           <w:b/>
+          <w:bCs/>
           <w:i/>
-          <w:sz w:val="22"/>
-          <w:szCs w:val="22"/>
-        </w:rPr>
-        <w:t>The Learning Objectives (L.O.s) for “Describe the Accounting Cycle,” presented in Chapters 2 and 3 of the current edition of the textbook, are not included in the Video Lecture PowerPoint (previous edition PPT) for the same chapters. However, this topic is thoroughly covered in the video lectures for Chapters 2, 3, and 4 and is summarized in detail in Chapter 4.</w:t>
-      </w:r>
-      <w:r>
-        <w:rPr>
-          <w:rFonts w:ascii="Verdana" w:hAnsi="Verdana"/>
-          <w:sz w:val="22"/>
-          <w:szCs w:val="22"/>
-        </w:rPr>
-      </w:r>
-      <w:r>
-        <w:rPr>
-          <w:rFonts w:ascii="Verdana" w:hAnsi="Verdana"/>
-          <w:b/>
-          <w:color w:val="0070C0"/>
-          <w:sz w:val="22"/>
-          <w:szCs w:val="22"/>
-          <w:u w:val="single"/>
-        </w:rPr>
-      </w:r>
-      <w:r>
-        <w:rPr>
-          <w:rFonts w:ascii="Verdana" w:hAnsi="Verdana"/>
-          <w:color w:val="44546A" w:themeColor="text2"/>
-          <w:sz w:val="22"/>
-          <w:szCs w:val="22"/>
-        </w:rPr>
-      </w:r>
-      <w:r>
-        <w:rPr>
-          <w:rFonts w:ascii="Verdana" w:hAnsi="Verdana"/>
-          <w:sz w:val="22"/>
-          <w:szCs w:val="22"/>
-        </w:rPr>
-      </w:r>
-      <w:r>
-        <w:rPr>
-          <w:rFonts w:ascii="Verdana" w:hAnsi="Verdana"/>
-          <w:sz w:val="22"/>
-          <w:szCs w:val="22"/>
-        </w:rPr>
-      </w:r>
-      <w:r>
-        <w:rPr>
-          <w:rFonts w:ascii="Verdana" w:hAnsi="Verdana"/>
-          <w:sz w:val="22"/>
-          <w:szCs w:val="22"/>
-        </w:rPr>
-      </w:r>
-      <w:r>
-        <w:rPr>
-          <w:rFonts w:ascii="Verdana" w:hAnsi="Verdana"/>
-          <w:b/>
-          <w:color w:val="FF0000"/>
-          <w:sz w:val="22"/>
-          <w:szCs w:val="22"/>
-          <w:u w:val="single"/>
-        </w:rPr>
-      </w:r>
-      <w:r>
-        <w:rPr>
-          <w:rFonts w:ascii="Verdana" w:hAnsi="Verdana"/>
-          <w:sz w:val="22"/>
-          <w:szCs w:val="22"/>
-        </w:rPr>
-      </w:r>
-      <w:r>
-        <w:rPr>
-          <w:rFonts w:ascii="Verdana" w:hAnsi="Verdana"/>
-          <w:b/>
-          <w:color w:val="FF0000"/>
-          <w:sz w:val="22"/>
-          <w:szCs w:val="22"/>
-          <w:u w:val="single"/>
-        </w:rPr>
-      </w:r>
-      <w:r>
-        <w:rPr>
-          <w:rFonts w:ascii="Verdana" w:hAnsi="Verdana"/>
-          <w:sz w:val="22"/>
-          <w:szCs w:val="22"/>
-        </w:rPr>
+          <w:iCs/>
+          <w:sz w:val="22"/>
+          <w:szCs w:val="22"/>
+        </w:rPr>
+        <w:t>this topic is thoroughly covered in the video lectures for Chapters 2, 3, and 4 and is summarized in detail in Chapter 4.</w:t>
       </w:r>
     </w:p>
     <w:p>
       <w:pPr>
-        <w:rPr>
-          <w:rFonts w:ascii="Verdana" w:hAnsi="Verdana"/>
+        <w:pStyle w:val="ListParagraph"/>
+        <w:spacing w:line="360" w:lineRule="auto"/>
+        <w:ind w:left="432"/>
+        <w:rPr>
           <w:sz w:val="22"/>
           <w:szCs w:val="22"/>
         </w:rPr>
       </w:pPr>
       <w:r>
         <w:rPr>
-          <w:rFonts w:ascii="Verdana" w:hAnsi="Verdana"/>
-          <w:b/>
-          <w:i/>
-          <w:sz w:val="22"/>
-          <w:szCs w:val="22"/>
-        </w:rPr>
-        <w:t>In the Video Lecture PowerPoint (previous edition PPT), Chapter 3’s Learning Objective 3 (L.O.3) — “Explain the purpose of and journalize and post adjusting entries” — is not divided as it is in the current edition. The current edition separates this into:</w:t>
-      </w:r>
-      <w:r>
-        <w:rPr>
-          <w:rFonts w:ascii="Verdana" w:hAnsi="Verdana"/>
-          <w:sz w:val="22"/>
-          <w:szCs w:val="22"/>
-        </w:rPr>
-      </w:r>
-      <w:r>
-        <w:rPr>
-          <w:rFonts w:ascii="Verdana" w:hAnsi="Verdana"/>
-          <w:b/>
-          <w:color w:val="0070C0"/>
-          <w:sz w:val="22"/>
-          <w:szCs w:val="22"/>
-          <w:u w:val="single"/>
-        </w:rPr>
-      </w:r>
-      <w:r>
-        <w:rPr>
-          <w:rFonts w:ascii="Verdana" w:hAnsi="Verdana"/>
-          <w:color w:val="44546A" w:themeColor="text2"/>
-          <w:sz w:val="22"/>
-          <w:szCs w:val="22"/>
-        </w:rPr>
-      </w:r>
-      <w:r>
-        <w:rPr>
-          <w:rFonts w:ascii="Verdana" w:hAnsi="Verdana"/>
-          <w:sz w:val="22"/>
-          <w:szCs w:val="22"/>
-        </w:rPr>
-      </w:r>
-      <w:r>
-        <w:rPr>
-          <w:rFonts w:ascii="Verdana" w:hAnsi="Verdana"/>
-          <w:sz w:val="22"/>
-          <w:szCs w:val="22"/>
-        </w:rPr>
-      </w:r>
-      <w:r>
-        <w:rPr>
-          <w:rFonts w:ascii="Verdana" w:hAnsi="Verdana"/>
-          <w:sz w:val="22"/>
-          <w:szCs w:val="22"/>
-        </w:rPr>
-      </w:r>
-      <w:r>
-        <w:rPr>
-          <w:rFonts w:ascii="Verdana" w:hAnsi="Verdana"/>
-          <w:b/>
-          <w:color w:val="FF0000"/>
-          <w:sz w:val="22"/>
-          <w:szCs w:val="22"/>
-          <w:u w:val="single"/>
-        </w:rPr>
-      </w:r>
-      <w:r>
-        <w:rPr>
-          <w:rFonts w:ascii="Verdana" w:hAnsi="Verdana"/>
-          <w:sz w:val="22"/>
-          <w:szCs w:val="22"/>
-        </w:rPr>
-      </w:r>
-      <w:r>
-        <w:rPr>
-          <w:rFonts w:ascii="Verdana" w:hAnsi="Verdana"/>
-          <w:b/>
-          <w:color w:val="FF0000"/>
-          <w:sz w:val="22"/>
-          <w:szCs w:val="22"/>
-          <w:u w:val="single"/>
-        </w:rPr>
-      </w:r>
-      <w:r>
-        <w:rPr>
-          <w:rFonts w:ascii="Verdana" w:hAnsi="Verdana"/>
-          <w:sz w:val="22"/>
-          <w:szCs w:val="22"/>
-        </w:rPr>
+          <w:sz w:val="22"/>
+          <w:szCs w:val="22"/>
+        </w:rPr>
+        <w:t xml:space="preserve">2.  In the </w:t>
+      </w:r>
+      <w:r>
+        <w:rPr>
+          <w:sz w:val="22"/>
+          <w:szCs w:val="22"/>
+        </w:rPr>
+        <w:t>Video Lecture PowerPoint (previous edition PPT)</w:t>
+      </w:r>
+      <w:r>
+        <w:rPr>
+          <w:sz w:val="22"/>
+          <w:szCs w:val="22"/>
+        </w:rPr>
+        <w:t>, Chapter 3’s Learning Objective 3 (L.O.3) — “Explain the purpose of and journalize and post adjusting entries” — is not divided as it is in the current edition. The current edition separates this into:</w:t>
       </w:r>
     </w:p>
     <w:p>
       <w:pPr>
-        <w:rPr>
-          <w:rFonts w:ascii="Verdana" w:hAnsi="Verdana"/>
+        <w:pStyle w:val="ListParagraph"/>
+        <w:spacing w:line="360" w:lineRule="auto"/>
+        <w:ind w:left="864"/>
+        <w:rPr>
           <w:sz w:val="22"/>
           <w:szCs w:val="22"/>
         </w:rPr>
       </w:pPr>
       <w:r>
         <w:rPr>
-          <w:rFonts w:ascii="Verdana" w:hAnsi="Verdana"/>
-          <w:b/>
-          <w:i/>
-          <w:sz w:val="22"/>
-          <w:szCs w:val="22"/>
-        </w:rPr>
-        <w:t>L.O.3: “Explain the purpose of and journalize and post adjusting entries for deferrals,” and</w:t>
-      </w:r>
-      <w:r>
-        <w:rPr>
-          <w:rFonts w:ascii="Verdana" w:hAnsi="Verdana"/>
-          <w:sz w:val="22"/>
-          <w:szCs w:val="22"/>
-        </w:rPr>
-      </w:r>
-      <w:r>
-        <w:rPr>
-          <w:rFonts w:ascii="Verdana" w:hAnsi="Verdana"/>
-          <w:b/>
-          <w:color w:val="0070C0"/>
-          <w:sz w:val="22"/>
-          <w:szCs w:val="22"/>
-          <w:u w:val="single"/>
-        </w:rPr>
-      </w:r>
-      <w:r>
-        <w:rPr>
-          <w:rFonts w:ascii="Verdana" w:hAnsi="Verdana"/>
-          <w:color w:val="44546A" w:themeColor="text2"/>
-          <w:sz w:val="22"/>
-          <w:szCs w:val="22"/>
-        </w:rPr>
-      </w:r>
-      <w:r>
-        <w:rPr>
-          <w:rFonts w:ascii="Verdana" w:hAnsi="Verdana"/>
-          <w:sz w:val="22"/>
-          <w:szCs w:val="22"/>
-        </w:rPr>
-      </w:r>
-      <w:r>
-        <w:rPr>
-          <w:rFonts w:ascii="Verdana" w:hAnsi="Verdana"/>
-          <w:sz w:val="22"/>
-          <w:szCs w:val="22"/>
-        </w:rPr>
-      </w:r>
-      <w:r>
-        <w:rPr>
-          <w:rFonts w:ascii="Verdana" w:hAnsi="Verdana"/>
-          <w:sz w:val="22"/>
-          <w:szCs w:val="22"/>
-        </w:rPr>
-      </w:r>
-      <w:r>
-        <w:rPr>
-          <w:rFonts w:ascii="Verdana" w:hAnsi="Verdana"/>
-          <w:b/>
-          <w:color w:val="FF0000"/>
-          <w:sz w:val="22"/>
-          <w:szCs w:val="22"/>
-          <w:u w:val="single"/>
-        </w:rPr>
-      </w:r>
-      <w:r>
-        <w:rPr>
-          <w:rFonts w:ascii="Verdana" w:hAnsi="Verdana"/>
-          <w:sz w:val="22"/>
-          <w:szCs w:val="22"/>
-        </w:rPr>
-      </w:r>
-      <w:r>
-        <w:rPr>
-          <w:rFonts w:ascii="Verdana" w:hAnsi="Verdana"/>
-          <w:b/>
-          <w:color w:val="FF0000"/>
-          <w:sz w:val="22"/>
-          <w:szCs w:val="22"/>
-          <w:u w:val="single"/>
-        </w:rPr>
-      </w:r>
-      <w:r>
-        <w:rPr>
-          <w:rFonts w:ascii="Verdana" w:hAnsi="Verdana"/>
-          <w:sz w:val="22"/>
-          <w:szCs w:val="22"/>
-        </w:rPr>
+          <w:sz w:val="22"/>
+          <w:szCs w:val="22"/>
+        </w:rPr>
+        <w:t xml:space="preserve">–  L.O.3: “Explain the purpose of and journalize and post adjusting entries for deferrals,” </w:t>
+      </w:r>
+      <w:r>
+        <w:rPr>
+          <w:rFonts w:eastAsiaTheme="minorEastAsia" w:hint="eastAsia"/>
+          <w:sz w:val="22"/>
+          <w:szCs w:val="22"/>
+          <w:lang w:eastAsia="ko-KR"/>
+        </w:rPr>
+        <w:t>and</w:t>
       </w:r>
     </w:p>
     <w:p>
       <w:pPr>
-        <w:rPr>
-          <w:rFonts w:ascii="Verdana" w:hAnsi="Verdana"/>
+        <w:pStyle w:val="ListParagraph"/>
+        <w:spacing w:line="360" w:lineRule="auto"/>
+        <w:ind w:left="864"/>
+        <w:rPr>
           <w:sz w:val="22"/>
           <w:szCs w:val="22"/>
         </w:rPr>
       </w:pPr>
       <w:r>
         <w:rPr>
-          <w:rFonts w:ascii="Verdana" w:hAnsi="Verdana"/>
-          <w:b/>
-          <w:i/>
-          <w:sz w:val="22"/>
-          <w:szCs w:val="22"/>
-        </w:rPr>
-        <w:t>L.O.4: “Explain the purpose of and journalize and post adjusting entries for accruals.”</w:t>
-      </w:r>
-      <w:r>
-        <w:rPr>
-          <w:rFonts w:ascii="Verdana" w:hAnsi="Verdana"/>
-          <w:sz w:val="22"/>
-          <w:szCs w:val="22"/>
-        </w:rPr>
-      </w:r>
-      <w:r>
-        <w:rPr>
-          <w:rFonts w:ascii="Verdana" w:hAnsi="Verdana"/>
-          <w:b/>
-          <w:color w:val="0070C0"/>
-          <w:sz w:val="22"/>
-          <w:szCs w:val="22"/>
-          <w:u w:val="single"/>
-        </w:rPr>
-      </w:r>
-      <w:r>
-        <w:rPr>
-          <w:rFonts w:ascii="Verdana" w:hAnsi="Verdana"/>
-          <w:color w:val="44546A" w:themeColor="text2"/>
-          <w:sz w:val="22"/>
-          <w:szCs w:val="22"/>
-        </w:rPr>
-      </w:r>
-      <w:r>
-        <w:rPr>
-          <w:rFonts w:ascii="Verdana" w:hAnsi="Verdana"/>
-          <w:sz w:val="22"/>
-          <w:szCs w:val="22"/>
-        </w:rPr>
-      </w:r>
-      <w:r>
-        <w:rPr>
-          <w:rFonts w:ascii="Verdana" w:hAnsi="Verdana"/>
-          <w:sz w:val="22"/>
-          <w:szCs w:val="22"/>
-        </w:rPr>
-      </w:r>
-      <w:r>
-        <w:rPr>
-          <w:rFonts w:ascii="Verdana" w:hAnsi="Verdana"/>
-          <w:sz w:val="22"/>
-          <w:szCs w:val="22"/>
-        </w:rPr>
-      </w:r>
-      <w:r>
-        <w:rPr>
-          <w:rFonts w:ascii="Verdana" w:hAnsi="Verdana"/>
-          <w:b/>
-          <w:color w:val="FF0000"/>
-          <w:sz w:val="22"/>
-          <w:szCs w:val="22"/>
-          <w:u w:val="single"/>
-        </w:rPr>
-      </w:r>
-      <w:r>
-        <w:rPr>
-          <w:rFonts w:ascii="Verdana" w:hAnsi="Verdana"/>
-          <w:sz w:val="22"/>
-          <w:szCs w:val="22"/>
-        </w:rPr>
-      </w:r>
-      <w:r>
-        <w:rPr>
-          <w:rFonts w:ascii="Verdana" w:hAnsi="Verdana"/>
-          <w:b/>
-          <w:color w:val="FF0000"/>
-          <w:sz w:val="22"/>
-          <w:szCs w:val="22"/>
-          <w:u w:val="single"/>
-        </w:rPr>
-      </w:r>
-      <w:r>
-        <w:rPr>
-          <w:rFonts w:ascii="Verdana" w:hAnsi="Verdana"/>
-          <w:sz w:val="22"/>
-          <w:szCs w:val="22"/>
-        </w:rPr>
+          <w:sz w:val="22"/>
+          <w:szCs w:val="22"/>
+        </w:rPr>
+        <w:t>–  L.O.4: “Explain the purpose of and journalize and post adjusting entries for accruals.”</w:t>
       </w:r>
     </w:p>
     <w:p>
       <w:pPr>
-        <w:rPr>
-          <w:rFonts w:ascii="Verdana" w:hAnsi="Verdana"/>
+        <w:pStyle w:val="ListParagraph"/>
+        <w:spacing w:line="360" w:lineRule="auto"/>
+        <w:ind w:left="432"/>
+        <w:rPr>
+          <w:b/>
+          <w:bCs/>
+          <w:i/>
+          <w:iCs/>
           <w:sz w:val="22"/>
           <w:szCs w:val="22"/>
         </w:rPr>
       </w:pPr>
       <w:r>
         <w:rPr>
-          <w:rFonts w:ascii="Verdana" w:hAnsi="Verdana"/>
           <w:b/>
+          <w:bCs/>
           <w:i/>
+          <w:iCs/>
           <w:sz w:val="22"/>
           <w:szCs w:val="22"/>
         </w:rPr>
         <w:t>While this distinction is not present in the previous edition, the content remains consistent and is fully addressed in the corresponding video lecture.</w:t>
-      </w:r>
-      <w:r>
-        <w:rPr>
-          <w:rFonts w:ascii="Verdana" w:hAnsi="Verdana"/>
-          <w:sz w:val="22"/>
-          <w:szCs w:val="22"/>
-        </w:rPr>
-      </w:r>
-      <w:r>
-        <w:rPr>
-          <w:rFonts w:ascii="Verdana" w:hAnsi="Verdana"/>
-          <w:b/>
-          <w:color w:val="0070C0"/>
-          <w:sz w:val="22"/>
-          <w:szCs w:val="22"/>
-          <w:u w:val="single"/>
-        </w:rPr>
-      </w:r>
-      <w:r>
-        <w:rPr>
-          <w:rFonts w:ascii="Verdana" w:hAnsi="Verdana"/>
-          <w:color w:val="44546A" w:themeColor="text2"/>
-          <w:sz w:val="22"/>
-          <w:szCs w:val="22"/>
-        </w:rPr>
-      </w:r>
-      <w:r>
-        <w:rPr>
-          <w:rFonts w:ascii="Verdana" w:hAnsi="Verdana"/>
-          <w:sz w:val="22"/>
-          <w:szCs w:val="22"/>
-        </w:rPr>
-      </w:r>
-      <w:r>
-        <w:rPr>
-          <w:rFonts w:ascii="Verdana" w:hAnsi="Verdana"/>
-          <w:sz w:val="22"/>
-          <w:szCs w:val="22"/>
-        </w:rPr>
-      </w:r>
-      <w:r>
-        <w:rPr>
-          <w:rFonts w:ascii="Verdana" w:hAnsi="Verdana"/>
-          <w:sz w:val="22"/>
-          <w:szCs w:val="22"/>
-        </w:rPr>
-      </w:r>
-      <w:r>
-        <w:rPr>
-          <w:rFonts w:ascii="Verdana" w:hAnsi="Verdana"/>
-          <w:b/>
-          <w:color w:val="FF0000"/>
-          <w:sz w:val="22"/>
-          <w:szCs w:val="22"/>
-          <w:u w:val="single"/>
-        </w:rPr>
-      </w:r>
-      <w:r>
-        <w:rPr>
-          <w:rFonts w:ascii="Verdana" w:hAnsi="Verdana"/>
-          <w:sz w:val="22"/>
-          <w:szCs w:val="22"/>
-        </w:rPr>
-      </w:r>
-      <w:r>
-        <w:rPr>
-          <w:rFonts w:ascii="Verdana" w:hAnsi="Verdana"/>
-          <w:b/>
-          <w:color w:val="FF0000"/>
-          <w:sz w:val="22"/>
-          <w:szCs w:val="22"/>
-          <w:u w:val="single"/>
-        </w:rPr>
-      </w:r>
-      <w:r>
-        <w:rPr>
-          <w:rFonts w:ascii="Verdana" w:hAnsi="Verdana"/>
-          <w:sz w:val="22"/>
-          <w:szCs w:val="22"/>
-        </w:rPr>
       </w:r>
     </w:p>
     <w:p>
       <w:pPr>
-        <w:rPr>
-          <w:rFonts w:ascii="Verdana" w:hAnsi="Verdana"/>
+        <w:pStyle w:val="ListParagraph"/>
+        <w:spacing w:line="360" w:lineRule="auto"/>
+        <w:ind w:left="432"/>
+        <w:rPr>
           <w:sz w:val="22"/>
           <w:szCs w:val="22"/>
         </w:rPr>
       </w:pPr>
       <w:r>
         <w:rPr>
-          <w:rFonts w:ascii="Verdana" w:hAnsi="Verdana"/>
-          <w:b/>
-          <w:i/>
-          <w:sz w:val="22"/>
-          <w:szCs w:val="22"/>
-        </w:rPr>
-        <w:t>In the Video Lecture PowerPoint (previous edition PPT), Chapter 8’s Learning Objective 3 (L.O.3) — “Apply the allowance method for uncollectibles and estimate bad debts expense based on the percent-of-sales, percent-of-receivables, and aging-of-receivables methods” — is also not divided as in the current edition. The current edition separates this into:</w:t>
-      </w:r>
-      <w:r>
-        <w:rPr>
-          <w:rFonts w:ascii="Verdana" w:hAnsi="Verdana"/>
-          <w:sz w:val="22"/>
-          <w:szCs w:val="22"/>
-        </w:rPr>
-      </w:r>
-      <w:r>
-        <w:rPr>
-          <w:rFonts w:ascii="Verdana" w:hAnsi="Verdana"/>
-          <w:b/>
-          <w:color w:val="0070C0"/>
-          <w:sz w:val="22"/>
-          <w:szCs w:val="22"/>
-          <w:u w:val="single"/>
-        </w:rPr>
-      </w:r>
-      <w:r>
-        <w:rPr>
-          <w:rFonts w:ascii="Verdana" w:hAnsi="Verdana"/>
-          <w:color w:val="44546A" w:themeColor="text2"/>
-          <w:sz w:val="22"/>
-          <w:szCs w:val="22"/>
-        </w:rPr>
-      </w:r>
-      <w:r>
-        <w:rPr>
-          <w:rFonts w:ascii="Verdana" w:hAnsi="Verdana"/>
-          <w:sz w:val="22"/>
-          <w:szCs w:val="22"/>
-        </w:rPr>
-      </w:r>
-      <w:r>
-        <w:rPr>
-          <w:rFonts w:ascii="Verdana" w:hAnsi="Verdana"/>
-          <w:sz w:val="22"/>
-          <w:szCs w:val="22"/>
-        </w:rPr>
-      </w:r>
-      <w:r>
-        <w:rPr>
-          <w:rFonts w:ascii="Verdana" w:hAnsi="Verdana"/>
-          <w:sz w:val="22"/>
-          <w:szCs w:val="22"/>
-        </w:rPr>
-      </w:r>
-      <w:r>
-        <w:rPr>
-          <w:rFonts w:ascii="Verdana" w:hAnsi="Verdana"/>
-          <w:b/>
-          <w:color w:val="FF0000"/>
-          <w:sz w:val="22"/>
-          <w:szCs w:val="22"/>
-          <w:u w:val="single"/>
-        </w:rPr>
-      </w:r>
-      <w:r>
-        <w:rPr>
-          <w:rFonts w:ascii="Verdana" w:hAnsi="Verdana"/>
-          <w:sz w:val="22"/>
-          <w:szCs w:val="22"/>
-        </w:rPr>
-      </w:r>
-      <w:r>
-        <w:rPr>
-          <w:rFonts w:ascii="Verdana" w:hAnsi="Verdana"/>
-          <w:b/>
-          <w:color w:val="FF0000"/>
-          <w:sz w:val="22"/>
-          <w:szCs w:val="22"/>
-          <w:u w:val="single"/>
-        </w:rPr>
-      </w:r>
-      <w:r>
-        <w:rPr>
-          <w:rFonts w:ascii="Verdana" w:hAnsi="Verdana"/>
-          <w:sz w:val="22"/>
-          <w:szCs w:val="22"/>
-        </w:rPr>
+          <w:sz w:val="22"/>
+          <w:szCs w:val="22"/>
+        </w:rPr>
+        <w:t xml:space="preserve">3.  In the </w:t>
+      </w:r>
+      <w:r>
+        <w:rPr>
+          <w:sz w:val="22"/>
+          <w:szCs w:val="22"/>
+        </w:rPr>
+        <w:t>Video Lecture PowerPoint (previous edition PPT)</w:t>
+      </w:r>
+      <w:r>
+        <w:rPr>
+          <w:sz w:val="22"/>
+          <w:szCs w:val="22"/>
+        </w:rPr>
+        <w:t xml:space="preserve">, Chapter 8’s Learning Objective 3 (L.O.3) — “Apply the allowance method for </w:t>
+      </w:r>
+      <w:proofErr w:type="spellStart"/>
+      <w:r>
+        <w:rPr>
+          <w:sz w:val="22"/>
+          <w:szCs w:val="22"/>
+        </w:rPr>
+        <w:t>uncollectibles</w:t>
+      </w:r>
+      <w:proofErr w:type="spellEnd"/>
+      <w:r>
+        <w:rPr>
+          <w:sz w:val="22"/>
+          <w:szCs w:val="22"/>
+        </w:rPr>
+        <w:t xml:space="preserve"> and estimate bad debts expense based on the percent-of-sales, percent-of-receivables, and aging-of-receivables methods” — is also not divided as in the current edition. The current edition separates this into:</w:t>
       </w:r>
     </w:p>
     <w:p>
       <w:pPr>
-        <w:rPr>
-          <w:rFonts w:ascii="Verdana" w:hAnsi="Verdana"/>
+        <w:pStyle w:val="ListParagraph"/>
+        <w:spacing w:line="360" w:lineRule="auto"/>
+        <w:ind w:left="864"/>
+        <w:rPr>
           <w:sz w:val="22"/>
           <w:szCs w:val="22"/>
         </w:rPr>
       </w:pPr>
       <w:r>
         <w:rPr>
-          <w:rFonts w:ascii="Verdana" w:hAnsi="Verdana"/>
-          <w:b/>
-          <w:i/>
-          <w:sz w:val="22"/>
-          <w:szCs w:val="22"/>
-        </w:rPr>
-        <w:t>L.O.3: “Record transactions using the allowance method for uncollectibles,” and</w:t>
-      </w:r>
-      <w:r>
-        <w:rPr>
-          <w:rFonts w:ascii="Verdana" w:hAnsi="Verdana"/>
-          <w:sz w:val="22"/>
-          <w:szCs w:val="22"/>
-        </w:rPr>
-      </w:r>
-      <w:r>
-        <w:rPr>
-          <w:rFonts w:ascii="Verdana" w:hAnsi="Verdana"/>
-          <w:b/>
-          <w:color w:val="0070C0"/>
-          <w:sz w:val="22"/>
-          <w:szCs w:val="22"/>
-          <w:u w:val="single"/>
-        </w:rPr>
-      </w:r>
-      <w:r>
-        <w:rPr>
-          <w:rFonts w:ascii="Verdana" w:hAnsi="Verdana"/>
-          <w:color w:val="44546A" w:themeColor="text2"/>
-          <w:sz w:val="22"/>
-          <w:szCs w:val="22"/>
-        </w:rPr>
-      </w:r>
-      <w:r>
-        <w:rPr>
-          <w:rFonts w:ascii="Verdana" w:hAnsi="Verdana"/>
-          <w:sz w:val="22"/>
-          <w:szCs w:val="22"/>
-        </w:rPr>
-      </w:r>
-      <w:r>
-        <w:rPr>
-          <w:rFonts w:ascii="Verdana" w:hAnsi="Verdana"/>
-          <w:sz w:val="22"/>
-          <w:szCs w:val="22"/>
-        </w:rPr>
-      </w:r>
-      <w:r>
-        <w:rPr>
-          <w:rFonts w:ascii="Verdana" w:hAnsi="Verdana"/>
-          <w:sz w:val="22"/>
-          <w:szCs w:val="22"/>
-        </w:rPr>
-      </w:r>
-      <w:r>
-        <w:rPr>
-          <w:rFonts w:ascii="Verdana" w:hAnsi="Verdana"/>
-          <w:b/>
-          <w:color w:val="FF0000"/>
-          <w:sz w:val="22"/>
-          <w:szCs w:val="22"/>
-          <w:u w:val="single"/>
-        </w:rPr>
-      </w:r>
-      <w:r>
-        <w:rPr>
-          <w:rFonts w:ascii="Verdana" w:hAnsi="Verdana"/>
-          <w:sz w:val="22"/>
-          <w:szCs w:val="22"/>
-        </w:rPr>
-      </w:r>
-      <w:r>
-        <w:rPr>
-          <w:rFonts w:ascii="Verdana" w:hAnsi="Verdana"/>
-          <w:b/>
-          <w:color w:val="FF0000"/>
-          <w:sz w:val="22"/>
-          <w:szCs w:val="22"/>
-          <w:u w:val="single"/>
-        </w:rPr>
-      </w:r>
-      <w:r>
-        <w:rPr>
-          <w:rFonts w:ascii="Verdana" w:hAnsi="Verdana"/>
-          <w:sz w:val="22"/>
-          <w:szCs w:val="22"/>
-        </w:rPr>
+          <w:sz w:val="22"/>
+          <w:szCs w:val="22"/>
+        </w:rPr>
+        <w:t xml:space="preserve">–  L.O.3: “Record transactions using the allowance method for </w:t>
+      </w:r>
+      <w:proofErr w:type="spellStart"/>
+      <w:r>
+        <w:rPr>
+          <w:sz w:val="22"/>
+          <w:szCs w:val="22"/>
+        </w:rPr>
+        <w:t>uncollectibles</w:t>
+      </w:r>
+      <w:proofErr w:type="spellEnd"/>
+      <w:r>
+        <w:rPr>
+          <w:sz w:val="22"/>
+          <w:szCs w:val="22"/>
+        </w:rPr>
+        <w:t xml:space="preserve">,” </w:t>
+      </w:r>
+      <w:r>
+        <w:rPr>
+          <w:rFonts w:eastAsiaTheme="minorEastAsia" w:hint="eastAsia"/>
+          <w:sz w:val="22"/>
+          <w:szCs w:val="22"/>
+          <w:lang w:eastAsia="ko-KR"/>
+        </w:rPr>
+        <w:t>and</w:t>
       </w:r>
     </w:p>
     <w:p>
       <w:pPr>
-        <w:rPr>
-          <w:rFonts w:ascii="Verdana" w:hAnsi="Verdana"/>
+        <w:pStyle w:val="ListParagraph"/>
+        <w:spacing w:line="360" w:lineRule="auto"/>
+        <w:ind w:left="864"/>
+        <w:rPr>
           <w:sz w:val="22"/>
           <w:szCs w:val="22"/>
         </w:rPr>
       </w:pPr>
       <w:r>
         <w:rPr>
-          <w:rFonts w:ascii="Verdana" w:hAnsi="Verdana"/>
-          <w:b/>
-          <w:i/>
-          <w:sz w:val="22"/>
-          <w:szCs w:val="22"/>
-        </w:rPr>
-        <w:t>L.O.4: “Estimate bad debts expense based on the percent-of-sales, percent-of-receivables, and aging-of-receivables methods.”</w:t>
-      </w:r>
-      <w:r>
-        <w:rPr>
-          <w:rFonts w:ascii="Verdana" w:hAnsi="Verdana"/>
-          <w:sz w:val="22"/>
-          <w:szCs w:val="22"/>
-        </w:rPr>
-      </w:r>
-      <w:r>
-        <w:rPr>
-          <w:rFonts w:ascii="Verdana" w:hAnsi="Verdana"/>
-          <w:b/>
-          <w:color w:val="0070C0"/>
-          <w:sz w:val="22"/>
-          <w:szCs w:val="22"/>
-          <w:u w:val="single"/>
-        </w:rPr>
-      </w:r>
-      <w:r>
-        <w:rPr>
-          <w:rFonts w:ascii="Verdana" w:hAnsi="Verdana"/>
-          <w:color w:val="44546A" w:themeColor="text2"/>
-          <w:sz w:val="22"/>
-          <w:szCs w:val="22"/>
-        </w:rPr>
-      </w:r>
-      <w:r>
-        <w:rPr>
-          <w:rFonts w:ascii="Verdana" w:hAnsi="Verdana"/>
-          <w:sz w:val="22"/>
-          <w:szCs w:val="22"/>
-        </w:rPr>
-      </w:r>
-      <w:r>
-        <w:rPr>
-          <w:rFonts w:ascii="Verdana" w:hAnsi="Verdana"/>
-          <w:sz w:val="22"/>
-          <w:szCs w:val="22"/>
-        </w:rPr>
-      </w:r>
-      <w:r>
-        <w:rPr>
-          <w:rFonts w:ascii="Verdana" w:hAnsi="Verdana"/>
-          <w:sz w:val="22"/>
-          <w:szCs w:val="22"/>
-        </w:rPr>
-      </w:r>
-      <w:r>
-        <w:rPr>
-          <w:rFonts w:ascii="Verdana" w:hAnsi="Verdana"/>
-          <w:b/>
-          <w:color w:val="FF0000"/>
-          <w:sz w:val="22"/>
-          <w:szCs w:val="22"/>
-          <w:u w:val="single"/>
-        </w:rPr>
-      </w:r>
-      <w:r>
-        <w:rPr>
-          <w:rFonts w:ascii="Verdana" w:hAnsi="Verdana"/>
-          <w:sz w:val="22"/>
-          <w:szCs w:val="22"/>
-        </w:rPr>
-      </w:r>
-      <w:r>
-        <w:rPr>
-          <w:rFonts w:ascii="Verdana" w:hAnsi="Verdana"/>
-          <w:b/>
-          <w:color w:val="FF0000"/>
-          <w:sz w:val="22"/>
-          <w:szCs w:val="22"/>
-          <w:u w:val="single"/>
-        </w:rPr>
-      </w:r>
-      <w:r>
-        <w:rPr>
-          <w:rFonts w:ascii="Verdana" w:hAnsi="Verdana"/>
-          <w:sz w:val="22"/>
-          <w:szCs w:val="22"/>
-        </w:rPr>
+          <w:sz w:val="22"/>
+          <w:szCs w:val="22"/>
+        </w:rPr>
+        <w:t>–  L.O.4: “Estimate bad debts expense based on the percent-of-sales, percent-of-receivables, and aging-of-receivables methods.”</w:t>
       </w:r>
     </w:p>
     <w:p>
       <w:pPr>
-        <w:rPr>
-          <w:rFonts w:ascii="Verdana" w:hAnsi="Verdana"/>
+        <w:pStyle w:val="ListParagraph"/>
+        <w:spacing w:line="360" w:lineRule="auto"/>
+        <w:ind w:left="432"/>
+        <w:rPr>
+          <w:b/>
+          <w:bCs/>
+          <w:i/>
+          <w:iCs/>
           <w:sz w:val="22"/>
           <w:szCs w:val="22"/>
         </w:rPr>
       </w:pPr>
       <w:r>
         <w:rPr>
-          <w:rFonts w:ascii="Verdana" w:hAnsi="Verdana"/>
           <w:b/>
+          <w:bCs/>
           <w:i/>
+          <w:iCs/>
           <w:sz w:val="22"/>
           <w:szCs w:val="22"/>
         </w:rPr>
         <w:t>Again, while the format differs, the full explanation is included in the video lecture.</w:t>
-      </w:r>
-      <w:r>
-        <w:rPr>
-          <w:rFonts w:ascii="Verdana" w:hAnsi="Verdana"/>
-          <w:sz w:val="22"/>
-          <w:szCs w:val="22"/>
-        </w:rPr>
-      </w:r>
-      <w:r>
-        <w:rPr>
-          <w:rFonts w:ascii="Verdana" w:hAnsi="Verdana"/>
-          <w:b/>
-          <w:color w:val="0070C0"/>
-          <w:sz w:val="22"/>
-          <w:szCs w:val="22"/>
-          <w:u w:val="single"/>
-        </w:rPr>
-      </w:r>
-      <w:r>
-        <w:rPr>
-          <w:rFonts w:ascii="Verdana" w:hAnsi="Verdana"/>
-          <w:color w:val="44546A" w:themeColor="text2"/>
-          <w:sz w:val="22"/>
-          <w:szCs w:val="22"/>
-        </w:rPr>
-      </w:r>
-      <w:r>
-        <w:rPr>
-          <w:rFonts w:ascii="Verdana" w:hAnsi="Verdana"/>
-          <w:sz w:val="22"/>
-          <w:szCs w:val="22"/>
-        </w:rPr>
-      </w:r>
-      <w:r>
-        <w:rPr>
-          <w:rFonts w:ascii="Verdana" w:hAnsi="Verdana"/>
-          <w:sz w:val="22"/>
-          <w:szCs w:val="22"/>
-        </w:rPr>
-      </w:r>
-      <w:r>
-        <w:rPr>
-          <w:rFonts w:ascii="Verdana" w:hAnsi="Verdana"/>
-          <w:sz w:val="22"/>
-          <w:szCs w:val="22"/>
-        </w:rPr>
-      </w:r>
-      <w:r>
-        <w:rPr>
-          <w:rFonts w:ascii="Verdana" w:hAnsi="Verdana"/>
-          <w:b/>
-          <w:color w:val="FF0000"/>
-          <w:sz w:val="22"/>
-          <w:szCs w:val="22"/>
-          <w:u w:val="single"/>
-        </w:rPr>
-      </w:r>
-      <w:r>
-        <w:rPr>
-          <w:rFonts w:ascii="Verdana" w:hAnsi="Verdana"/>
-          <w:sz w:val="22"/>
-          <w:szCs w:val="22"/>
-        </w:rPr>
-      </w:r>
-      <w:r>
-        <w:rPr>
-          <w:rFonts w:ascii="Verdana" w:hAnsi="Verdana"/>
-          <w:b/>
-          <w:color w:val="FF0000"/>
-          <w:sz w:val="22"/>
-          <w:szCs w:val="22"/>
-          <w:u w:val="single"/>
-        </w:rPr>
-      </w:r>
-      <w:r>
-        <w:rPr>
-          <w:rFonts w:ascii="Verdana" w:hAnsi="Verdana"/>
-          <w:sz w:val="22"/>
-          <w:szCs w:val="22"/>
-        </w:rPr>
       </w:r>
     </w:p>
     <w:p>
       <w:pPr>
-        <w:rPr>
-          <w:rFonts w:ascii="Verdana" w:hAnsi="Verdana"/>
+        <w:spacing w:line="360" w:lineRule="auto"/>
+        <w:ind w:left="432"/>
+        <w:rPr>
           <w:sz w:val="22"/>
           <w:szCs w:val="22"/>
         </w:rPr>
       </w:pPr>
       <w:r>
         <w:rPr>
-          <w:rFonts w:ascii="Verdana" w:hAnsi="Verdana"/>
           <w:b/>
-          <w:i/>
+          <w:bCs/>
           <w:sz w:val="22"/>
           <w:szCs w:val="22"/>
         </w:rPr>
         <w:t>To reduce confusion this semester, only the current edition PPTs are posted. The previous edition PPTs are not uploaded separately, but the corresponding content can be found in the video lectures. If you would like access to the previous edition PPTs for reference, please contact the instructor.</w:t>
-      </w:r>
-      <w:r>
-        <w:rPr>
-          <w:rFonts w:ascii="Verdana" w:hAnsi="Verdana"/>
-          <w:sz w:val="22"/>
-          <w:szCs w:val="22"/>
-        </w:rPr>
-      </w:r>
-      <w:r>
-        <w:rPr>
-          <w:rFonts w:ascii="Verdana" w:hAnsi="Verdana"/>
-          <w:b/>
-          <w:color w:val="0070C0"/>
-          <w:sz w:val="22"/>
-          <w:szCs w:val="22"/>
-          <w:u w:val="single"/>
-        </w:rPr>
-      </w:r>
-      <w:r>
-        <w:rPr>
-          <w:rFonts w:ascii="Verdana" w:hAnsi="Verdana"/>
-          <w:color w:val="44546A" w:themeColor="text2"/>
-          <w:sz w:val="22"/>
-          <w:szCs w:val="22"/>
-        </w:rPr>
-      </w:r>
-      <w:r>
-        <w:rPr>
-          <w:rFonts w:ascii="Verdana" w:hAnsi="Verdana"/>
-          <w:sz w:val="22"/>
-          <w:szCs w:val="22"/>
-        </w:rPr>
-      </w:r>
-      <w:r>
-        <w:rPr>
-          <w:rFonts w:ascii="Verdana" w:hAnsi="Verdana"/>
-          <w:sz w:val="22"/>
-          <w:szCs w:val="22"/>
-        </w:rPr>
-      </w:r>
-      <w:r>
-        <w:rPr>
-          <w:rFonts w:ascii="Verdana" w:hAnsi="Verdana"/>
-          <w:sz w:val="22"/>
-          <w:szCs w:val="22"/>
-        </w:rPr>
-      </w:r>
-      <w:r>
-        <w:rPr>
-          <w:rFonts w:ascii="Verdana" w:hAnsi="Verdana"/>
-          <w:b/>
-          <w:color w:val="FF0000"/>
-          <w:sz w:val="22"/>
-          <w:szCs w:val="22"/>
-          <w:u w:val="single"/>
-        </w:rPr>
-      </w:r>
-      <w:r>
-        <w:rPr>
-          <w:rFonts w:ascii="Verdana" w:hAnsi="Verdana"/>
-          <w:sz w:val="22"/>
-          <w:szCs w:val="22"/>
-        </w:rPr>
-      </w:r>
-      <w:r>
-        <w:rPr>
-          <w:rFonts w:ascii="Verdana" w:hAnsi="Verdana"/>
-          <w:b/>
-          <w:color w:val="FF0000"/>
-          <w:sz w:val="22"/>
-          <w:szCs w:val="22"/>
-          <w:u w:val="single"/>
-        </w:rPr>
-      </w:r>
-      <w:r>
-        <w:rPr>
-          <w:rFonts w:ascii="Verdana" w:hAnsi="Verdana"/>
-          <w:sz w:val="22"/>
-          <w:szCs w:val="22"/>
-        </w:rPr>
       </w:r>
     </w:p>
     <w:sectPr>

--- a/2027spring/ACCT2101_Spring2027 Course Schedule.docx
+++ b/2027spring/ACCT2101_Spring2027 Course Schedule.docx
@@ -2234,7 +2234,7 @@
           <w:tcPr>
             <w:tcW w:w="840" w:type="dxa"/>
             <w:vAlign w:val="center"/>
-            <w:shd w:val="clear" w:color="auto" w:fill="FFFF00"/>
+            <w:shd w:val="clear" w:color="auto" w:fill="92D050"/>
           </w:tcPr>
           <w:p>
             <w:pPr>
@@ -2266,7 +2266,7 @@
           <w:tcPr>
             <w:tcW w:w="1440" w:type="dxa"/>
             <w:vAlign w:val="center"/>
-            <w:shd w:val="clear" w:color="auto" w:fill="FFFF00"/>
+            <w:shd w:val="clear" w:color="auto" w:fill="92D050"/>
           </w:tcPr>
           <w:p>
             <w:pPr>
@@ -2298,7 +2298,7 @@
             <w:tcW w:w="4840" w:type="dxa"/>
             <w:gridSpan w:val="4"/>
             <w:vAlign w:val="center"/>
-            <w:shd w:val="clear" w:color="auto" w:fill="FFFF00"/>
+            <w:shd w:val="clear" w:color="auto" w:fill="92D050"/>
           </w:tcPr>
           <w:p>
             <w:pPr>
@@ -3276,7 +3276,7 @@
           <w:tcPr>
             <w:tcW w:w="840" w:type="dxa"/>
             <w:vAlign w:val="center"/>
-            <w:shd w:val="clear" w:color="auto" w:fill="FFFF00"/>
+            <w:shd w:val="clear" w:color="auto" w:fill="FFC000"/>
           </w:tcPr>
           <w:p>
             <w:pPr>
@@ -3308,7 +3308,7 @@
           <w:tcPr>
             <w:tcW w:w="1440" w:type="dxa"/>
             <w:vAlign w:val="center"/>
-            <w:shd w:val="clear" w:color="auto" w:fill="FFFF00"/>
+            <w:shd w:val="clear" w:color="auto" w:fill="FFC000"/>
           </w:tcPr>
           <w:p>
             <w:pPr>
@@ -3340,7 +3340,7 @@
             <w:tcW w:w="4840" w:type="dxa"/>
             <w:gridSpan w:val="4"/>
             <w:vAlign w:val="center"/>
-            <w:shd w:val="clear" w:color="auto" w:fill="FFFF00"/>
+            <w:shd w:val="clear" w:color="auto" w:fill="FFC000"/>
           </w:tcPr>
           <w:p>
             <w:pPr>
@@ -4314,7 +4314,7 @@
           <w:tcPr>
             <w:tcW w:w="840" w:type="dxa"/>
             <w:vAlign w:val="center"/>
-            <w:shd w:val="clear" w:color="auto" w:fill="FFFF00"/>
+            <w:shd w:val="clear" w:color="auto" w:fill="00B0F0"/>
           </w:tcPr>
           <w:p>
             <w:pPr>
@@ -4346,7 +4346,7 @@
           <w:tcPr>
             <w:tcW w:w="1440" w:type="dxa"/>
             <w:vAlign w:val="center"/>
-            <w:shd w:val="clear" w:color="auto" w:fill="FFFF00"/>
+            <w:shd w:val="clear" w:color="auto" w:fill="00B0F0"/>
           </w:tcPr>
           <w:p>
             <w:pPr>
@@ -4378,7 +4378,7 @@
             <w:tcW w:w="4840" w:type="dxa"/>
             <w:gridSpan w:val="4"/>
             <w:vAlign w:val="center"/>
-            <w:shd w:val="clear" w:color="auto" w:fill="FFFF00"/>
+            <w:shd w:val="clear" w:color="auto" w:fill="00B0F0"/>
           </w:tcPr>
           <w:p>
             <w:pPr>
@@ -4676,7 +4676,14 @@
               <w:jc w:val="both"/>
             </w:pPr>
             <w:r>
-              <w:t>Course Orientation &amp; Syllabus; Ch. 1 — Accounting and the Business Environment   (IN PERSON)</w:t>
+              <w:t>Course Orientation &amp; Syllabus; Ch. 1 — Accounting and the Business Environment</w:t>
+            </w:r>
+            <w:r>
+              <w:rPr>
+                <w:b/>
+                <w:color w:val="0070C0"/>
+              </w:rPr>
+              <w:t xml:space="preserve">   (IN PERSON)</w:t>
             </w:r>
           </w:p>
         </w:tc>
@@ -4698,6 +4705,8 @@
             <w:r>
               <w:rPr>
                 <w:rFonts w:hint="eastAsia"/>
+                <w:b/>
+                <w:color w:val="3333FF"/>
                 <w:sz w:val="22"/>
                 <w:szCs w:val="22"/>
                 <w:lang w:eastAsia="ko-KR"/>
@@ -4722,6 +4731,8 @@
             </w:pPr>
             <w:r>
               <w:rPr>
+                <w:b/>
+                <w:color w:val="3333FF"/>
                 <w:sz w:val="22"/>
                 <w:szCs w:val="22"/>
               </w:rPr>
@@ -4758,6 +4769,10 @@
               <w:jc w:val="both"/>
             </w:pPr>
             <w:r>
+              <w:rPr>
+                <w:b/>
+                <w:color w:val="3333FF"/>
+              </w:rPr>
               <w:t>Martin Luther King Jr. Day — no classes</w:t>
             </w:r>
           </w:p>
@@ -4842,6 +4857,13 @@
             <w:r>
               <w:t>Ch. 1 — Accounting and the Business Environment</w:t>
             </w:r>
+            <w:r>
+              <w:rPr>
+                <w:b/>
+                <w:color w:val="C00000"/>
+              </w:rPr>
+              <w:t xml:space="preserve">   (Ch. 1 Assignment &amp; Quiz#1 due 01/24)</w:t>
+            </w:r>
           </w:p>
         </w:tc>
       </w:tr>
@@ -5170,6 +5192,13 @@
             <w:r>
               <w:t>Ch. 2 — Recording Business Transactions</w:t>
             </w:r>
+            <w:r>
+              <w:rPr>
+                <w:b/>
+                <w:color w:val="C00000"/>
+              </w:rPr>
+              <w:t xml:space="preserve">   (Ch. 2 Assignment &amp; Quiz#2 due 02/07)</w:t>
+            </w:r>
           </w:p>
         </w:tc>
       </w:tr>
@@ -5332,7 +5361,14 @@
               <w:jc w:val="both"/>
             </w:pPr>
             <w:r>
-              <w:t>1st Exam: Ch. 1 &amp; 2   (IN PERSON — bring laptop &amp; student ID)</w:t>
+              <w:t>1st Exam: Ch. 1 &amp; 2</w:t>
+            </w:r>
+            <w:r>
+              <w:rPr>
+                <w:b/>
+                <w:color w:val="0070C0"/>
+              </w:rPr>
+              <w:t xml:space="preserve">   (IN PERSON — bring laptop &amp; student ID)</w:t>
             </w:r>
           </w:p>
         </w:tc>
@@ -5662,6 +5698,13 @@
             <w:r>
               <w:t>Ch. 4 — Completing the Accounting Cycle</w:t>
             </w:r>
+            <w:r>
+              <w:rPr>
+                <w:b/>
+                <w:color w:val="C00000"/>
+              </w:rPr>
+              <w:t xml:space="preserve">   (Ch. 3 Assignment &amp; Quiz#3 due 02/28)</w:t>
+            </w:r>
           </w:p>
         </w:tc>
       </w:tr>
@@ -5826,6 +5869,13 @@
             <w:r>
               <w:t>Ch. 4 — Completing the Accounting Cycle</w:t>
             </w:r>
+            <w:r>
+              <w:rPr>
+                <w:b/>
+                <w:color w:val="C00000"/>
+              </w:rPr>
+              <w:t xml:space="preserve">   (Ch. 4 Assignment &amp; Quiz#4 due 03/07)</w:t>
+            </w:r>
           </w:p>
         </w:tc>
       </w:tr>
@@ -5988,7 +6038,14 @@
               <w:jc w:val="both"/>
             </w:pPr>
             <w:r>
-              <w:t>2nd Exam: Ch. 3 &amp; 4   (IN PERSON — bring laptop &amp; student ID)</w:t>
+              <w:t>2nd Exam: Ch. 3 &amp; 4</w:t>
+            </w:r>
+            <w:r>
+              <w:rPr>
+                <w:b/>
+                <w:color w:val="0070C0"/>
+              </w:rPr>
+              <w:t xml:space="preserve">   (IN PERSON — bring laptop &amp; student ID)</w:t>
             </w:r>
           </w:p>
         </w:tc>
@@ -6154,6 +6211,13 @@
             <w:r>
               <w:t>Ch. 5 — Merchandising Operations</w:t>
             </w:r>
+            <w:r>
+              <w:rPr>
+                <w:b/>
+                <w:color w:val="C00000"/>
+              </w:rPr>
+              <w:t xml:space="preserve">   (Ch. 5 Assignment &amp; Quiz#5 due 03/21)</w:t>
+            </w:r>
           </w:p>
         </w:tc>
       </w:tr>
@@ -6316,7 +6380,21 @@
               <w:jc w:val="both"/>
             </w:pPr>
             <w:r>
-              <w:t>Ch. 6 — Merchandise Inventory   (03/24 — Last day to withdraw with a “W”)</w:t>
+              <w:t>Ch. 6 — Merchandise Inventory</w:t>
+            </w:r>
+            <w:r>
+              <w:rPr>
+                <w:b/>
+                <w:color w:val="C00000"/>
+              </w:rPr>
+              <w:t xml:space="preserve">   (Ch. 6 Assignment &amp; Quiz#6 due 03/28)</w:t>
+            </w:r>
+            <w:r>
+              <w:rPr>
+                <w:b/>
+                <w:color w:val="00B050"/>
+              </w:rPr>
+              <w:t xml:space="preserve">   (03/24 — Last day to withdraw with a “W”)</w:t>
             </w:r>
           </w:p>
         </w:tc>
@@ -6482,6 +6560,13 @@
             <w:r>
               <w:t>Ch. 8 — Receivables</w:t>
             </w:r>
+            <w:r>
+              <w:rPr>
+                <w:b/>
+                <w:color w:val="C00000"/>
+              </w:rPr>
+              <w:t xml:space="preserve">   (Ch. 7 Assignment &amp; Quiz#7 due 04/04; Ch. 8 Assignment &amp; Quiz#8 due 04/11)</w:t>
+            </w:r>
           </w:p>
         </w:tc>
       </w:tr>
@@ -6502,6 +6587,8 @@
             <w:r>
               <w:rPr>
                 <w:rFonts w:hint="eastAsia"/>
+                <w:b/>
+                <w:color w:val="3333FF"/>
                 <w:sz w:val="22"/>
                 <w:szCs w:val="22"/>
                 <w:lang w:eastAsia="ko-KR"/>
@@ -6526,6 +6613,8 @@
             </w:pPr>
             <w:r>
               <w:rPr>
+                <w:b/>
+                <w:color w:val="3333FF"/>
                 <w:sz w:val="22"/>
                 <w:szCs w:val="22"/>
               </w:rPr>
@@ -6562,6 +6651,10 @@
               <w:jc w:val="both"/>
             </w:pPr>
             <w:r>
+              <w:rPr>
+                <w:b/>
+                <w:color w:val="3333FF"/>
+              </w:rPr>
               <w:t>Spring Break — no classes</w:t>
             </w:r>
           </w:p>
@@ -6584,6 +6677,8 @@
             <w:r>
               <w:rPr>
                 <w:rFonts w:hint="eastAsia"/>
+                <w:b/>
+                <w:color w:val="3333FF"/>
                 <w:sz w:val="22"/>
                 <w:szCs w:val="22"/>
                 <w:lang w:eastAsia="ko-KR"/>
@@ -6608,6 +6703,8 @@
             </w:pPr>
             <w:r>
               <w:rPr>
+                <w:b/>
+                <w:color w:val="3333FF"/>
                 <w:sz w:val="22"/>
                 <w:szCs w:val="22"/>
               </w:rPr>
@@ -6644,6 +6741,10 @@
               <w:jc w:val="both"/>
             </w:pPr>
             <w:r>
+              <w:rPr>
+                <w:b/>
+                <w:color w:val="3333FF"/>
+              </w:rPr>
               <w:t>Spring Break — no classes</w:t>
             </w:r>
           </w:p>
@@ -6808,7 +6909,14 @@
               <w:jc w:val="both"/>
             </w:pPr>
             <w:r>
-              <w:t>3rd Exam: Ch. 5, 6, 7 &amp; 8   (IN PERSON — bring laptop &amp; student ID)</w:t>
+              <w:t>3rd Exam: Ch. 5, 6, 7 &amp; 8</w:t>
+            </w:r>
+            <w:r>
+              <w:rPr>
+                <w:b/>
+                <w:color w:val="0070C0"/>
+              </w:rPr>
+              <w:t xml:space="preserve">   (IN PERSON — bring laptop &amp; student ID)</w:t>
             </w:r>
           </w:p>
         </w:tc>
@@ -6974,6 +7082,13 @@
             <w:r>
               <w:t>Ch. 11 — Current Liabilities</w:t>
             </w:r>
+            <w:r>
+              <w:rPr>
+                <w:b/>
+                <w:color w:val="C00000"/>
+              </w:rPr>
+              <w:t xml:space="preserve">   (Ch. 9 Assignment &amp; Quiz#9 due 04/25; Ch. 11 Assignment &amp; Quiz#10 due 04/25)</w:t>
+            </w:r>
           </w:p>
         </w:tc>
       </w:tr>
@@ -7138,6 +7253,13 @@
             <w:r>
               <w:t>Ch. 13 — Stockholders' Equity; Comprehensive Course Review</w:t>
             </w:r>
+            <w:r>
+              <w:rPr>
+                <w:b/>
+                <w:color w:val="C00000"/>
+              </w:rPr>
+              <w:t xml:space="preserve">   (Ch. 12 Assignment &amp; Quiz#11 due 05/02; Ch. 13 Assignment &amp; Quiz#12 due 05/02)</w:t>
+            </w:r>
           </w:p>
         </w:tc>
       </w:tr>
@@ -7218,7 +7340,14 @@
               <w:jc w:val="both"/>
             </w:pPr>
             <w:r>
-              <w:t>Comprehensive Final Exam: Ch. 1–9, 11, 12 &amp; 13 (final-exam week)   (IN PERSON — bring laptop &amp; student ID)</w:t>
+              <w:t>Comprehensive Final Exam: Ch. 1–9, 11, 12 &amp; 13 (final-exam week)</w:t>
+            </w:r>
+            <w:r>
+              <w:rPr>
+                <w:b/>
+                <w:color w:val="0070C0"/>
+              </w:rPr>
+              <w:t xml:space="preserve">   (IN PERSON — bring laptop &amp; student ID)</w:t>
             </w:r>
           </w:p>
         </w:tc>
@@ -7350,7 +7479,6 @@
       <w:pPr>
         <w:pStyle w:val="ListParagraph"/>
         <w:spacing w:line="360" w:lineRule="auto"/>
-        <w:ind w:left="432"/>
         <w:rPr>
           <w:b/>
           <w:bCs/>
@@ -7381,7 +7509,6 @@
       <w:pPr>
         <w:pStyle w:val="ListParagraph"/>
         <w:spacing w:line="360" w:lineRule="auto"/>
-        <w:ind w:left="432"/>
         <w:rPr>
           <w:sz w:val="22"/>
           <w:szCs w:val="22"/>
@@ -7413,7 +7540,7 @@
       <w:pPr>
         <w:pStyle w:val="ListParagraph"/>
         <w:spacing w:line="360" w:lineRule="auto"/>
-        <w:ind w:left="864"/>
+        <w:ind w:left="1440"/>
         <w:rPr>
           <w:sz w:val="22"/>
           <w:szCs w:val="22"/>
@@ -7440,7 +7567,7 @@
       <w:pPr>
         <w:pStyle w:val="ListParagraph"/>
         <w:spacing w:line="360" w:lineRule="auto"/>
-        <w:ind w:left="864"/>
+        <w:ind w:left="1440"/>
         <w:rPr>
           <w:sz w:val="22"/>
           <w:szCs w:val="22"/>
@@ -7458,7 +7585,6 @@
       <w:pPr>
         <w:pStyle w:val="ListParagraph"/>
         <w:spacing w:line="360" w:lineRule="auto"/>
-        <w:ind w:left="432"/>
         <w:rPr>
           <w:b/>
           <w:bCs/>
@@ -7484,7 +7610,6 @@
       <w:pPr>
         <w:pStyle w:val="ListParagraph"/>
         <w:spacing w:line="360" w:lineRule="auto"/>
-        <w:ind w:left="432"/>
         <w:rPr>
           <w:sz w:val="22"/>
           <w:szCs w:val="22"/>
@@ -7532,7 +7657,7 @@
       <w:pPr>
         <w:pStyle w:val="ListParagraph"/>
         <w:spacing w:line="360" w:lineRule="auto"/>
-        <w:ind w:left="864"/>
+        <w:ind w:left="1440"/>
         <w:rPr>
           <w:sz w:val="22"/>
           <w:szCs w:val="22"/>
@@ -7575,7 +7700,7 @@
       <w:pPr>
         <w:pStyle w:val="ListParagraph"/>
         <w:spacing w:line="360" w:lineRule="auto"/>
-        <w:ind w:left="864"/>
+        <w:ind w:left="1440"/>
         <w:rPr>
           <w:sz w:val="22"/>
           <w:szCs w:val="22"/>
@@ -7593,7 +7718,6 @@
       <w:pPr>
         <w:pStyle w:val="ListParagraph"/>
         <w:spacing w:line="360" w:lineRule="auto"/>
-        <w:ind w:left="432"/>
         <w:rPr>
           <w:b/>
           <w:bCs/>
@@ -7618,7 +7742,6 @@
     <w:p>
       <w:pPr>
         <w:spacing w:line="360" w:lineRule="auto"/>
-        <w:ind w:left="432"/>
         <w:rPr>
           <w:sz w:val="22"/>
           <w:szCs w:val="22"/>
@@ -8520,6 +8643,29 @@
       <w:szCs w:val="28"/>
     </w:rPr>
   </w:style>
+  <w:style w:type="paragraph" w:customStyle="1" w:styleId="Heading11">
+    <w:name w:val="Heading 11"/>
+    <w:basedOn w:val="Normal"/>
+    <w:pPr>
+      <w:spacing w:before="240" w:after="120"/>
+      <w:outlineLvl w:val="0"/>
+    </w:pPr>
+    <w:rPr>
+      <w:b/>
+      <w:sz w:val="32"/>
+    </w:rPr>
+  </w:style>
+  <w:style w:type="paragraph" w:styleId="ListParagraph">
+    <w:name w:val="List Paragraph"/>
+    <w:basedOn w:val="Normal"/>
+    <w:uiPriority w:val="34"/>
+    <w:qFormat/>
+    <w:rsid w:val="001B4EA4"/>
+    <w:pPr>
+      <w:ind w:left="720"/>
+      <w:contextualSpacing/>
+    </w:pPr>
+  </w:style>
 </w:styles>
 </file>
 

--- a/2027spring/ACCT2101_Spring2027 Course Schedule.docx
+++ b/2027spring/ACCT2101_Spring2027 Course Schedule.docx
@@ -525,7 +525,7 @@
           <w:sz w:val="22"/>
           <w:szCs w:val="22"/>
         </w:rPr>
-        <w:t xml:space="preserve">        •  Wednesday, February 10, 2027 — 1st Exam — Ch 1 &amp; 2 (+ Ch1-2 Practice Test due)</w:t>
+        <w:t xml:space="preserve">        •  Wednesday, February 10, 2027 — 1st Exam — Ch 1 &amp; 2</w:t>
       </w:r>
       <w:r>
         <w:rPr>
@@ -1247,7 +1247,7 @@
                 <w:sz w:val="24"/>
                 <w:szCs w:val="24"/>
               </w:rPr>
-              <w:t>24 (Sun)</w:t>
+              <w:t>13 (Wed)</w:t>
             </w:r>
           </w:p>
         </w:tc>
@@ -1277,7 +1277,7 @@
                 <w:sz w:val="24"/>
                 <w:szCs w:val="24"/>
               </w:rPr>
-              <w:t>Ch. 1 Graded Assignment &amp; Quiz#1</w:t>
+              <w:t>First day of class — ATTEND IN PERSON (up to 20 bonus points; if you cannot attend, reply to the instructor's welcome email by January 19, 2027)</w:t>
             </w:r>
             <w:r>
               <w:rPr>
@@ -1348,7 +1348,7 @@
                 <w:sz w:val="24"/>
                 <w:szCs w:val="24"/>
               </w:rPr>
-              <w:t>L.O. 1–6</w:t>
+              <w:t>—</w:t>
             </w:r>
           </w:p>
         </w:tc>
@@ -1378,7 +1378,7 @@
                 <w:sz w:val="24"/>
                 <w:szCs w:val="24"/>
               </w:rPr>
-              <w:t>1–4</w:t>
+              <w:t>—</w:t>
             </w:r>
           </w:p>
         </w:tc>
@@ -1408,7 +1408,7 @@
                 <w:sz w:val="24"/>
                 <w:szCs w:val="24"/>
               </w:rPr>
-              <w:t>Online</w:t>
+              <w:t>IN PERSON</w:t>
             </w:r>
           </w:p>
         </w:tc>
@@ -1444,7 +1444,7 @@
                 <w:sz w:val="24"/>
                 <w:szCs w:val="24"/>
               </w:rPr>
-              <w:t>Feb</w:t>
+              <w:t>Jan</w:t>
             </w:r>
           </w:p>
         </w:tc>
@@ -1476,7 +1476,7 @@
                 <w:sz w:val="24"/>
                 <w:szCs w:val="24"/>
               </w:rPr>
-              <w:t>7 (Sun)</w:t>
+              <w:t>24 (Sun)</w:t>
             </w:r>
           </w:p>
         </w:tc>
@@ -1506,7 +1506,7 @@
                 <w:sz w:val="24"/>
                 <w:szCs w:val="24"/>
               </w:rPr>
-              <w:t>Ch. 2 Graded Assignment &amp; Quiz#2</w:t>
+              <w:t>Ch. 1 Graded Assignment &amp; Quiz#1</w:t>
             </w:r>
             <w:r>
               <w:rPr>
@@ -1607,7 +1607,7 @@
                 <w:sz w:val="24"/>
                 <w:szCs w:val="24"/>
               </w:rPr>
-              <w:t>5–8</w:t>
+              <w:t>1–4</w:t>
             </w:r>
           </w:p>
         </w:tc>
@@ -1649,6 +1649,464 @@
         <w:tc>
           <w:tcPr>
             <w:tcW w:w="840" w:type="dxa"/>
+            <w:vMerge w:val="restart"/>
+            <w:tcBorders>
+              <w:top w:val="single" w:sz="12" w:space="0" w:color="auto"/>
+            </w:tcBorders>
+            <w:vAlign w:val="center"/>
+          </w:tcPr>
+          <w:p>
+            <w:pPr>
+              <w:jc w:val="center"/>
+              <w:rPr>
+                <w:rFonts w:ascii="Arial" w:hAnsi="Arial" w:cs="Arial"/>
+                <w:iCs/>
+                <w:sz w:val="24"/>
+                <w:szCs w:val="24"/>
+              </w:rPr>
+            </w:pPr>
+            <w:r>
+              <w:rPr>
+                <w:rFonts w:ascii="Arial" w:eastAsia="Verdana" w:hAnsi="Arial" w:cs="Arial"/>
+                <w:iCs/>
+                <w:position w:val="-1"/>
+                <w:sz w:val="24"/>
+                <w:szCs w:val="24"/>
+              </w:rPr>
+              <w:t>Feb</w:t>
+            </w:r>
+          </w:p>
+        </w:tc>
+        <w:tc>
+          <w:tcPr>
+            <w:tcW w:w="1440" w:type="dxa"/>
+            <w:vMerge w:val="restart"/>
+            <w:tcBorders>
+              <w:top w:val="single" w:sz="12" w:space="0" w:color="auto"/>
+            </w:tcBorders>
+            <w:vAlign w:val="center"/>
+          </w:tcPr>
+          <w:p>
+            <w:pPr>
+              <w:jc w:val="center"/>
+              <w:rPr>
+                <w:rFonts w:ascii="Arial" w:hAnsi="Arial" w:cs="Arial"/>
+                <w:bCs/>
+                <w:iCs/>
+                <w:sz w:val="24"/>
+                <w:szCs w:val="24"/>
+              </w:rPr>
+            </w:pPr>
+            <w:r>
+              <w:rPr>
+                <w:rFonts w:ascii="Arial" w:hAnsi="Arial" w:cs="Arial"/>
+                <w:bCs/>
+                <w:iCs/>
+                <w:sz w:val="24"/>
+                <w:szCs w:val="24"/>
+              </w:rPr>
+              <w:t>7 (Sun)</w:t>
+            </w:r>
+          </w:p>
+        </w:tc>
+        <w:tc>
+          <w:tcPr>
+            <w:tcW w:w="4840" w:type="dxa"/>
+            <w:tcBorders>
+              <w:top w:val="single" w:sz="12" w:space="0" w:color="auto"/>
+            </w:tcBorders>
+            <w:vAlign w:val="center"/>
+          </w:tcPr>
+          <w:p>
+            <w:pPr>
+              <w:spacing w:before="29" w:line="200" w:lineRule="exact"/>
+              <w:rPr>
+                <w:rFonts w:ascii="Arial" w:eastAsia="Verdana" w:hAnsi="Arial" w:cs="Arial"/>
+                <w:position w:val="-1"/>
+                <w:sz w:val="24"/>
+                <w:szCs w:val="24"/>
+                <w:lang w:eastAsia="ko-KR"/>
+              </w:rPr>
+            </w:pPr>
+            <w:r>
+              <w:rPr>
+                <w:rFonts w:ascii="Arial" w:eastAsia="Verdana" w:hAnsi="Arial" w:cs="Arial"/>
+                <w:position w:val="-1"/>
+                <w:sz w:val="24"/>
+                <w:szCs w:val="24"/>
+              </w:rPr>
+              <w:t>Ch. 2 Graded Assignment &amp; Quiz#2</w:t>
+            </w:r>
+            <w:r>
+              <w:rPr>
+                <w:rFonts w:ascii="Arial" w:eastAsia="Verdana" w:hAnsi="Arial" w:cs="Arial"/>
+                <w:position w:val="-1"/>
+                <w:sz w:val="24"/>
+                <w:szCs w:val="24"/>
+              </w:rPr>
+            </w:r>
+            <w:r>
+              <w:rPr>
+                <w:rFonts w:ascii="Arial" w:eastAsia="Verdana" w:hAnsi="Arial" w:cs="Arial"/>
+                <w:position w:val="-1"/>
+                <w:sz w:val="24"/>
+                <w:szCs w:val="24"/>
+              </w:rPr>
+            </w:r>
+            <w:r>
+              <w:rPr>
+                <w:rFonts w:ascii="Arial" w:eastAsia="Verdana" w:hAnsi="Arial" w:cs="Arial"/>
+                <w:position w:val="-1"/>
+                <w:sz w:val="24"/>
+                <w:szCs w:val="24"/>
+              </w:rPr>
+            </w:r>
+            <w:r>
+              <w:rPr>
+                <w:rFonts w:ascii="맑은 고딕" w:eastAsia="맑은 고딕" w:hAnsi="맑은 고딕" w:cs="맑은 고딕" w:hint="eastAsia"/>
+                <w:position w:val="-1"/>
+                <w:sz w:val="24"/>
+                <w:szCs w:val="24"/>
+                <w:lang w:eastAsia="ko-KR"/>
+              </w:rPr>
+            </w:r>
+            <w:r>
+              <w:rPr>
+                <w:rFonts w:ascii="맑은 고딕" w:eastAsia="맑은 고딕" w:hAnsi="맑은 고딕" w:cs="맑은 고딕"/>
+                <w:position w:val="-1"/>
+                <w:sz w:val="24"/>
+                <w:szCs w:val="24"/>
+                <w:lang w:eastAsia="ko-KR"/>
+              </w:rPr>
+            </w:r>
+          </w:p>
+        </w:tc>
+        <w:tc>
+          <w:tcPr>
+            <w:tcW w:w="1340" w:type="dxa"/>
+            <w:tcBorders>
+              <w:top w:val="single" w:sz="12" w:space="0" w:color="auto"/>
+            </w:tcBorders>
+            <w:vAlign w:val="center"/>
+          </w:tcPr>
+          <w:p>
+            <w:pPr>
+              <w:jc w:val="center"/>
+              <w:rPr>
+                <w:rFonts w:ascii="Arial" w:eastAsia="Verdana" w:hAnsi="Arial" w:cs="Arial"/>
+                <w:position w:val="-1"/>
+                <w:sz w:val="24"/>
+                <w:szCs w:val="24"/>
+              </w:rPr>
+            </w:pPr>
+            <w:r>
+              <w:rPr>
+                <w:rFonts w:ascii="Arial" w:eastAsia="Verdana" w:hAnsi="Arial" w:cs="Arial"/>
+                <w:position w:val="-1"/>
+                <w:sz w:val="24"/>
+                <w:szCs w:val="24"/>
+              </w:rPr>
+              <w:t>L.O. 1–6</w:t>
+            </w:r>
+          </w:p>
+        </w:tc>
+        <w:tc>
+          <w:tcPr>
+            <w:tcW w:w="1160" w:type="dxa"/>
+            <w:tcBorders>
+              <w:top w:val="single" w:sz="12" w:space="0" w:color="auto"/>
+            </w:tcBorders>
+            <w:vAlign w:val="center"/>
+          </w:tcPr>
+          <w:p>
+            <w:pPr>
+              <w:spacing w:before="29" w:line="200" w:lineRule="exact"/>
+              <w:jc w:val="center"/>
+              <w:rPr>
+                <w:rFonts w:ascii="Arial" w:eastAsia="Verdana" w:hAnsi="Arial" w:cs="Arial"/>
+                <w:position w:val="-1"/>
+                <w:sz w:val="24"/>
+                <w:szCs w:val="24"/>
+              </w:rPr>
+            </w:pPr>
+            <w:r>
+              <w:rPr>
+                <w:rFonts w:ascii="Arial" w:eastAsia="Verdana" w:hAnsi="Arial" w:cs="Arial"/>
+                <w:position w:val="-1"/>
+                <w:sz w:val="24"/>
+                <w:szCs w:val="24"/>
+              </w:rPr>
+              <w:t>5–8</w:t>
+            </w:r>
+          </w:p>
+        </w:tc>
+        <w:tc>
+          <w:tcPr>
+            <w:tcW w:w="1160" w:type="dxa"/>
+            <w:tcBorders>
+              <w:top w:val="single" w:sz="12" w:space="0" w:color="auto"/>
+            </w:tcBorders>
+            <w:vAlign w:val="center"/>
+          </w:tcPr>
+          <w:p>
+            <w:pPr>
+              <w:spacing w:before="29" w:line="200" w:lineRule="exact"/>
+              <w:jc w:val="center"/>
+              <w:rPr>
+                <w:rFonts w:ascii="Arial" w:eastAsia="Verdana" w:hAnsi="Arial" w:cs="Arial"/>
+                <w:position w:val="-1"/>
+                <w:sz w:val="24"/>
+                <w:szCs w:val="24"/>
+              </w:rPr>
+            </w:pPr>
+            <w:r>
+              <w:rPr>
+                <w:rFonts w:ascii="Arial" w:eastAsia="Verdana" w:hAnsi="Arial" w:cs="Arial"/>
+                <w:position w:val="-1"/>
+                <w:sz w:val="24"/>
+                <w:szCs w:val="24"/>
+              </w:rPr>
+              <w:t>Online</w:t>
+            </w:r>
+          </w:p>
+        </w:tc>
+      </w:tr>
+      <w:tr>
+        <w:trPr>
+          <w:trHeight w:val="488"/>
+        </w:trPr>
+        <w:tc>
+          <w:tcPr>
+            <w:tcW w:w="840" w:type="dxa"/>
+            <w:vMerge w:val="restart"/>
+            <w:tcBorders>
+              <w:top w:val="single" w:sz="12" w:space="0" w:color="auto"/>
+            </w:tcBorders>
+            <w:vAlign w:val="center"/>
+          </w:tcPr>
+          <w:p>
+            <w:pPr>
+              <w:jc w:val="center"/>
+              <w:rPr>
+                <w:rFonts w:ascii="Arial" w:hAnsi="Arial" w:cs="Arial"/>
+                <w:iCs/>
+                <w:sz w:val="24"/>
+                <w:szCs w:val="24"/>
+              </w:rPr>
+            </w:pPr>
+            <w:r>
+              <w:rPr>
+                <w:rFonts w:ascii="Arial" w:eastAsia="Verdana" w:hAnsi="Arial" w:cs="Arial"/>
+                <w:iCs/>
+                <w:position w:val="-1"/>
+                <w:sz w:val="24"/>
+                <w:szCs w:val="24"/>
+              </w:rPr>
+              <w:t>Feb</w:t>
+            </w:r>
+          </w:p>
+        </w:tc>
+        <w:tc>
+          <w:tcPr>
+            <w:tcW w:w="1440" w:type="dxa"/>
+            <w:vMerge w:val="restart"/>
+            <w:tcBorders>
+              <w:top w:val="single" w:sz="12" w:space="0" w:color="auto"/>
+            </w:tcBorders>
+            <w:vAlign w:val="center"/>
+          </w:tcPr>
+          <w:p>
+            <w:pPr>
+              <w:jc w:val="center"/>
+              <w:rPr>
+                <w:rFonts w:ascii="Arial" w:hAnsi="Arial" w:cs="Arial"/>
+                <w:bCs/>
+                <w:iCs/>
+                <w:sz w:val="24"/>
+                <w:szCs w:val="24"/>
+              </w:rPr>
+            </w:pPr>
+            <w:r>
+              <w:rPr>
+                <w:rFonts w:ascii="Arial" w:hAnsi="Arial" w:cs="Arial"/>
+                <w:bCs/>
+                <w:iCs/>
+                <w:sz w:val="24"/>
+                <w:szCs w:val="24"/>
+              </w:rPr>
+              <w:t>9 (Tue)</w:t>
+            </w:r>
+          </w:p>
+        </w:tc>
+        <w:tc>
+          <w:tcPr>
+            <w:tcW w:w="4840" w:type="dxa"/>
+            <w:tcBorders>
+              <w:top w:val="single" w:sz="12" w:space="0" w:color="auto"/>
+            </w:tcBorders>
+            <w:vAlign w:val="center"/>
+          </w:tcPr>
+          <w:p>
+            <w:pPr>
+              <w:spacing w:before="29" w:line="200" w:lineRule="exact"/>
+              <w:rPr>
+                <w:rFonts w:ascii="Arial" w:eastAsia="Verdana" w:hAnsi="Arial" w:cs="Arial"/>
+                <w:position w:val="-1"/>
+                <w:sz w:val="24"/>
+                <w:szCs w:val="24"/>
+                <w:lang w:eastAsia="ko-KR"/>
+              </w:rPr>
+            </w:pPr>
+            <w:r>
+              <w:rPr>
+                <w:rFonts w:ascii="Arial" w:eastAsia="Verdana" w:hAnsi="Arial" w:cs="Arial"/>
+                <w:position w:val="-1"/>
+                <w:sz w:val="24"/>
+                <w:szCs w:val="24"/>
+              </w:rPr>
+              <w:t>“Ch1-2-practice-test” — email your encrypted result to sapark@augusta.edu (100 points; one submission per student)</w:t>
+            </w:r>
+            <w:r>
+              <w:rPr>
+                <w:rFonts w:ascii="Arial" w:eastAsia="Verdana" w:hAnsi="Arial" w:cs="Arial"/>
+                <w:position w:val="-1"/>
+                <w:sz w:val="24"/>
+                <w:szCs w:val="24"/>
+              </w:rPr>
+            </w:r>
+            <w:r>
+              <w:rPr>
+                <w:rFonts w:ascii="Arial" w:eastAsia="Verdana" w:hAnsi="Arial" w:cs="Arial"/>
+                <w:position w:val="-1"/>
+                <w:sz w:val="24"/>
+                <w:szCs w:val="24"/>
+              </w:rPr>
+            </w:r>
+            <w:r>
+              <w:rPr>
+                <w:rFonts w:ascii="Arial" w:eastAsia="Verdana" w:hAnsi="Arial" w:cs="Arial"/>
+                <w:position w:val="-1"/>
+                <w:sz w:val="24"/>
+                <w:szCs w:val="24"/>
+              </w:rPr>
+            </w:r>
+            <w:r>
+              <w:rPr>
+                <w:rFonts w:ascii="맑은 고딕" w:eastAsia="맑은 고딕" w:hAnsi="맑은 고딕" w:cs="맑은 고딕" w:hint="eastAsia"/>
+                <w:position w:val="-1"/>
+                <w:sz w:val="24"/>
+                <w:szCs w:val="24"/>
+                <w:lang w:eastAsia="ko-KR"/>
+              </w:rPr>
+            </w:r>
+            <w:r>
+              <w:rPr>
+                <w:rFonts w:ascii="맑은 고딕" w:eastAsia="맑은 고딕" w:hAnsi="맑은 고딕" w:cs="맑은 고딕"/>
+                <w:position w:val="-1"/>
+                <w:sz w:val="24"/>
+                <w:szCs w:val="24"/>
+                <w:lang w:eastAsia="ko-KR"/>
+              </w:rPr>
+            </w:r>
+          </w:p>
+        </w:tc>
+        <w:tc>
+          <w:tcPr>
+            <w:tcW w:w="1340" w:type="dxa"/>
+            <w:tcBorders>
+              <w:top w:val="single" w:sz="12" w:space="0" w:color="auto"/>
+            </w:tcBorders>
+            <w:vAlign w:val="center"/>
+          </w:tcPr>
+          <w:p>
+            <w:pPr>
+              <w:jc w:val="center"/>
+              <w:rPr>
+                <w:rFonts w:ascii="Arial" w:eastAsia="Verdana" w:hAnsi="Arial" w:cs="Arial"/>
+                <w:position w:val="-1"/>
+                <w:sz w:val="24"/>
+                <w:szCs w:val="24"/>
+              </w:rPr>
+            </w:pPr>
+            <w:r>
+              <w:rPr>
+                <w:rFonts w:ascii="Arial" w:eastAsia="Verdana" w:hAnsi="Arial" w:cs="Arial"/>
+                <w:position w:val="-1"/>
+                <w:sz w:val="24"/>
+                <w:szCs w:val="24"/>
+              </w:rPr>
+              <w:t>—</w:t>
+            </w:r>
+          </w:p>
+        </w:tc>
+        <w:tc>
+          <w:tcPr>
+            <w:tcW w:w="1160" w:type="dxa"/>
+            <w:tcBorders>
+              <w:top w:val="single" w:sz="12" w:space="0" w:color="auto"/>
+            </w:tcBorders>
+            <w:vAlign w:val="center"/>
+          </w:tcPr>
+          <w:p>
+            <w:pPr>
+              <w:spacing w:before="29" w:line="200" w:lineRule="exact"/>
+              <w:jc w:val="center"/>
+              <w:rPr>
+                <w:rFonts w:ascii="Arial" w:eastAsia="Verdana" w:hAnsi="Arial" w:cs="Arial"/>
+                <w:position w:val="-1"/>
+                <w:sz w:val="24"/>
+                <w:szCs w:val="24"/>
+              </w:rPr>
+            </w:pPr>
+            <w:r>
+              <w:rPr>
+                <w:rFonts w:ascii="Arial" w:eastAsia="Verdana" w:hAnsi="Arial" w:cs="Arial"/>
+                <w:position w:val="-1"/>
+                <w:sz w:val="24"/>
+                <w:szCs w:val="24"/>
+              </w:rPr>
+              <w:t>—</w:t>
+            </w:r>
+          </w:p>
+        </w:tc>
+        <w:tc>
+          <w:tcPr>
+            <w:tcW w:w="1160" w:type="dxa"/>
+            <w:tcBorders>
+              <w:top w:val="single" w:sz="12" w:space="0" w:color="auto"/>
+            </w:tcBorders>
+            <w:vAlign w:val="center"/>
+          </w:tcPr>
+          <w:p>
+            <w:pPr>
+              <w:spacing w:before="29" w:line="200" w:lineRule="exact"/>
+              <w:jc w:val="center"/>
+              <w:rPr>
+                <w:rFonts w:ascii="Arial" w:eastAsia="Verdana" w:hAnsi="Arial" w:cs="Arial"/>
+                <w:position w:val="-1"/>
+                <w:sz w:val="24"/>
+                <w:szCs w:val="24"/>
+              </w:rPr>
+            </w:pPr>
+            <w:r>
+              <w:rPr>
+                <w:rFonts w:ascii="Arial" w:eastAsia="Verdana" w:hAnsi="Arial" w:cs="Arial"/>
+                <w:position w:val="-1"/>
+                <w:sz w:val="24"/>
+                <w:szCs w:val="24"/>
+              </w:rPr>
+              <w:t>Online</w:t>
+            </w:r>
+          </w:p>
+        </w:tc>
+      </w:tr>
+      <w:tr>
+        <w:trPr>
+          <w:trHeight w:val="488"/>
+        </w:trPr>
+        <w:tc>
+          <w:tcPr>
+            <w:tcW w:w="840" w:type="dxa"/>
             <w:vAlign w:val="center"/>
             <w:shd w:val="clear" w:color="auto" w:fill="FFFF00"/>
           </w:tcPr>
@@ -1735,7 +2193,7 @@
                 <w:sz w:val="24"/>
                 <w:szCs w:val="24"/>
               </w:rPr>
-              <w:t>1st Exam: Ch 1 &amp; 2 + “Ch1-2-practice-test”  [IN PERSON]</w:t>
+              <w:t>1st Exam: Ch 1 &amp; 2  [IN PERSON]</w:t>
             </w:r>
             <w:r>
               <w:rPr>

--- a/2027spring/ACCT2101_Spring2027 Course Schedule.docx
+++ b/2027spring/ACCT2101_Spring2027 Course Schedule.docx
@@ -1964,7 +1964,7 @@
                 <w:sz w:val="24"/>
                 <w:szCs w:val="24"/>
               </w:rPr>
-              <w:t>“Ch1-2-practice-test” — email your encrypted result to sapark@augusta.edu (100 points; one submission per student)</w:t>
+              <w:t>“Ch1-2 Practice” + “Ch1-2 Test” — submit each code in its own D2L folder (100 + 100 points; one submission each; NO LATE SUBMISSIONS)</w:t>
             </w:r>
             <w:r>
               <w:rPr>

--- a/2027spring/ACCT2101_Spring2027 Course Schedule.docx
+++ b/2027spring/ACCT2101_Spring2027 Course Schedule.docx
@@ -1277,7 +1277,7 @@
                 <w:sz w:val="24"/>
                 <w:szCs w:val="24"/>
               </w:rPr>
-              <w:t>First day of class — ATTEND IN PERSON (up to 20 bonus points; if you cannot attend, reply to the instructor's welcome email by January 19, 2027)</w:t>
+              <w:t>First day of class — ATTEND IN PERSON (Allgood Hall; the whole semester is explained here)</w:t>
             </w:r>
             <w:r>
               <w:rPr>
@@ -1409,6 +1409,235 @@
                 <w:szCs w:val="24"/>
               </w:rPr>
               <w:t>IN PERSON</w:t>
+            </w:r>
+          </w:p>
+        </w:tc>
+      </w:tr>
+      <w:tr>
+        <w:trPr>
+          <w:trHeight w:val="488"/>
+        </w:trPr>
+        <w:tc>
+          <w:tcPr>
+            <w:tcW w:w="840" w:type="dxa"/>
+            <w:vMerge w:val="restart"/>
+            <w:tcBorders>
+              <w:top w:val="single" w:sz="12" w:space="0" w:color="auto"/>
+            </w:tcBorders>
+            <w:vAlign w:val="center"/>
+          </w:tcPr>
+          <w:p>
+            <w:pPr>
+              <w:jc w:val="center"/>
+              <w:rPr>
+                <w:rFonts w:ascii="Arial" w:hAnsi="Arial" w:cs="Arial"/>
+                <w:iCs/>
+                <w:sz w:val="24"/>
+                <w:szCs w:val="24"/>
+              </w:rPr>
+            </w:pPr>
+            <w:r>
+              <w:rPr>
+                <w:rFonts w:ascii="Arial" w:eastAsia="Verdana" w:hAnsi="Arial" w:cs="Arial"/>
+                <w:iCs/>
+                <w:position w:val="-1"/>
+                <w:sz w:val="24"/>
+                <w:szCs w:val="24"/>
+              </w:rPr>
+              <w:t>Jan</w:t>
+            </w:r>
+          </w:p>
+        </w:tc>
+        <w:tc>
+          <w:tcPr>
+            <w:tcW w:w="1440" w:type="dxa"/>
+            <w:vMerge w:val="restart"/>
+            <w:tcBorders>
+              <w:top w:val="single" w:sz="12" w:space="0" w:color="auto"/>
+            </w:tcBorders>
+            <w:vAlign w:val="center"/>
+          </w:tcPr>
+          <w:p>
+            <w:pPr>
+              <w:jc w:val="center"/>
+              <w:rPr>
+                <w:rFonts w:ascii="Arial" w:hAnsi="Arial" w:cs="Arial"/>
+                <w:bCs/>
+                <w:iCs/>
+                <w:sz w:val="24"/>
+                <w:szCs w:val="24"/>
+              </w:rPr>
+            </w:pPr>
+            <w:r>
+              <w:rPr>
+                <w:rFonts w:ascii="Arial" w:hAnsi="Arial" w:cs="Arial"/>
+                <w:bCs/>
+                <w:iCs/>
+                <w:sz w:val="24"/>
+                <w:szCs w:val="24"/>
+              </w:rPr>
+              <w:t>19 (Tue)</w:t>
+            </w:r>
+          </w:p>
+        </w:tc>
+        <w:tc>
+          <w:tcPr>
+            <w:tcW w:w="4840" w:type="dxa"/>
+            <w:tcBorders>
+              <w:top w:val="single" w:sz="12" w:space="0" w:color="auto"/>
+            </w:tcBorders>
+            <w:vAlign w:val="center"/>
+          </w:tcPr>
+          <w:p>
+            <w:pPr>
+              <w:spacing w:before="29" w:line="200" w:lineRule="exact"/>
+              <w:rPr>
+                <w:rFonts w:ascii="Arial" w:eastAsia="Verdana" w:hAnsi="Arial" w:cs="Arial"/>
+                <w:position w:val="-1"/>
+                <w:sz w:val="24"/>
+                <w:szCs w:val="24"/>
+                <w:lang w:eastAsia="ko-KR"/>
+              </w:rPr>
+            </w:pPr>
+            <w:r>
+              <w:rPr>
+                <w:rFonts w:ascii="Arial" w:eastAsia="Verdana" w:hAnsi="Arial" w:cs="Arial"/>
+                <w:position w:val="-1"/>
+                <w:sz w:val="24"/>
+                <w:szCs w:val="24"/>
+              </w:rPr>
+              <w:t>Course Start Attestation due on D2L (20 bonus points). REQUIRED — this is how your attendance is recorded. If it is not submitted by 11:59 pm you are counted as never having attended and will be dropped from the course.</w:t>
+            </w:r>
+            <w:r>
+              <w:rPr>
+                <w:rFonts w:ascii="Arial" w:eastAsia="Verdana" w:hAnsi="Arial" w:cs="Arial"/>
+                <w:position w:val="-1"/>
+                <w:sz w:val="24"/>
+                <w:szCs w:val="24"/>
+              </w:rPr>
+            </w:r>
+            <w:r>
+              <w:rPr>
+                <w:rFonts w:ascii="Arial" w:eastAsia="Verdana" w:hAnsi="Arial" w:cs="Arial"/>
+                <w:position w:val="-1"/>
+                <w:sz w:val="24"/>
+                <w:szCs w:val="24"/>
+              </w:rPr>
+            </w:r>
+            <w:r>
+              <w:rPr>
+                <w:rFonts w:ascii="Arial" w:eastAsia="Verdana" w:hAnsi="Arial" w:cs="Arial"/>
+                <w:position w:val="-1"/>
+                <w:sz w:val="24"/>
+                <w:szCs w:val="24"/>
+              </w:rPr>
+            </w:r>
+            <w:r>
+              <w:rPr>
+                <w:rFonts w:ascii="맑은 고딕" w:eastAsia="맑은 고딕" w:hAnsi="맑은 고딕" w:cs="맑은 고딕" w:hint="eastAsia"/>
+                <w:position w:val="-1"/>
+                <w:sz w:val="24"/>
+                <w:szCs w:val="24"/>
+                <w:lang w:eastAsia="ko-KR"/>
+              </w:rPr>
+            </w:r>
+            <w:r>
+              <w:rPr>
+                <w:rFonts w:ascii="맑은 고딕" w:eastAsia="맑은 고딕" w:hAnsi="맑은 고딕" w:cs="맑은 고딕"/>
+                <w:position w:val="-1"/>
+                <w:sz w:val="24"/>
+                <w:szCs w:val="24"/>
+                <w:lang w:eastAsia="ko-KR"/>
+              </w:rPr>
+            </w:r>
+          </w:p>
+        </w:tc>
+        <w:tc>
+          <w:tcPr>
+            <w:tcW w:w="1340" w:type="dxa"/>
+            <w:tcBorders>
+              <w:top w:val="single" w:sz="12" w:space="0" w:color="auto"/>
+            </w:tcBorders>
+            <w:vAlign w:val="center"/>
+          </w:tcPr>
+          <w:p>
+            <w:pPr>
+              <w:jc w:val="center"/>
+              <w:rPr>
+                <w:rFonts w:ascii="Arial" w:eastAsia="Verdana" w:hAnsi="Arial" w:cs="Arial"/>
+                <w:position w:val="-1"/>
+                <w:sz w:val="24"/>
+                <w:szCs w:val="24"/>
+              </w:rPr>
+            </w:pPr>
+            <w:r>
+              <w:rPr>
+                <w:rFonts w:ascii="Arial" w:eastAsia="Verdana" w:hAnsi="Arial" w:cs="Arial"/>
+                <w:position w:val="-1"/>
+                <w:sz w:val="24"/>
+                <w:szCs w:val="24"/>
+              </w:rPr>
+              <w:t>—</w:t>
+            </w:r>
+          </w:p>
+        </w:tc>
+        <w:tc>
+          <w:tcPr>
+            <w:tcW w:w="1160" w:type="dxa"/>
+            <w:tcBorders>
+              <w:top w:val="single" w:sz="12" w:space="0" w:color="auto"/>
+            </w:tcBorders>
+            <w:vAlign w:val="center"/>
+          </w:tcPr>
+          <w:p>
+            <w:pPr>
+              <w:spacing w:before="29" w:line="200" w:lineRule="exact"/>
+              <w:jc w:val="center"/>
+              <w:rPr>
+                <w:rFonts w:ascii="Arial" w:eastAsia="Verdana" w:hAnsi="Arial" w:cs="Arial"/>
+                <w:position w:val="-1"/>
+                <w:sz w:val="24"/>
+                <w:szCs w:val="24"/>
+              </w:rPr>
+            </w:pPr>
+            <w:r>
+              <w:rPr>
+                <w:rFonts w:ascii="Arial" w:eastAsia="Verdana" w:hAnsi="Arial" w:cs="Arial"/>
+                <w:position w:val="-1"/>
+                <w:sz w:val="24"/>
+                <w:szCs w:val="24"/>
+              </w:rPr>
+              <w:t>—</w:t>
+            </w:r>
+          </w:p>
+        </w:tc>
+        <w:tc>
+          <w:tcPr>
+            <w:tcW w:w="1160" w:type="dxa"/>
+            <w:tcBorders>
+              <w:top w:val="single" w:sz="12" w:space="0" w:color="auto"/>
+            </w:tcBorders>
+            <w:vAlign w:val="center"/>
+          </w:tcPr>
+          <w:p>
+            <w:pPr>
+              <w:spacing w:before="29" w:line="200" w:lineRule="exact"/>
+              <w:jc w:val="center"/>
+              <w:rPr>
+                <w:rFonts w:ascii="Arial" w:eastAsia="Verdana" w:hAnsi="Arial" w:cs="Arial"/>
+                <w:position w:val="-1"/>
+                <w:sz w:val="24"/>
+                <w:szCs w:val="24"/>
+              </w:rPr>
+            </w:pPr>
+            <w:r>
+              <w:rPr>
+                <w:rFonts w:ascii="Arial" w:eastAsia="Verdana" w:hAnsi="Arial" w:cs="Arial"/>
+                <w:position w:val="-1"/>
+                <w:sz w:val="24"/>
+                <w:szCs w:val="24"/>
+              </w:rPr>
+              <w:t>Online</w:t>
             </w:r>
           </w:p>
         </w:tc>

--- a/2027spring/ACCT2101_Spring2027 Course Schedule.docx
+++ b/2027spring/ACCT2101_Spring2027 Course Schedule.docx
@@ -1277,7 +1277,7 @@
                 <w:sz w:val="24"/>
                 <w:szCs w:val="24"/>
               </w:rPr>
-              <w:t>First day of class — ATTEND IN PERSON (Allgood Hall; the whole semester is explained here)</w:t>
+              <w:t>First day of class — ATTEND IN PERSON (on campus; the whole semester is explained here)</w:t>
             </w:r>
             <w:r>
               <w:rPr>
